--- a/pr-preview/pr-301/linear-algebra-inner-products-tracked-changes.docx
+++ b/pr-preview/pr-301/linear-algebra-inner-products-tracked-changes.docx
@@ -16,7 +16,7 @@
       </w:pPr>
       <w:del w:id="1" w:author="PR Preview" w:date="2026-01-01T00:00:00Z">
         <w:r>
-          <w:delText xml:space="preserve">Last modified: 2026-10-15 00:49:40 (PDT)</w:delText>
+          <w:delText xml:space="preserve">Last modified: 2026-10-15 08:28:32 (PDT)</w:delText>
         </w:r>
       </w:del>
     </w:p>
@@ -26,7 +26,7 @@
       </w:pPr>
       <w:ins w:id="2" w:author="PR Preview" w:date="2026-01-01T00:00:00Z">
         <w:r>
-          <w:t xml:space="preserve">Last modified: 2026-10-15 02:10:58 (PDT)</w:t>
+          <w:t xml:space="preserve">Last modified: 2026-10-15 08:34:36 (PDT)</w:t>
         </w:r>
       </w:ins>
     </w:p>
@@ -1762,7 +1762,7 @@
         <w:t xml:space="preserve"> </w:t>
       </w:r>
       <w:r>
-        <w:t xml:space="preserve">An</w:t>
+        <w:t xml:space="preserve">A</w:t>
       </w:r>
       <w:r>
         <w:t xml:space="preserve"> </w:t>
@@ -1772,13 +1772,135 @@
           <w:b/>
           <w:bCs/>
         </w:rPr>
-        <w:t xml:space="preserve">inner product space</w:t>
-      </w:r>
-      <w:r>
-        <w:t xml:space="preserve"> </w:t>
-      </w:r>
-      <w:r>
-        <w:t xml:space="preserve">is a vector space equipped with an inner product (</w:t>
+        <w:t xml:space="preserve">real inner product space</w:t>
+      </w:r>
+      <w:r>
+        <w:t xml:space="preserve"> </w:t>
+      </w:r>
+      <w:r>
+        <w:t xml:space="preserve">is a pair</w:t>
+      </w:r>
+      <w:r>
+        <w:t xml:space="preserve"> </w:t>
+      </w:r>
+      <m:oMath>
+        <m:r>
+          <m:rPr>
+            <m:sty m:val="p"/>
+          </m:rPr>
+          <m:t>(</m:t>
+        </m:r>
+        <m:r>
+          <m:t>V</m:t>
+        </m:r>
+        <m:r>
+          <m:rPr>
+            <m:sty m:val="p"/>
+          </m:rPr>
+          <m:t>,</m:t>
+        </m:r>
+        <m:d>
+          <m:dPr>
+            <m:begChr m:val="⟨"/>
+            <m:sepChr m:val=""/>
+            <m:endChr m:val="⟩"/>
+            <m:grow/>
+          </m:dPr>
+          <m:e>
+            <m:r>
+              <m:rPr>
+                <m:sty m:val="p"/>
+              </m:rPr>
+              <m:t>⋅</m:t>
+            </m:r>
+            <m:r>
+              <m:rPr>
+                <m:sty m:val="p"/>
+              </m:rPr>
+              <m:t>,</m:t>
+            </m:r>
+            <m:r>
+              <m:rPr>
+                <m:sty m:val="p"/>
+              </m:rPr>
+              <m:t>⋅</m:t>
+            </m:r>
+          </m:e>
+        </m:d>
+        <m:r>
+          <m:rPr>
+            <m:sty m:val="p"/>
+          </m:rPr>
+          <m:t>)</m:t>
+        </m:r>
+      </m:oMath>
+      <w:r>
+        <w:t xml:space="preserve"> </w:t>
+      </w:r>
+      <w:r>
+        <w:t xml:space="preserve">of a real vector space</w:t>
+      </w:r>
+      <w:r>
+        <w:t xml:space="preserve"> </w:t>
+      </w:r>
+      <m:oMath>
+        <m:r>
+          <m:t>V</m:t>
+        </m:r>
+      </m:oMath>
+      <w:r>
+        <w:t xml:space="preserve"> </w:t>
+      </w:r>
+      <w:r>
+        <w:t xml:space="preserve">and an inner product</w:t>
+      </w:r>
+      <w:r>
+        <w:t xml:space="preserve"> </w:t>
+      </w:r>
+      <m:oMath>
+        <m:d>
+          <m:dPr>
+            <m:begChr m:val="⟨"/>
+            <m:sepChr m:val=""/>
+            <m:endChr m:val="⟩"/>
+            <m:grow/>
+          </m:dPr>
+          <m:e>
+            <m:r>
+              <m:rPr>
+                <m:sty m:val="p"/>
+              </m:rPr>
+              <m:t>⋅</m:t>
+            </m:r>
+            <m:r>
+              <m:rPr>
+                <m:sty m:val="p"/>
+              </m:rPr>
+              <m:t>,</m:t>
+            </m:r>
+            <m:r>
+              <m:rPr>
+                <m:sty m:val="p"/>
+              </m:rPr>
+              <m:t>⋅</m:t>
+            </m:r>
+          </m:e>
+        </m:d>
+      </m:oMath>
+      <w:r>
+        <w:t xml:space="preserve"> </w:t>
+      </w:r>
+      <w:r>
+        <w:t xml:space="preserve">on it,</w:t>
+      </w:r>
+      <w:r>
+        <w:t xml:space="preserve"> </w:t>
+      </w:r>
+      <w:r>
+        <w:t xml:space="preserve">a function with the four properties of</w:t>
+      </w:r>
+      <w:r>
+        <w:t xml:space="preserve"> </w:t>
       </w:r>
       <w:hyperlink w:anchor="def-inner-product">
         <w:r>
@@ -1789,18 +1911,86 @@
         </w:r>
       </w:hyperlink>
       <w:r>
-        <w:t xml:space="preserve">).</w:t>
-      </w:r>
-      <w:r>
-        <w:t xml:space="preserve"> </w:t>
-      </w:r>
-      <w:r>
-        <w:t xml:space="preserve">For vectors in</w:t>
+        <w:t xml:space="preserve">.</w:t>
+      </w:r>
+      <w:r>
+        <w:t xml:space="preserve"> </w:t>
+      </w:r>
+      <w:r>
+        <w:t xml:space="preserve">We say that</w:t>
       </w:r>
       <w:r>
         <w:t xml:space="preserve"> </w:t>
       </w:r>
       <m:oMath>
+        <m:r>
+          <m:t>V</m:t>
+        </m:r>
+      </m:oMath>
+      <w:r>
+        <w:t xml:space="preserve"> </w:t>
+      </w:r>
+      <w:r>
+        <w:t xml:space="preserve">is</w:t>
+      </w:r>
+      <w:r>
+        <w:t xml:space="preserve"> </w:t>
+      </w:r>
+      <w:r>
+        <w:rPr>
+          <w:b/>
+          <w:bCs/>
+        </w:rPr>
+        <w:t xml:space="preserve">equipped with</w:t>
+      </w:r>
+      <w:r>
+        <w:t xml:space="preserve"> </w:t>
+      </w:r>
+      <w:r>
+        <w:t xml:space="preserve">that inner product:</w:t>
+      </w:r>
+      <w:r>
+        <w:t xml:space="preserve"> </w:t>
+      </w:r>
+      <w:r>
+        <w:t xml:space="preserve">the inner product is part of the data of the space,</w:t>
+      </w:r>
+      <w:r>
+        <w:t xml:space="preserve"> </w:t>
+      </w:r>
+      <w:r>
+        <w:t xml:space="preserve">so the same set of vectors with a different inner product is a different inner product space.</w:t>
+      </w:r>
+      <w:r>
+        <w:t xml:space="preserve"> </w:t>
+      </w:r>
+      <w:hyperlink w:anchor="def-inner-product">
+        <w:r>
+          <w:rPr>
+            <w:rStyle w:val="Hyperlink"/>
+          </w:rPr>
+          <w:t xml:space="preserve">Definition 1</w:t>
+        </w:r>
+      </w:hyperlink>
+      <w:r>
+        <w:t xml:space="preserve"> </w:t>
+      </w:r>
+      <w:r>
+        <w:t xml:space="preserve">states the properties for</w:t>
+      </w:r>
+      <w:r>
+        <w:t xml:space="preserve"> </w:t>
+      </w:r>
+      <m:oMath>
+        <m:r>
+          <m:t>V</m:t>
+        </m:r>
+        <m:r>
+          <m:rPr>
+            <m:sty m:val="p"/>
+          </m:rPr>
+          <m:t>=</m:t>
+        </m:r>
         <m:sSup>
           <m:e>
             <m:r>
@@ -1839,7 +2029,66 @@
         <w:t xml:space="preserve"> </w:t>
       </w:r>
       <w:r>
-        <w:t xml:space="preserve">the pair</w:t>
+        <w:t xml:space="preserve">and the same four properties define an inner product on other real vector spaces,</w:t>
+      </w:r>
+      <w:r>
+        <w:t xml:space="preserve"> </w:t>
+      </w:r>
+      <w:r>
+        <w:t xml:space="preserve">such as spaces of matrices or functions.</w:t>
+      </w:r>
+    </w:p>
+    <w:bookmarkEnd w:id="15"/>
+    <w:bookmarkStart w:id="16" w:name="exm-inner-product-space"/>
+    <w:p>
+      <w:pPr>
+        <w:pStyle w:val="BodyText"/>
+      </w:pPr>
+      <w:r>
+        <w:rPr>
+          <w:b/>
+          <w:bCs/>
+        </w:rPr>
+        <w:t xml:space="preserve">Example 2 (Real coordinate space as an inner product space)</w:t>
+      </w:r>
+      <w:r>
+        <w:t xml:space="preserve"> </w:t>
+      </w:r>
+      <w:r>
+        <w:t xml:space="preserve">The Euclidean space</w:t>
+      </w:r>
+      <w:r>
+        <w:t xml:space="preserve"> </w:t>
+      </w:r>
+      <m:oMath>
+        <m:sSup>
+          <m:e>
+            <m:r>
+              <m:rPr>
+                <m:scr m:val="double-struck"/>
+                <m:sty m:val="p"/>
+              </m:rPr>
+              <m:t>R</m:t>
+            </m:r>
+          </m:e>
+          <m:sup>
+            <m:r>
+              <m:t>p</m:t>
+            </m:r>
+          </m:sup>
+        </m:sSup>
+      </m:oMath>
+      <w:r>
+        <w:t xml:space="preserve"> </w:t>
+      </w:r>
+      <w:r>
+        <w:t xml:space="preserve">equipped with the standard dot product (1),</w:t>
+      </w:r>
+      <w:r>
+        <w:t xml:space="preserve"> </w:t>
+      </w:r>
+      <w:r>
+        <w:t xml:space="preserve">that is, the pair</w:t>
       </w:r>
       <w:r>
         <w:t xml:space="preserve"> </w:t>
@@ -1912,54 +2161,83 @@
         <w:t xml:space="preserve"> </w:t>
       </w:r>
       <w:r>
-        <w:t xml:space="preserve">is a real inner product space.</w:t>
-      </w:r>
-    </w:p>
-    <w:bookmarkEnd w:id="15"/>
-    <w:bookmarkStart w:id="16" w:name="exm-inner-product-space"/>
-    <w:p>
-      <w:pPr>
-        <w:pStyle w:val="BodyText"/>
-      </w:pPr>
-      <w:r>
-        <w:rPr>
-          <w:b/>
-          <w:bCs/>
-        </w:rPr>
-        <w:t xml:space="preserve">Example 2 (Real coordinate space as an inner product space)</w:t>
-      </w:r>
-      <w:r>
-        <w:t xml:space="preserve"> </w:t>
-      </w:r>
-      <w:r>
-        <w:t xml:space="preserve">The Euclidean space</w:t>
+        <w:t xml:space="preserve">with</w:t>
       </w:r>
       <w:r>
         <w:t xml:space="preserve"> </w:t>
       </w:r>
       <m:oMath>
-        <m:sSup>
-          <m:e>
+        <m:d>
+          <m:dPr>
+            <m:begChr m:val="⟨"/>
+            <m:sepChr m:val=""/>
+            <m:endChr m:val="⟩"/>
+            <m:grow/>
+          </m:dPr>
+          <m:e>
+            <m:acc>
+              <m:accPr>
+                <m:chr m:val="̃"/>
+              </m:accPr>
+              <m:e>
+                <m:r>
+                  <m:t>x</m:t>
+                </m:r>
+              </m:e>
+            </m:acc>
             <m:r>
               <m:rPr>
-                <m:scr m:val="double-struck"/>
                 <m:sty m:val="p"/>
               </m:rPr>
-              <m:t>R</m:t>
-            </m:r>
-          </m:e>
-          <m:sup>
-            <m:r>
-              <m:t>p</m:t>
-            </m:r>
-          </m:sup>
-        </m:sSup>
+              <m:t>,</m:t>
+            </m:r>
+            <m:acc>
+              <m:accPr>
+                <m:chr m:val="̃"/>
+              </m:accPr>
+              <m:e>
+                <m:r>
+                  <m:t>y</m:t>
+                </m:r>
+              </m:e>
+            </m:acc>
+          </m:e>
+        </m:d>
+        <m:r>
+          <m:rPr>
+            <m:sty m:val="p"/>
+          </m:rPr>
+          <m:t>=</m:t>
+        </m:r>
+        <m:acc>
+          <m:accPr>
+            <m:chr m:val="̃"/>
+          </m:accPr>
+          <m:e>
+            <m:r>
+              <m:t>x</m:t>
+            </m:r>
+          </m:e>
+        </m:acc>
+        <m:r>
+          <m:rPr>
+            <m:sty m:val="p"/>
+          </m:rPr>
+          <m:t>⋅</m:t>
+        </m:r>
+        <m:acc>
+          <m:accPr>
+            <m:chr m:val="̃"/>
+          </m:accPr>
+          <m:e>
+            <m:r>
+              <m:t>y</m:t>
+            </m:r>
+          </m:e>
+        </m:acc>
       </m:oMath>
       <w:r>
-        <w:t xml:space="preserve"> </w:t>
-      </w:r>
-      <w:r>
-        <w:t xml:space="preserve">equipped with the standard dot product (1)</w:t>
+        <w:t xml:space="preserve">,</w:t>
       </w:r>
       <w:r>
         <w:t xml:space="preserve"> </w:t>
@@ -8629,7 +8907,7 @@
     </w:p>
     <w:bookmarkEnd w:id="23"/>
     <w:bookmarkEnd w:id="24"/>
-    <w:bookmarkStart w:id="62" w:name="sec-cauchy-schwarz"/>
+    <w:bookmarkStart w:id="64" w:name="sec-cauchy-schwarz"/>
     <w:p>
       <w:pPr>
         <w:pStyle w:val="Heading2"/>
@@ -22305,7 +22583,7 @@
           <w:b/>
           <w:bCs/>
         </w:rPr>
-        <w:t xml:space="preserve">Definition 4 (Norm (normed vector space))</w:t>
+        <w:t xml:space="preserve">Definition 4 (Norm (normed vector space, normed space))</w:t>
       </w:r>
       <w:r>
         <w:t xml:space="preserve"> </w:t>
@@ -23496,7 +23774,7 @@
           <w:b/>
           <w:bCs/>
         </w:rPr>
-        <w:t xml:space="preserve">norm,</w:t>
+        <w:t xml:space="preserve">norm, taxicab norm, Manhattan norm,</w:t>
       </w:r>
       <w:r>
         <w:rPr>
@@ -33507,7 +33785,7 @@
       </w:r>
     </w:p>
     <w:bookmarkEnd w:id="49"/>
-    <w:bookmarkStart w:id="50" w:name="def-cosine-sine"/>
+    <w:bookmarkStart w:id="51" w:name="def-angle"/>
     <w:p>
       <w:pPr>
         <w:pStyle w:val="BodyText"/>
@@ -33517,1386 +33795,7 @@
           <w:b/>
           <w:bCs/>
         </w:rPr>
-        <w:t xml:space="preserve">Definition 7 (Cosine and sine)</w:t>
-      </w:r>
-      <w:r>
-        <w:t xml:space="preserve"> </w:t>
-      </w:r>
-      <w:r>
-        <w:t xml:space="preserve">The</w:t>
-      </w:r>
-      <w:r>
-        <w:t xml:space="preserve"> </w:t>
-      </w:r>
-      <w:r>
-        <w:rPr>
-          <w:i/>
-          <w:iCs/>
-        </w:rPr>
-        <w:t xml:space="preserve">unit circle</w:t>
-      </w:r>
-      <w:r>
-        <w:t xml:space="preserve"> </w:t>
-      </w:r>
-      <w:r>
-        <w:t xml:space="preserve">is the set of points</w:t>
-      </w:r>
-      <w:r>
-        <w:t xml:space="preserve"> </w:t>
-      </w:r>
-      <m:oMath>
-        <m:r>
-          <m:rPr>
-            <m:sty m:val="p"/>
-          </m:rPr>
-          <m:t>(</m:t>
-        </m:r>
-        <m:sSub>
-          <m:e>
-            <m:r>
-              <m:t>x</m:t>
-            </m:r>
-          </m:e>
-          <m:sub>
-            <m:r>
-              <m:t>1</m:t>
-            </m:r>
-          </m:sub>
-        </m:sSub>
-        <m:r>
-          <m:rPr>
-            <m:sty m:val="p"/>
-          </m:rPr>
-          <m:t>,</m:t>
-        </m:r>
-        <m:sSub>
-          <m:e>
-            <m:r>
-              <m:t>x</m:t>
-            </m:r>
-          </m:e>
-          <m:sub>
-            <m:r>
-              <m:t>2</m:t>
-            </m:r>
-          </m:sub>
-        </m:sSub>
-        <m:r>
-          <m:rPr>
-            <m:sty m:val="p"/>
-          </m:rPr>
-          <m:t>)</m:t>
-        </m:r>
-      </m:oMath>
-      <w:r>
-        <w:t xml:space="preserve"> </w:t>
-      </w:r>
-      <w:r>
-        <w:t xml:space="preserve">in the plane with</w:t>
-      </w:r>
-      <w:r>
-        <w:t xml:space="preserve"> </w:t>
-      </w:r>
-      <m:oMath>
-        <m:sSubSup>
-          <m:e>
-            <m:r>
-              <m:t>x</m:t>
-            </m:r>
-          </m:e>
-          <m:sub>
-            <m:r>
-              <m:t>1</m:t>
-            </m:r>
-          </m:sub>
-          <m:sup>
-            <m:r>
-              <m:t>2</m:t>
-            </m:r>
-          </m:sup>
-        </m:sSubSup>
-        <m:r>
-          <m:rPr>
-            <m:sty m:val="p"/>
-          </m:rPr>
-          <m:t>+</m:t>
-        </m:r>
-        <m:sSubSup>
-          <m:e>
-            <m:r>
-              <m:t>x</m:t>
-            </m:r>
-          </m:e>
-          <m:sub>
-            <m:r>
-              <m:t>2</m:t>
-            </m:r>
-          </m:sub>
-          <m:sup>
-            <m:r>
-              <m:t>2</m:t>
-            </m:r>
-          </m:sup>
-        </m:sSubSup>
-        <m:r>
-          <m:rPr>
-            <m:sty m:val="p"/>
-          </m:rPr>
-          <m:t>=</m:t>
-        </m:r>
-        <m:r>
-          <m:t>1</m:t>
-        </m:r>
-      </m:oMath>
-      <w:r>
-        <w:t xml:space="preserve">,</w:t>
-      </w:r>
-      <w:r>
-        <w:t xml:space="preserve"> </w:t>
-      </w:r>
-      <w:r>
-        <w:t xml:space="preserve">and</w:t>
-      </w:r>
-      <w:r>
-        <w:t xml:space="preserve"> </w:t>
-      </w:r>
-      <m:oMath>
-        <m:r>
-          <m:t>π</m:t>
-        </m:r>
-        <m:r>
-          <m:rPr>
-            <m:sty m:val="p"/>
-          </m:rPr>
-          <m:t>≈</m:t>
-        </m:r>
-        <m:r>
-          <m:t>3.14159</m:t>
-        </m:r>
-      </m:oMath>
-      <w:r>
-        <w:t xml:space="preserve"> </w:t>
-      </w:r>
-      <w:r>
-        <w:t xml:space="preserve">is half of its circumference.</w:t>
-      </w:r>
-      <w:r>
-        <w:t xml:space="preserve"> </w:t>
-      </w:r>
-      <w:r>
-        <w:t xml:space="preserve">For a real number</w:t>
-      </w:r>
-      <w:r>
-        <w:t xml:space="preserve"> </w:t>
-      </w:r>
-      <m:oMath>
-        <m:r>
-          <m:t>θ</m:t>
-        </m:r>
-      </m:oMath>
-      <w:r>
-        <w:t xml:space="preserve">, start at the point</w:t>
-      </w:r>
-      <w:r>
-        <w:t xml:space="preserve"> </w:t>
-      </w:r>
-      <m:oMath>
-        <m:r>
-          <m:rPr>
-            <m:sty m:val="p"/>
-          </m:rPr>
-          <m:t>(</m:t>
-        </m:r>
-        <m:r>
-          <m:t>1</m:t>
-        </m:r>
-        <m:r>
-          <m:rPr>
-            <m:sty m:val="p"/>
-          </m:rPr>
-          <m:t>,</m:t>
-        </m:r>
-        <m:r>
-          <m:t>0</m:t>
-        </m:r>
-        <m:r>
-          <m:rPr>
-            <m:sty m:val="p"/>
-          </m:rPr>
-          <m:t>)</m:t>
-        </m:r>
-      </m:oMath>
-      <w:r>
-        <w:t xml:space="preserve"> </w:t>
-      </w:r>
-      <w:r>
-        <w:t xml:space="preserve">and move a distance</w:t>
-      </w:r>
-      <w:r>
-        <w:t xml:space="preserve"> </w:t>
-      </w:r>
-      <m:oMath>
-        <m:r>
-          <m:t>​</m:t>
-        </m:r>
-        <m:d>
-          <m:dPr>
-            <m:begChr m:val="|"/>
-            <m:sepChr m:val=""/>
-            <m:endChr m:val="|"/>
-            <m:grow/>
-          </m:dPr>
-          <m:e>
-            <m:r>
-              <m:t>θ</m:t>
-            </m:r>
-          </m:e>
-        </m:d>
-        <m:r>
-          <m:t>​</m:t>
-        </m:r>
-      </m:oMath>
-      <w:r>
-        <w:t xml:space="preserve"> </w:t>
-      </w:r>
-      <w:r>
-        <w:t xml:space="preserve">along the unit circle,</w:t>
-      </w:r>
-      <w:r>
-        <w:t xml:space="preserve"> </w:t>
-      </w:r>
-      <w:r>
-        <w:t xml:space="preserve">counterclockwise if</w:t>
-      </w:r>
-      <w:r>
-        <w:t xml:space="preserve"> </w:t>
-      </w:r>
-      <m:oMath>
-        <m:r>
-          <m:t>θ</m:t>
-        </m:r>
-        <m:r>
-          <m:rPr>
-            <m:sty m:val="p"/>
-          </m:rPr>
-          <m:t>≥</m:t>
-        </m:r>
-        <m:r>
-          <m:t>0</m:t>
-        </m:r>
-      </m:oMath>
-      <w:r>
-        <w:t xml:space="preserve"> </w:t>
-      </w:r>
-      <w:r>
-        <w:t xml:space="preserve">and clockwise if</w:t>
-      </w:r>
-      <w:r>
-        <w:t xml:space="preserve"> </w:t>
-      </w:r>
-      <m:oMath>
-        <m:r>
-          <m:t>θ</m:t>
-        </m:r>
-        <m:r>
-          <m:rPr>
-            <m:sty m:val="p"/>
-          </m:rPr>
-          <m:t>&lt;</m:t>
-        </m:r>
-        <m:r>
-          <m:t>0</m:t>
-        </m:r>
-      </m:oMath>
-      <w:r>
-        <w:t xml:space="preserve">.</w:t>
-      </w:r>
-      <w:r>
-        <w:t xml:space="preserve"> </w:t>
-      </w:r>
-      <w:r>
-        <w:t xml:space="preserve">The point reached is</w:t>
-      </w:r>
-      <w:r>
-        <w:t xml:space="preserve"> </w:t>
-      </w:r>
-      <m:oMath>
-        <m:r>
-          <m:rPr>
-            <m:sty m:val="p"/>
-          </m:rPr>
-          <m:t>(</m:t>
-        </m:r>
-        <m:r>
-          <m:rPr>
-            <m:sty m:val="p"/>
-          </m:rPr>
-          <m:t>cos</m:t>
-        </m:r>
-        <m:r>
-          <m:t>θ</m:t>
-        </m:r>
-        <m:r>
-          <m:rPr>
-            <m:sty m:val="p"/>
-          </m:rPr>
-          <m:t>,</m:t>
-        </m:r>
-        <m:r>
-          <m:rPr>
-            <m:sty m:val="p"/>
-          </m:rPr>
-          <m:t>sin</m:t>
-        </m:r>
-        <m:r>
-          <m:t>θ</m:t>
-        </m:r>
-        <m:r>
-          <m:rPr>
-            <m:sty m:val="p"/>
-          </m:rPr>
-          <m:t>)</m:t>
-        </m:r>
-      </m:oMath>
-      <w:r>
-        <w:t xml:space="preserve">:</w:t>
-      </w:r>
-      <w:r>
-        <w:t xml:space="preserve"> </w:t>
-      </w:r>
-      <w:r>
-        <w:t xml:space="preserve">its first coordinate is the</w:t>
-      </w:r>
-      <w:r>
-        <w:t xml:space="preserve"> </w:t>
-      </w:r>
-      <w:r>
-        <w:rPr>
-          <w:b/>
-          <w:bCs/>
-        </w:rPr>
-        <w:t xml:space="preserve">cosine</w:t>
-      </w:r>
-      <w:r>
-        <w:t xml:space="preserve"> </w:t>
-      </w:r>
-      <w:r>
-        <w:t xml:space="preserve">of</w:t>
-      </w:r>
-      <w:r>
-        <w:t xml:space="preserve"> </w:t>
-      </w:r>
-      <m:oMath>
-        <m:r>
-          <m:t>θ</m:t>
-        </m:r>
-      </m:oMath>
-      <w:r>
-        <w:t xml:space="preserve">,</w:t>
-      </w:r>
-      <w:r>
-        <w:t xml:space="preserve"> </w:t>
-      </w:r>
-      <w:r>
-        <w:t xml:space="preserve">and its second coordinate is the</w:t>
-      </w:r>
-      <w:r>
-        <w:t xml:space="preserve"> </w:t>
-      </w:r>
-      <w:r>
-        <w:rPr>
-          <w:b/>
-          <w:bCs/>
-        </w:rPr>
-        <w:t xml:space="preserve">sine</w:t>
-      </w:r>
-      <w:r>
-        <w:t xml:space="preserve"> </w:t>
-      </w:r>
-      <w:r>
-        <w:t xml:space="preserve">of</w:t>
-      </w:r>
-      <w:r>
-        <w:t xml:space="preserve"> </w:t>
-      </w:r>
-      <m:oMath>
-        <m:r>
-          <m:t>θ</m:t>
-        </m:r>
-      </m:oMath>
-      <w:r>
-        <w:t xml:space="preserve">.</w:t>
-      </w:r>
-    </w:p>
-    <w:bookmarkEnd w:id="50"/>
-    <w:bookmarkStart w:id="51" w:name="exm-cosine-sine"/>
-    <w:p>
-      <w:pPr>
-        <w:pStyle w:val="BodyText"/>
-      </w:pPr>
-      <w:r>
-        <w:rPr>
-          <w:b/>
-          <w:bCs/>
-        </w:rPr>
-        <w:t xml:space="preserve">Example 13 (Cosines and sines of some angles)</w:t>
-      </w:r>
-      <w:r>
-        <w:t xml:space="preserve"> </w:t>
-      </w:r>
-      <w:r>
-        <w:t xml:space="preserve"> </w:t>
-      </w:r>
-    </w:p>
-    <w:p>
-      <w:pPr>
-        <w:numPr>
-          <w:ilvl w:val="0"/>
-          <w:numId w:val="1016"/>
-        </w:numPr>
-      </w:pPr>
-      <m:oMath>
-        <m:r>
-          <m:t>θ</m:t>
-        </m:r>
-        <m:r>
-          <m:rPr>
-            <m:sty m:val="p"/>
-          </m:rPr>
-          <m:t>=</m:t>
-        </m:r>
-        <m:r>
-          <m:t>0</m:t>
-        </m:r>
-      </m:oMath>
-      <w:r>
-        <w:t xml:space="preserve"> </w:t>
-      </w:r>
-      <w:r>
-        <w:t xml:space="preserve">stays at</w:t>
-      </w:r>
-      <w:r>
-        <w:t xml:space="preserve"> </w:t>
-      </w:r>
-      <m:oMath>
-        <m:r>
-          <m:rPr>
-            <m:sty m:val="p"/>
-          </m:rPr>
-          <m:t>(</m:t>
-        </m:r>
-        <m:r>
-          <m:t>1</m:t>
-        </m:r>
-        <m:r>
-          <m:rPr>
-            <m:sty m:val="p"/>
-          </m:rPr>
-          <m:t>,</m:t>
-        </m:r>
-        <m:r>
-          <m:t>0</m:t>
-        </m:r>
-        <m:r>
-          <m:rPr>
-            <m:sty m:val="p"/>
-          </m:rPr>
-          <m:t>)</m:t>
-        </m:r>
-      </m:oMath>
-      <w:r>
-        <w:t xml:space="preserve">, so</w:t>
-      </w:r>
-      <w:r>
-        <w:t xml:space="preserve"> </w:t>
-      </w:r>
-      <m:oMath>
-        <m:r>
-          <m:rPr>
-            <m:sty m:val="p"/>
-          </m:rPr>
-          <m:t>cos</m:t>
-        </m:r>
-        <m:r>
-          <m:t>0</m:t>
-        </m:r>
-        <m:r>
-          <m:rPr>
-            <m:sty m:val="p"/>
-          </m:rPr>
-          <m:t>=</m:t>
-        </m:r>
-        <m:r>
-          <m:t>1</m:t>
-        </m:r>
-      </m:oMath>
-      <w:r>
-        <w:t xml:space="preserve"> </w:t>
-      </w:r>
-      <w:r>
-        <w:t xml:space="preserve">and</w:t>
-      </w:r>
-      <w:r>
-        <w:t xml:space="preserve"> </w:t>
-      </w:r>
-      <m:oMath>
-        <m:r>
-          <m:rPr>
-            <m:sty m:val="p"/>
-          </m:rPr>
-          <m:t>sin</m:t>
-        </m:r>
-        <m:r>
-          <m:t>0</m:t>
-        </m:r>
-        <m:r>
-          <m:rPr>
-            <m:sty m:val="p"/>
-          </m:rPr>
-          <m:t>=</m:t>
-        </m:r>
-        <m:r>
-          <m:t>0</m:t>
-        </m:r>
-      </m:oMath>
-      <w:r>
-        <w:t xml:space="preserve">.</w:t>
-      </w:r>
-    </w:p>
-    <w:p>
-      <w:pPr>
-        <w:numPr>
-          <w:ilvl w:val="0"/>
-          <w:numId w:val="1016"/>
-        </w:numPr>
-      </w:pPr>
-      <m:oMath>
-        <m:r>
-          <m:t>θ</m:t>
-        </m:r>
-        <m:r>
-          <m:rPr>
-            <m:sty m:val="p"/>
-          </m:rPr>
-          <m:t>=</m:t>
-        </m:r>
-        <m:r>
-          <m:t>π</m:t>
-        </m:r>
-      </m:oMath>
-      <w:r>
-        <w:t xml:space="preserve"> </w:t>
-      </w:r>
-      <w:r>
-        <w:t xml:space="preserve">goes half way around the circle, to</w:t>
-      </w:r>
-      <w:r>
-        <w:t xml:space="preserve"> </w:t>
-      </w:r>
-      <m:oMath>
-        <m:r>
-          <m:rPr>
-            <m:sty m:val="p"/>
-          </m:rPr>
-          <m:t>(</m:t>
-        </m:r>
-        <m:r>
-          <m:rPr>
-            <m:sty m:val="p"/>
-          </m:rPr>
-          <m:t>−</m:t>
-        </m:r>
-        <m:r>
-          <m:t>1</m:t>
-        </m:r>
-        <m:r>
-          <m:rPr>
-            <m:sty m:val="p"/>
-          </m:rPr>
-          <m:t>,</m:t>
-        </m:r>
-        <m:r>
-          <m:t>0</m:t>
-        </m:r>
-        <m:r>
-          <m:rPr>
-            <m:sty m:val="p"/>
-          </m:rPr>
-          <m:t>)</m:t>
-        </m:r>
-      </m:oMath>
-      <w:r>
-        <w:t xml:space="preserve">,</w:t>
-      </w:r>
-      <w:r>
-        <w:t xml:space="preserve"> </w:t>
-      </w:r>
-      <w:r>
-        <w:t xml:space="preserve">so</w:t>
-      </w:r>
-      <w:r>
-        <w:t xml:space="preserve"> </w:t>
-      </w:r>
-      <m:oMath>
-        <m:r>
-          <m:rPr>
-            <m:sty m:val="p"/>
-          </m:rPr>
-          <m:t>cos</m:t>
-        </m:r>
-        <m:r>
-          <m:t>π</m:t>
-        </m:r>
-        <m:r>
-          <m:rPr>
-            <m:sty m:val="p"/>
-          </m:rPr>
-          <m:t>=</m:t>
-        </m:r>
-        <m:r>
-          <m:rPr>
-            <m:sty m:val="p"/>
-          </m:rPr>
-          <m:t>−</m:t>
-        </m:r>
-        <m:r>
-          <m:t>1</m:t>
-        </m:r>
-      </m:oMath>
-      <w:r>
-        <w:t xml:space="preserve"> </w:t>
-      </w:r>
-      <w:r>
-        <w:t xml:space="preserve">and</w:t>
-      </w:r>
-      <w:r>
-        <w:t xml:space="preserve"> </w:t>
-      </w:r>
-      <m:oMath>
-        <m:r>
-          <m:rPr>
-            <m:sty m:val="p"/>
-          </m:rPr>
-          <m:t>sin</m:t>
-        </m:r>
-        <m:r>
-          <m:t>π</m:t>
-        </m:r>
-        <m:r>
-          <m:rPr>
-            <m:sty m:val="p"/>
-          </m:rPr>
-          <m:t>=</m:t>
-        </m:r>
-        <m:r>
-          <m:t>0</m:t>
-        </m:r>
-      </m:oMath>
-      <w:r>
-        <w:t xml:space="preserve">.</w:t>
-      </w:r>
-    </w:p>
-    <w:p>
-      <w:pPr>
-        <w:numPr>
-          <w:ilvl w:val="0"/>
-          <w:numId w:val="1016"/>
-        </w:numPr>
-      </w:pPr>
-      <m:oMath>
-        <m:r>
-          <m:t>θ</m:t>
-        </m:r>
-        <m:r>
-          <m:rPr>
-            <m:sty m:val="p"/>
-          </m:rPr>
-          <m:t>=</m:t>
-        </m:r>
-        <m:r>
-          <m:t>π</m:t>
-        </m:r>
-        <m:r>
-          <m:rPr>
-            <m:sty m:val="p"/>
-          </m:rPr>
-          <m:t>/</m:t>
-        </m:r>
-        <m:r>
-          <m:t>2</m:t>
-        </m:r>
-      </m:oMath>
-      <w:r>
-        <w:t xml:space="preserve"> </w:t>
-      </w:r>
-      <w:r>
-        <w:t xml:space="preserve">goes a quarter of the way round, to</w:t>
-      </w:r>
-      <w:r>
-        <w:t xml:space="preserve"> </w:t>
-      </w:r>
-      <m:oMath>
-        <m:r>
-          <m:rPr>
-            <m:sty m:val="p"/>
-          </m:rPr>
-          <m:t>(</m:t>
-        </m:r>
-        <m:r>
-          <m:t>0</m:t>
-        </m:r>
-        <m:r>
-          <m:rPr>
-            <m:sty m:val="p"/>
-          </m:rPr>
-          <m:t>,</m:t>
-        </m:r>
-        <m:r>
-          <m:t>1</m:t>
-        </m:r>
-        <m:r>
-          <m:rPr>
-            <m:sty m:val="p"/>
-          </m:rPr>
-          <m:t>)</m:t>
-        </m:r>
-      </m:oMath>
-      <w:r>
-        <w:t xml:space="preserve">,</w:t>
-      </w:r>
-      <w:r>
-        <w:t xml:space="preserve"> </w:t>
-      </w:r>
-      <w:r>
-        <w:t xml:space="preserve">so</w:t>
-      </w:r>
-      <w:r>
-        <w:t xml:space="preserve"> </w:t>
-      </w:r>
-      <m:oMath>
-        <m:r>
-          <m:rPr>
-            <m:sty m:val="p"/>
-          </m:rPr>
-          <m:t>cos</m:t>
-        </m:r>
-        <m:r>
-          <m:rPr>
-            <m:sty m:val="p"/>
-          </m:rPr>
-          <m:t>(</m:t>
-        </m:r>
-        <m:r>
-          <m:t>π</m:t>
-        </m:r>
-        <m:r>
-          <m:rPr>
-            <m:sty m:val="p"/>
-          </m:rPr>
-          <m:t>/</m:t>
-        </m:r>
-        <m:r>
-          <m:t>2</m:t>
-        </m:r>
-        <m:r>
-          <m:rPr>
-            <m:sty m:val="p"/>
-          </m:rPr>
-          <m:t>)</m:t>
-        </m:r>
-        <m:r>
-          <m:rPr>
-            <m:sty m:val="p"/>
-          </m:rPr>
-          <m:t>=</m:t>
-        </m:r>
-        <m:r>
-          <m:t>0</m:t>
-        </m:r>
-      </m:oMath>
-      <w:r>
-        <w:t xml:space="preserve"> </w:t>
-      </w:r>
-      <w:r>
-        <w:t xml:space="preserve">and</w:t>
-      </w:r>
-      <w:r>
-        <w:t xml:space="preserve"> </w:t>
-      </w:r>
-      <m:oMath>
-        <m:r>
-          <m:rPr>
-            <m:sty m:val="p"/>
-          </m:rPr>
-          <m:t>sin</m:t>
-        </m:r>
-        <m:r>
-          <m:rPr>
-            <m:sty m:val="p"/>
-          </m:rPr>
-          <m:t>(</m:t>
-        </m:r>
-        <m:r>
-          <m:t>π</m:t>
-        </m:r>
-        <m:r>
-          <m:rPr>
-            <m:sty m:val="p"/>
-          </m:rPr>
-          <m:t>/</m:t>
-        </m:r>
-        <m:r>
-          <m:t>2</m:t>
-        </m:r>
-        <m:r>
-          <m:rPr>
-            <m:sty m:val="p"/>
-          </m:rPr>
-          <m:t>)</m:t>
-        </m:r>
-        <m:r>
-          <m:rPr>
-            <m:sty m:val="p"/>
-          </m:rPr>
-          <m:t>=</m:t>
-        </m:r>
-        <m:r>
-          <m:t>1</m:t>
-        </m:r>
-      </m:oMath>
-      <w:r>
-        <w:t xml:space="preserve">.</w:t>
-      </w:r>
-    </w:p>
-    <w:p>
-      <w:pPr>
-        <w:numPr>
-          <w:ilvl w:val="0"/>
-          <w:numId w:val="1016"/>
-        </w:numPr>
-      </w:pPr>
-      <m:oMath>
-        <m:r>
-          <m:t>θ</m:t>
-        </m:r>
-        <m:r>
-          <m:rPr>
-            <m:sty m:val="p"/>
-          </m:rPr>
-          <m:t>=</m:t>
-        </m:r>
-        <m:r>
-          <m:t>π</m:t>
-        </m:r>
-        <m:r>
-          <m:rPr>
-            <m:sty m:val="p"/>
-          </m:rPr>
-          <m:t>/</m:t>
-        </m:r>
-        <m:r>
-          <m:t>4</m:t>
-        </m:r>
-      </m:oMath>
-      <w:r>
-        <w:t xml:space="preserve"> </w:t>
-      </w:r>
-      <w:r>
-        <w:t xml:space="preserve">goes an eighth of the way round,</w:t>
-      </w:r>
-      <w:r>
-        <w:t xml:space="preserve"> </w:t>
-      </w:r>
-      <w:r>
-        <w:t xml:space="preserve">to the point of the circle with</w:t>
-      </w:r>
-      <w:r>
-        <w:t xml:space="preserve"> </w:t>
-      </w:r>
-      <m:oMath>
-        <m:sSub>
-          <m:e>
-            <m:r>
-              <m:t>x</m:t>
-            </m:r>
-          </m:e>
-          <m:sub>
-            <m:r>
-              <m:t>1</m:t>
-            </m:r>
-          </m:sub>
-        </m:sSub>
-        <m:r>
-          <m:rPr>
-            <m:sty m:val="p"/>
-          </m:rPr>
-          <m:t>=</m:t>
-        </m:r>
-        <m:sSub>
-          <m:e>
-            <m:r>
-              <m:t>x</m:t>
-            </m:r>
-          </m:e>
-          <m:sub>
-            <m:r>
-              <m:t>2</m:t>
-            </m:r>
-          </m:sub>
-        </m:sSub>
-        <m:r>
-          <m:rPr>
-            <m:sty m:val="p"/>
-          </m:rPr>
-          <m:t>&gt;</m:t>
-        </m:r>
-        <m:r>
-          <m:t>0</m:t>
-        </m:r>
-      </m:oMath>
-      <w:r>
-        <w:t xml:space="preserve">.</w:t>
-      </w:r>
-      <w:r>
-        <w:t xml:space="preserve"> </w:t>
-      </w:r>
-      <w:r>
-        <w:t xml:space="preserve">There</w:t>
-      </w:r>
-      <w:r>
-        <w:t xml:space="preserve"> </w:t>
-      </w:r>
-      <m:oMath>
-        <m:sSubSup>
-          <m:e>
-            <m:r>
-              <m:t>x</m:t>
-            </m:r>
-          </m:e>
-          <m:sub>
-            <m:r>
-              <m:t>1</m:t>
-            </m:r>
-          </m:sub>
-          <m:sup>
-            <m:r>
-              <m:t>2</m:t>
-            </m:r>
-          </m:sup>
-        </m:sSubSup>
-        <m:r>
-          <m:rPr>
-            <m:sty m:val="p"/>
-          </m:rPr>
-          <m:t>+</m:t>
-        </m:r>
-        <m:sSubSup>
-          <m:e>
-            <m:r>
-              <m:t>x</m:t>
-            </m:r>
-          </m:e>
-          <m:sub>
-            <m:r>
-              <m:t>1</m:t>
-            </m:r>
-          </m:sub>
-          <m:sup>
-            <m:r>
-              <m:t>2</m:t>
-            </m:r>
-          </m:sup>
-        </m:sSubSup>
-        <m:r>
-          <m:rPr>
-            <m:sty m:val="p"/>
-          </m:rPr>
-          <m:t>=</m:t>
-        </m:r>
-        <m:r>
-          <m:t>1</m:t>
-        </m:r>
-      </m:oMath>
-      <w:r>
-        <w:t xml:space="preserve">, so</w:t>
-      </w:r>
-      <w:r>
-        <w:t xml:space="preserve"> </w:t>
-      </w:r>
-      <m:oMath>
-        <m:sSubSup>
-          <m:e>
-            <m:r>
-              <m:t>x</m:t>
-            </m:r>
-          </m:e>
-          <m:sub>
-            <m:r>
-              <m:t>1</m:t>
-            </m:r>
-          </m:sub>
-          <m:sup>
-            <m:r>
-              <m:t>2</m:t>
-            </m:r>
-          </m:sup>
-        </m:sSubSup>
-        <m:r>
-          <m:rPr>
-            <m:sty m:val="p"/>
-          </m:rPr>
-          <m:t>=</m:t>
-        </m:r>
-        <m:f>
-          <m:fPr>
-            <m:type m:val="lin"/>
-          </m:fPr>
-          <m:num>
-            <m:r>
-              <m:t>1</m:t>
-            </m:r>
-          </m:num>
-          <m:den>
-            <m:r>
-              <m:t>2</m:t>
-            </m:r>
-          </m:den>
-        </m:f>
-      </m:oMath>
-      <w:r>
-        <w:t xml:space="preserve"> </w:t>
-      </w:r>
-      <w:r>
-        <w:t xml:space="preserve">and</w:t>
-      </w:r>
-      <w:r>
-        <w:t xml:space="preserve"> </w:t>
-      </w:r>
-      <m:oMath>
-        <m:sSub>
-          <m:e>
-            <m:r>
-              <m:t>x</m:t>
-            </m:r>
-          </m:e>
-          <m:sub>
-            <m:r>
-              <m:t>1</m:t>
-            </m:r>
-          </m:sub>
-        </m:sSub>
-        <m:r>
-          <m:rPr>
-            <m:sty m:val="p"/>
-          </m:rPr>
-          <m:t>=</m:t>
-        </m:r>
-        <m:f>
-          <m:fPr>
-            <m:type m:val="lin"/>
-          </m:fPr>
-          <m:num>
-            <m:r>
-              <m:t>1</m:t>
-            </m:r>
-          </m:num>
-          <m:den>
-            <m:rad>
-              <m:radPr>
-                <m:degHide m:val="on"/>
-              </m:radPr>
-              <m:deg/>
-              <m:e>
-                <m:r>
-                  <m:t>2</m:t>
-                </m:r>
-              </m:e>
-            </m:rad>
-          </m:den>
-        </m:f>
-        <m:r>
-          <m:rPr>
-            <m:sty m:val="p"/>
-          </m:rPr>
-          <m:t>≈</m:t>
-        </m:r>
-        <m:r>
-          <m:t>0.7071</m:t>
-        </m:r>
-      </m:oMath>
-      <w:r>
-        <w:t xml:space="preserve">:</w:t>
-      </w:r>
-    </w:p>
-    <w:p>
-      <w:pPr>
-        <w:pStyle w:val="BodyText"/>
-      </w:pPr>
-      <m:oMathPara>
-        <m:oMathParaPr>
-          <m:jc m:val="center"/>
-        </m:oMathParaPr>
-        <m:oMath>
-          <m:eqArr>
-            <m:e>
-              <m:r>
-                <m:rPr>
-                  <m:sty m:val="p"/>
-                </m:rPr>
-                <m:t>cos</m:t>
-              </m:r>
-              <m:r>
-                <m:rPr>
-                  <m:sty m:val="p"/>
-                </m:rPr>
-                <m:t>(</m:t>
-              </m:r>
-              <m:r>
-                <m:t>π</m:t>
-              </m:r>
-              <m:r>
-                <m:rPr>
-                  <m:sty m:val="p"/>
-                </m:rPr>
-                <m:t>/</m:t>
-              </m:r>
-              <m:r>
-                <m:t>4</m:t>
-              </m:r>
-              <m:r>
-                <m:rPr>
-                  <m:sty m:val="p"/>
-                </m:rPr>
-                <m:t>)</m:t>
-              </m:r>
-              <m:r>
-                <m:t>&amp;</m:t>
-              </m:r>
-              <m:r>
-                <m:rPr>
-                  <m:sty m:val="p"/>
-                </m:rPr>
-                <m:t>=</m:t>
-              </m:r>
-              <m:r>
-                <m:rPr>
-                  <m:sty m:val="p"/>
-                </m:rPr>
-                <m:t>sin</m:t>
-              </m:r>
-              <m:r>
-                <m:rPr>
-                  <m:sty m:val="p"/>
-                </m:rPr>
-                <m:t>(</m:t>
-              </m:r>
-              <m:r>
-                <m:t>π</m:t>
-              </m:r>
-              <m:r>
-                <m:rPr>
-                  <m:sty m:val="p"/>
-                </m:rPr>
-                <m:t>/</m:t>
-              </m:r>
-              <m:r>
-                <m:t>4</m:t>
-              </m:r>
-              <m:r>
-                <m:rPr>
-                  <m:sty m:val="p"/>
-                </m:rPr>
-                <m:t>)</m:t>
-              </m:r>
-            </m:e>
-            <m:e>
-              <m:r>
-                <m:t>&amp;</m:t>
-              </m:r>
-              <m:r>
-                <m:rPr>
-                  <m:sty m:val="p"/>
-                </m:rPr>
-                <m:t>=</m:t>
-              </m:r>
-              <m:f>
-                <m:fPr>
-                  <m:type m:val="lin"/>
-                </m:fPr>
-                <m:num>
-                  <m:r>
-                    <m:t>1</m:t>
-                  </m:r>
-                </m:num>
-                <m:den>
-                  <m:rad>
-                    <m:radPr>
-                      <m:degHide m:val="on"/>
-                    </m:radPr>
-                    <m:deg/>
-                    <m:e>
-                      <m:r>
-                        <m:t>2</m:t>
-                      </m:r>
-                    </m:e>
-                  </m:rad>
-                </m:den>
-              </m:f>
-              <m:r>
-                <m:rPr>
-                  <m:sty m:val="p"/>
-                </m:rPr>
-                <m:t>.</m:t>
-              </m:r>
-            </m:e>
-          </m:eqArr>
-        </m:oMath>
-      </m:oMathPara>
-    </w:p>
-    <w:p>
-      <w:pPr>
-        <w:pStyle w:val="FirstParagraph"/>
-      </w:pPr>
-      <w:r>
-        <w:t xml:space="preserve">Angles are also measured in</w:t>
-      </w:r>
-      <w:r>
-        <w:t xml:space="preserve"> </w:t>
-      </w:r>
-      <w:r>
-        <w:rPr>
-          <w:i/>
-          <w:iCs/>
-        </w:rPr>
-        <w:t xml:space="preserve">degrees</w:t>
-      </w:r>
-      <w:r>
-        <w:t xml:space="preserve">, with a full turn of</w:t>
-      </w:r>
-      <w:r>
-        <w:t xml:space="preserve"> </w:t>
-      </w:r>
-      <m:oMath>
-        <m:r>
-          <m:t>2</m:t>
-        </m:r>
-        <m:r>
-          <m:t>π</m:t>
-        </m:r>
-      </m:oMath>
-      <w:r>
-        <w:t xml:space="preserve"> </w:t>
-      </w:r>
-      <w:r>
-        <w:t xml:space="preserve">equal to</w:t>
-      </w:r>
-      <w:r>
-        <w:t xml:space="preserve"> </w:t>
-      </w:r>
-      <m:oMath>
-        <m:r>
-          <m:t>360</m:t>
-        </m:r>
-      </m:oMath>
-      <w:r>
-        <w:t xml:space="preserve"> </w:t>
-      </w:r>
-      <w:r>
-        <w:t xml:space="preserve">degrees,</w:t>
-      </w:r>
-      <w:r>
-        <w:t xml:space="preserve"> </w:t>
-      </w:r>
-      <w:r>
-        <w:t xml:space="preserve">so</w:t>
-      </w:r>
-      <w:r>
-        <w:t xml:space="preserve"> </w:t>
-      </w:r>
-      <m:oMath>
-        <m:r>
-          <m:t>π</m:t>
-        </m:r>
-        <m:r>
-          <m:rPr>
-            <m:sty m:val="p"/>
-          </m:rPr>
-          <m:t>/</m:t>
-        </m:r>
-        <m:r>
-          <m:t>2</m:t>
-        </m:r>
-      </m:oMath>
-      <w:r>
-        <w:t xml:space="preserve"> </w:t>
-      </w:r>
-      <w:r>
-        <w:t xml:space="preserve">is</w:t>
-      </w:r>
-      <w:r>
-        <w:t xml:space="preserve"> </w:t>
-      </w:r>
-      <m:oMath>
-        <m:r>
-          <m:t>90</m:t>
-        </m:r>
-      </m:oMath>
-      <w:r>
-        <w:t xml:space="preserve"> </w:t>
-      </w:r>
-      <w:r>
-        <w:t xml:space="preserve">degrees and</w:t>
-      </w:r>
-      <w:r>
-        <w:t xml:space="preserve"> </w:t>
-      </w:r>
-      <m:oMath>
-        <m:r>
-          <m:t>π</m:t>
-        </m:r>
-        <m:r>
-          <m:rPr>
-            <m:sty m:val="p"/>
-          </m:rPr>
-          <m:t>/</m:t>
-        </m:r>
-        <m:r>
-          <m:t>4</m:t>
-        </m:r>
-      </m:oMath>
-      <w:r>
-        <w:t xml:space="preserve"> </w:t>
-      </w:r>
-      <w:r>
-        <w:t xml:space="preserve">is</w:t>
-      </w:r>
-      <w:r>
-        <w:t xml:space="preserve"> </w:t>
-      </w:r>
-      <m:oMath>
-        <m:r>
-          <m:t>45</m:t>
-        </m:r>
-      </m:oMath>
-      <w:r>
-        <w:t xml:space="preserve"> </w:t>
-      </w:r>
-      <w:r>
-        <w:t xml:space="preserve">degrees.</w:t>
-      </w:r>
-    </w:p>
-    <w:bookmarkEnd w:id="51"/>
-    <w:bookmarkStart w:id="52" w:name="def-angle"/>
-    <w:p>
-      <w:pPr>
-        <w:pStyle w:val="BodyText"/>
-      </w:pPr>
-      <w:r>
-        <w:rPr>
-          <w:b/>
-          <w:bCs/>
-        </w:rPr>
-        <w:t xml:space="preserve">Definition 8 (Angle between two vectors)</w:t>
+        <w:t xml:space="preserve">Definition 7 (Angle between two vectors)</w:t>
       </w:r>
       <w:r>
         <w:t xml:space="preserve"> </w:t>
@@ -35023,12 +33922,12 @@
       <w:r>
         <w:t xml:space="preserve">whose cosine (</w:t>
       </w:r>
-      <w:hyperlink w:anchor="def-cosine-sine">
+      <w:hyperlink r:id="rId50">
         <w:r>
           <w:rPr>
             <w:rStyle w:val="Hyperlink"/>
           </w:rPr>
-          <w:t xml:space="preserve">Definition 7</w:t>
+          <w:t xml:space="preserve">Definition 1 in Trigonometry</w:t>
         </w:r>
       </w:hyperlink>
       <w:r>
@@ -35158,407 +34057,453 @@
         </m:oMath>
       </m:oMathPara>
     </w:p>
-    <w:bookmarkEnd w:id="52"/>
+    <w:bookmarkEnd w:id="51"/>
     <w:bookmarkStart w:id="53" w:name="rem-angle-well-defined"/>
+    <w:p>
+      <w:pPr>
+        <w:pStyle w:val="FirstParagraph"/>
+      </w:pPr>
+      <w:r>
+        <w:rPr>
+          <w:i/>
+          <w:iCs/>
+        </w:rPr>
+        <w:t xml:space="preserve">Remark 4</w:t>
+      </w:r>
+      <w:r>
+        <w:t xml:space="preserve"> (Why the angle is well defined). </w:t>
+      </w:r>
+      <w:r>
+        <w:t xml:space="preserve">The denominator is positive, because both vectors are nonzero (</w:t>
+      </w:r>
+      <w:hyperlink w:anchor="thm-norm-properties">
+        <w:r>
+          <w:rPr>
+            <w:rStyle w:val="Hyperlink"/>
+          </w:rPr>
+          <w:t xml:space="preserve">Theorem 1</w:t>
+        </w:r>
+      </w:hyperlink>
+      <w:r>
+        <w:t xml:space="preserve">),</w:t>
+      </w:r>
+      <w:r>
+        <w:t xml:space="preserve"> </w:t>
+      </w:r>
+      <w:r>
+        <w:t xml:space="preserve">and by</w:t>
+      </w:r>
+      <w:r>
+        <w:t xml:space="preserve"> </w:t>
+      </w:r>
+      <w:hyperlink w:anchor="thm-cauchy-schwarz">
+        <w:r>
+          <w:rPr>
+            <w:rStyle w:val="Hyperlink"/>
+          </w:rPr>
+          <w:t xml:space="preserve">Theorem 3</w:t>
+        </w:r>
+      </w:hyperlink>
+      <w:r>
+        <w:t xml:space="preserve"> </w:t>
+      </w:r>
+      <w:r>
+        <w:t xml:space="preserve">the ratio lies between</w:t>
+      </w:r>
+      <w:r>
+        <w:t xml:space="preserve"> </w:t>
+      </w:r>
+      <m:oMath>
+        <m:r>
+          <m:rPr>
+            <m:sty m:val="p"/>
+          </m:rPr>
+          <m:t>−</m:t>
+        </m:r>
+        <m:r>
+          <m:t>1</m:t>
+        </m:r>
+      </m:oMath>
+      <w:r>
+        <w:t xml:space="preserve"> </w:t>
+      </w:r>
+      <w:r>
+        <w:t xml:space="preserve">and</w:t>
+      </w:r>
+      <w:r>
+        <w:t xml:space="preserve"> </w:t>
+      </w:r>
+      <m:oMath>
+        <m:r>
+          <m:t>1</m:t>
+        </m:r>
+      </m:oMath>
+      <w:r>
+        <w:t xml:space="preserve">.</w:t>
+      </w:r>
+      <w:r>
+        <w:t xml:space="preserve"> </w:t>
+      </w:r>
+      <w:r>
+        <w:t xml:space="preserve">On</w:t>
+      </w:r>
+      <w:r>
+        <w:t xml:space="preserve"> </w:t>
+      </w:r>
+      <m:oMath>
+        <m:r>
+          <m:rPr>
+            <m:sty m:val="p"/>
+          </m:rPr>
+          <m:t>[</m:t>
+        </m:r>
+        <m:r>
+          <m:t>0</m:t>
+        </m:r>
+        <m:r>
+          <m:rPr>
+            <m:sty m:val="p"/>
+          </m:rPr>
+          <m:t>,</m:t>
+        </m:r>
+        <m:r>
+          <m:t>π</m:t>
+        </m:r>
+        <m:r>
+          <m:rPr>
+            <m:sty m:val="p"/>
+          </m:rPr>
+          <m:t>]</m:t>
+        </m:r>
+      </m:oMath>
+      <w:r>
+        <w:t xml:space="preserve">,</w:t>
+      </w:r>
+      <w:r>
+        <w:t xml:space="preserve"> </w:t>
+      </w:r>
+      <m:oMath>
+        <m:r>
+          <m:rPr>
+            <m:sty m:val="p"/>
+          </m:rPr>
+          <m:t>cos</m:t>
+        </m:r>
+      </m:oMath>
+      <w:r>
+        <w:t xml:space="preserve"> </w:t>
+      </w:r>
+      <w:r>
+        <w:t xml:space="preserve">is decreasing from</w:t>
+      </w:r>
+      <w:r>
+        <w:t xml:space="preserve"> </w:t>
+      </w:r>
+      <m:oMath>
+        <m:r>
+          <m:t>1</m:t>
+        </m:r>
+      </m:oMath>
+      <w:r>
+        <w:t xml:space="preserve"> </w:t>
+      </w:r>
+      <w:r>
+        <w:t xml:space="preserve">to</w:t>
+      </w:r>
+      <w:r>
+        <w:t xml:space="preserve"> </w:t>
+      </w:r>
+      <m:oMath>
+        <m:r>
+          <m:rPr>
+            <m:sty m:val="p"/>
+          </m:rPr>
+          <m:t>−</m:t>
+        </m:r>
+        <m:r>
+          <m:t>1</m:t>
+        </m:r>
+      </m:oMath>
+      <w:r>
+        <w:t xml:space="preserve"> </w:t>
+      </w:r>
+      <w:r>
+        <w:t xml:space="preserve">and takes each value in</w:t>
+      </w:r>
+      <w:r>
+        <w:t xml:space="preserve"> </w:t>
+      </w:r>
+      <m:oMath>
+        <m:r>
+          <m:rPr>
+            <m:sty m:val="p"/>
+          </m:rPr>
+          <m:t>[</m:t>
+        </m:r>
+        <m:r>
+          <m:rPr>
+            <m:sty m:val="p"/>
+          </m:rPr>
+          <m:t>−</m:t>
+        </m:r>
+        <m:r>
+          <m:t>1</m:t>
+        </m:r>
+        <m:r>
+          <m:rPr>
+            <m:sty m:val="p"/>
+          </m:rPr>
+          <m:t>,</m:t>
+        </m:r>
+        <m:r>
+          <m:t>1</m:t>
+        </m:r>
+        <m:r>
+          <m:rPr>
+            <m:sty m:val="p"/>
+          </m:rPr>
+          <m:t>]</m:t>
+        </m:r>
+      </m:oMath>
+      <w:r>
+        <w:t xml:space="preserve"> </w:t>
+      </w:r>
+      <w:r>
+        <w:t xml:space="preserve">exactly once (</w:t>
+      </w:r>
+      <w:hyperlink r:id="rId52">
+        <w:r>
+          <w:rPr>
+            <w:rStyle w:val="Hyperlink"/>
+          </w:rPr>
+          <w:t xml:space="preserve">Theorem 2 in Trigonometry</w:t>
+        </w:r>
+      </w:hyperlink>
+      <w:r>
+        <w:t xml:space="preserve">),</w:t>
+      </w:r>
+      <w:r>
+        <w:t xml:space="preserve"> </w:t>
+      </w:r>
+      <w:r>
+        <w:t xml:space="preserve">so there is exactly one such</w:t>
+      </w:r>
+      <w:r>
+        <w:t xml:space="preserve"> </w:t>
+      </w:r>
+      <m:oMath>
+        <m:r>
+          <m:t>θ</m:t>
+        </m:r>
+      </m:oMath>
+      <w:r>
+        <w:t xml:space="preserve">.</w:t>
+      </w:r>
+    </w:p>
+    <w:bookmarkEnd w:id="53"/>
+    <w:bookmarkStart w:id="54" w:name="cor-right-angle-orthogonal"/>
+    <w:p>
+      <w:pPr>
+        <w:pStyle w:val="BodyText"/>
+      </w:pPr>
+      <w:r>
+        <w:rPr>
+          <w:b/>
+          <w:bCs/>
+        </w:rPr>
+        <w:t xml:space="preserve">Corollary 1 (A right angle means orthogonal)</w:t>
+      </w:r>
+      <w:r>
+        <w:t xml:space="preserve"> </w:t>
+      </w:r>
+      <w:r>
+        <w:t xml:space="preserve">For nonzero vectors</w:t>
+      </w:r>
+      <w:r>
+        <w:t xml:space="preserve"> </w:t>
+      </w:r>
+      <m:oMath>
+        <m:acc>
+          <m:accPr>
+            <m:chr m:val="̃"/>
+          </m:accPr>
+          <m:e>
+            <m:r>
+              <m:t>x</m:t>
+            </m:r>
+          </m:e>
+        </m:acc>
+        <m:r>
+          <m:rPr>
+            <m:sty m:val="p"/>
+          </m:rPr>
+          <m:t>,</m:t>
+        </m:r>
+        <m:acc>
+          <m:accPr>
+            <m:chr m:val="̃"/>
+          </m:accPr>
+          <m:e>
+            <m:r>
+              <m:t>y</m:t>
+            </m:r>
+          </m:e>
+        </m:acc>
+        <m:r>
+          <m:rPr>
+            <m:sty m:val="p"/>
+          </m:rPr>
+          <m:t>∈</m:t>
+        </m:r>
+        <m:sSup>
+          <m:e>
+            <m:r>
+              <m:rPr>
+                <m:scr m:val="double-struck"/>
+                <m:sty m:val="p"/>
+              </m:rPr>
+              <m:t>R</m:t>
+            </m:r>
+          </m:e>
+          <m:sup>
+            <m:r>
+              <m:t>p</m:t>
+            </m:r>
+          </m:sup>
+        </m:sSup>
+      </m:oMath>
+      <w:r>
+        <w:t xml:space="preserve"> </w:t>
+      </w:r>
+      <w:r>
+        <w:t xml:space="preserve">with angle</w:t>
+      </w:r>
+      <w:r>
+        <w:t xml:space="preserve"> </w:t>
+      </w:r>
+      <m:oMath>
+        <m:r>
+          <m:t>θ</m:t>
+        </m:r>
+      </m:oMath>
+      <w:r>
+        <w:t xml:space="preserve"> </w:t>
+      </w:r>
+      <w:r>
+        <w:t xml:space="preserve">(</w:t>
+      </w:r>
+      <w:hyperlink w:anchor="def-angle">
+        <w:r>
+          <w:rPr>
+            <w:rStyle w:val="Hyperlink"/>
+          </w:rPr>
+          <w:t xml:space="preserve">Definition 7</w:t>
+        </w:r>
+      </w:hyperlink>
+      <w:r>
+        <w:t xml:space="preserve">),</w:t>
+      </w:r>
+    </w:p>
+    <w:p>
+      <w:pPr>
+        <w:pStyle w:val="BodyText"/>
+      </w:pPr>
+      <m:oMathPara>
+        <m:oMathParaPr>
+          <m:jc m:val="center"/>
+        </m:oMathParaPr>
+        <m:oMath>
+          <m:r>
+            <m:t>θ</m:t>
+          </m:r>
+          <m:r>
+            <m:rPr>
+              <m:sty m:val="p"/>
+            </m:rPr>
+            <m:t>=</m:t>
+          </m:r>
+          <m:f>
+            <m:fPr>
+              <m:type m:val="bar"/>
+            </m:fPr>
+            <m:num>
+              <m:r>
+                <m:t>π</m:t>
+              </m:r>
+            </m:num>
+            <m:den>
+              <m:r>
+                <m:t>2</m:t>
+              </m:r>
+            </m:den>
+          </m:f>
+          <m:r>
+            <m:t> </m:t>
+          </m:r>
+          <m:r>
+            <m:rPr>
+              <m:sty m:val="p"/>
+            </m:rPr>
+            <m:t>⇔</m:t>
+          </m:r>
+          <m:r>
+            <m:t> </m:t>
+          </m:r>
+          <m:acc>
+            <m:accPr>
+              <m:chr m:val="̃"/>
+            </m:accPr>
+            <m:e>
+              <m:r>
+                <m:t>x</m:t>
+              </m:r>
+            </m:e>
+          </m:acc>
+          <m:r>
+            <m:rPr>
+              <m:sty m:val="p"/>
+            </m:rPr>
+            <m:t>⋅</m:t>
+          </m:r>
+          <m:acc>
+            <m:accPr>
+              <m:chr m:val="̃"/>
+            </m:accPr>
+            <m:e>
+              <m:r>
+                <m:t>y</m:t>
+              </m:r>
+            </m:e>
+          </m:acc>
+          <m:r>
+            <m:rPr>
+              <m:sty m:val="p"/>
+            </m:rPr>
+            <m:t>=</m:t>
+          </m:r>
+          <m:r>
+            <m:t>0</m:t>
+          </m:r>
+          <m:r>
+            <m:rPr>
+              <m:sty m:val="p"/>
+            </m:rPr>
+            <m:t>,</m:t>
+          </m:r>
+        </m:oMath>
+      </m:oMathPara>
+    </w:p>
     <w:p>
       <w:pPr>
         <w:pStyle w:val="FirstParagraph"/>
       </w:pPr>
       <w:del w:id="89" w:author="PR Preview" w:date="2026-01-01T00:00:00Z">
         <w:r>
-          <w:rPr>
-            <w:i/>
-            <w:iCs/>
-          </w:rPr>
-          <w:delText xml:space="preserve">Remark 4</w:delText>
-        </w:r>
-      </w:del>
-      <w:del w:id="90" w:author="PR Preview" w:date="2026-01-01T00:00:00Z">
-        <w:r>
-          <w:delText xml:space="preserve"> (Why the angle is well defined). </w:delText>
-        </w:r>
-      </w:del>
-      <w:del w:id="91" w:author="PR Preview" w:date="2026-01-01T00:00:00Z">
-        <w:r>
-          <w:delText xml:space="preserve">The denominator is positive, because both vectors are nonzero (</w:delText>
-        </w:r>
-      </w:del>
-      <w:hyperlink w:anchor="thm-norm-properties">
-        <w:del w:id="92" w:author="PR Preview" w:date="2026-01-01T00:00:00Z">
-          <w:r>
-            <w:rPr>
-              <w:rStyle w:val="Hyperlink"/>
-            </w:rPr>
-            <w:delText xml:space="preserve">Theorem 1</w:delText>
-          </w:r>
-        </w:del>
-      </w:hyperlink>
-      <w:del w:id="93" w:author="PR Preview" w:date="2026-01-01T00:00:00Z">
-        <w:r>
-          <w:delText xml:space="preserve">),</w:delText>
-        </w:r>
-      </w:del>
-      <w:del w:id="94" w:author="PR Preview" w:date="2026-01-01T00:00:00Z">
-        <w:r>
-          <w:delText xml:space="preserve"> </w:delText>
-        </w:r>
-      </w:del>
-      <w:del w:id="95" w:author="PR Preview" w:date="2026-01-01T00:00:00Z">
-        <w:r>
-          <w:delText xml:space="preserve">and by</w:delText>
-        </w:r>
-      </w:del>
-      <w:del w:id="96" w:author="PR Preview" w:date="2026-01-01T00:00:00Z">
-        <w:r>
-          <w:delText xml:space="preserve"> </w:delText>
-        </w:r>
-      </w:del>
-      <w:hyperlink w:anchor="thm-cauchy-schwarz">
-        <w:del w:id="97" w:author="PR Preview" w:date="2026-01-01T00:00:00Z">
-          <w:r>
-            <w:rPr>
-              <w:rStyle w:val="Hyperlink"/>
-            </w:rPr>
-            <w:delText xml:space="preserve">Theorem 3</w:delText>
-          </w:r>
-        </w:del>
-      </w:hyperlink>
-      <w:del w:id="98" w:author="PR Preview" w:date="2026-01-01T00:00:00Z">
-        <w:r>
-          <w:delText xml:space="preserve"> </w:delText>
-        </w:r>
-      </w:del>
-      <w:del w:id="99" w:author="PR Preview" w:date="2026-01-01T00:00:00Z">
-        <w:r>
-          <w:delText xml:space="preserve">the ratio lies between</w:delText>
-        </w:r>
-      </w:del>
-      <w:del w:id="100" w:author="PR Preview" w:date="2026-01-01T00:00:00Z">
-        <w:r>
-          <w:delText xml:space="preserve"> </w:delText>
-        </w:r>
-      </w:del>
-      <m:oMath>
-        <m:r>
-          <m:rPr>
-            <m:sty m:val="p"/>
-          </m:rPr>
-          <m:t>−</m:t>
-        </m:r>
-        <m:r>
-          <m:t>1</m:t>
-        </m:r>
-      </m:oMath>
-      <w:del w:id="101" w:author="PR Preview" w:date="2026-01-01T00:00:00Z">
-        <w:r>
-          <w:delText xml:space="preserve"> </w:delText>
-        </w:r>
-      </w:del>
-      <w:del w:id="102" w:author="PR Preview" w:date="2026-01-01T00:00:00Z">
-        <w:r>
-          <w:delText xml:space="preserve">and</w:delText>
-        </w:r>
-      </w:del>
-      <w:del w:id="103" w:author="PR Preview" w:date="2026-01-01T00:00:00Z">
-        <w:r>
-          <w:delText xml:space="preserve"> </w:delText>
-        </w:r>
-      </w:del>
-      <m:oMath>
-        <m:r>
-          <m:t>1</m:t>
-        </m:r>
-      </m:oMath>
-      <w:del w:id="104" w:author="PR Preview" w:date="2026-01-01T00:00:00Z">
-        <w:r>
-          <w:delText xml:space="preserve">.</w:delText>
-        </w:r>
-      </w:del>
-      <w:del w:id="105" w:author="PR Preview" w:date="2026-01-01T00:00:00Z">
-        <w:r>
-          <w:delText xml:space="preserve"> </w:delText>
-        </w:r>
-      </w:del>
-      <w:del w:id="106" w:author="PR Preview" w:date="2026-01-01T00:00:00Z">
-        <w:r>
-          <w:delText xml:space="preserve">On</w:delText>
-        </w:r>
-      </w:del>
-      <w:del w:id="107" w:author="PR Preview" w:date="2026-01-01T00:00:00Z">
-        <w:r>
-          <w:delText xml:space="preserve"> </w:delText>
-        </w:r>
-      </w:del>
-      <m:oMath>
-        <m:r>
-          <m:rPr>
-            <m:sty m:val="p"/>
-          </m:rPr>
-          <m:t>[</m:t>
-        </m:r>
-        <m:r>
-          <m:t>0</m:t>
-        </m:r>
-        <m:r>
-          <m:rPr>
-            <m:sty m:val="p"/>
-          </m:rPr>
-          <m:t>,</m:t>
-        </m:r>
-        <m:r>
-          <m:t>π</m:t>
-        </m:r>
-        <m:r>
-          <m:rPr>
-            <m:sty m:val="p"/>
-          </m:rPr>
-          <m:t>]</m:t>
-        </m:r>
-      </m:oMath>
-      <w:del w:id="108" w:author="PR Preview" w:date="2026-01-01T00:00:00Z">
-        <w:r>
-          <w:delText xml:space="preserve">,</w:delText>
-        </w:r>
-      </w:del>
-      <w:del w:id="109" w:author="PR Preview" w:date="2026-01-01T00:00:00Z">
-        <w:r>
-          <w:delText xml:space="preserve"> </w:delText>
-        </w:r>
-      </w:del>
-      <m:oMath>
-        <m:r>
-          <m:rPr>
-            <m:sty m:val="p"/>
-          </m:rPr>
-          <m:t>cos</m:t>
-        </m:r>
-      </m:oMath>
-      <w:del w:id="110" w:author="PR Preview" w:date="2026-01-01T00:00:00Z">
-        <w:r>
-          <w:delText xml:space="preserve"> </w:delText>
-        </w:r>
-      </w:del>
-      <w:del w:id="111" w:author="PR Preview" w:date="2026-01-01T00:00:00Z">
-        <w:r>
-          <w:delText xml:space="preserve">is decreasing from</w:delText>
-        </w:r>
-      </w:del>
-      <w:del w:id="112" w:author="PR Preview" w:date="2026-01-01T00:00:00Z">
-        <w:r>
-          <w:delText xml:space="preserve"> </w:delText>
-        </w:r>
-      </w:del>
-      <m:oMath>
-        <m:r>
-          <m:t>1</m:t>
-        </m:r>
-      </m:oMath>
-      <w:del w:id="113" w:author="PR Preview" w:date="2026-01-01T00:00:00Z">
-        <w:r>
-          <w:delText xml:space="preserve"> </w:delText>
-        </w:r>
-      </w:del>
-      <w:del w:id="114" w:author="PR Preview" w:date="2026-01-01T00:00:00Z">
-        <w:r>
-          <w:delText xml:space="preserve">to</w:delText>
-        </w:r>
-      </w:del>
-      <w:del w:id="115" w:author="PR Preview" w:date="2026-01-01T00:00:00Z">
-        <w:r>
-          <w:delText xml:space="preserve"> </w:delText>
-        </w:r>
-      </w:del>
-      <m:oMath>
-        <m:r>
-          <m:rPr>
-            <m:sty m:val="p"/>
-          </m:rPr>
-          <m:t>−</m:t>
-        </m:r>
-        <m:r>
-          <m:t>1</m:t>
-        </m:r>
-      </m:oMath>
-      <w:del w:id="116" w:author="PR Preview" w:date="2026-01-01T00:00:00Z">
-        <w:r>
-          <w:delText xml:space="preserve"> </w:delText>
-        </w:r>
-      </w:del>
-      <w:del w:id="117" w:author="PR Preview" w:date="2026-01-01T00:00:00Z">
-        <w:r>
-          <w:delText xml:space="preserve">and takes each value in</w:delText>
-        </w:r>
-      </w:del>
-      <w:del w:id="118" w:author="PR Preview" w:date="2026-01-01T00:00:00Z">
-        <w:r>
-          <w:delText xml:space="preserve"> </w:delText>
-        </w:r>
-      </w:del>
-      <m:oMath>
-        <m:r>
-          <m:rPr>
-            <m:sty m:val="p"/>
-          </m:rPr>
-          <m:t>[</m:t>
-        </m:r>
-        <m:r>
-          <m:rPr>
-            <m:sty m:val="p"/>
-          </m:rPr>
-          <m:t>−</m:t>
-        </m:r>
-        <m:r>
-          <m:t>1</m:t>
-        </m:r>
-        <m:r>
-          <m:rPr>
-            <m:sty m:val="p"/>
-          </m:rPr>
-          <m:t>,</m:t>
-        </m:r>
-        <m:r>
-          <m:t>1</m:t>
-        </m:r>
-        <m:r>
-          <m:rPr>
-            <m:sty m:val="p"/>
-          </m:rPr>
-          <m:t>]</m:t>
-        </m:r>
-      </m:oMath>
-      <w:del w:id="119" w:author="PR Preview" w:date="2026-01-01T00:00:00Z">
-        <w:r>
-          <w:delText xml:space="preserve"> </w:delText>
-        </w:r>
-      </w:del>
-      <w:del w:id="120" w:author="PR Preview" w:date="2026-01-01T00:00:00Z">
-        <w:r>
-          <w:delText xml:space="preserve">exactly once,</w:delText>
-        </w:r>
-      </w:del>
-      <w:del w:id="121" w:author="PR Preview" w:date="2026-01-01T00:00:00Z">
-        <w:r>
-          <w:delText xml:space="preserve"> </w:delText>
-        </w:r>
-      </w:del>
-      <w:del w:id="122" w:author="PR Preview" w:date="2026-01-01T00:00:00Z">
-        <w:r>
-          <w:delText xml:space="preserve">so there is exactly one such</w:delText>
-        </w:r>
-      </w:del>
-      <w:del w:id="123" w:author="PR Preview" w:date="2026-01-01T00:00:00Z">
-        <w:r>
-          <w:delText xml:space="preserve"> </w:delText>
-        </w:r>
-      </w:del>
-      <m:oMath>
-        <m:r>
-          <m:t>θ</m:t>
-        </m:r>
-      </m:oMath>
-      <w:del w:id="124" w:author="PR Preview" w:date="2026-01-01T00:00:00Z">
-        <w:r>
-          <w:delText xml:space="preserve">.</w:delText>
-        </w:r>
-      </w:del>
-      <w:del w:id="125" w:author="PR Preview" w:date="2026-01-01T00:00:00Z">
-        <w:r>
-          <w:delText xml:space="preserve"> </w:delText>
-        </w:r>
-      </w:del>
-      <w:del w:id="126" w:author="PR Preview" w:date="2026-01-01T00:00:00Z">
-        <w:r>
-          <w:delText xml:space="preserve">The angle is</w:delText>
-        </w:r>
-      </w:del>
-      <w:del w:id="127" w:author="PR Preview" w:date="2026-01-01T00:00:00Z">
-        <w:r>
-          <w:delText xml:space="preserve"> </w:delText>
-        </w:r>
-      </w:del>
-      <m:oMath>
-        <m:r>
-          <m:t>π</m:t>
-        </m:r>
-        <m:r>
-          <m:rPr>
-            <m:sty m:val="p"/>
-          </m:rPr>
-          <m:t>/</m:t>
-        </m:r>
-        <m:r>
-          <m:t>2</m:t>
-        </m:r>
-      </m:oMath>
-      <w:del w:id="128" w:author="PR Preview" w:date="2026-01-01T00:00:00Z">
-        <w:r>
-          <w:delText xml:space="preserve"> </w:delText>
-        </w:r>
-      </w:del>
-      <w:del w:id="129" w:author="PR Preview" w:date="2026-01-01T00:00:00Z">
-        <w:r>
-          <w:delText xml:space="preserve">exactly when</w:delText>
-        </w:r>
-      </w:del>
-      <w:del w:id="130" w:author="PR Preview" w:date="2026-01-01T00:00:00Z">
-        <w:r>
-          <w:delText xml:space="preserve"> </w:delText>
-        </w:r>
-      </w:del>
-      <m:oMath>
-        <m:acc>
-          <m:accPr>
-            <m:chr m:val="̃"/>
-          </m:accPr>
-          <m:e>
-            <m:r>
-              <m:t>x</m:t>
-            </m:r>
-          </m:e>
-        </m:acc>
-        <m:r>
-          <m:rPr>
-            <m:sty m:val="p"/>
-          </m:rPr>
-          <m:t>⋅</m:t>
-        </m:r>
-        <m:acc>
-          <m:accPr>
-            <m:chr m:val="̃"/>
-          </m:accPr>
-          <m:e>
-            <m:r>
-              <m:t>y</m:t>
-            </m:r>
-          </m:e>
-        </m:acc>
-        <m:r>
-          <m:rPr>
-            <m:sty m:val="p"/>
-          </m:rPr>
-          <m:t>=</m:t>
-        </m:r>
-        <m:r>
-          <m:t>0</m:t>
-        </m:r>
-      </m:oMath>
-      <w:del w:id="131" w:author="PR Preview" w:date="2026-01-01T00:00:00Z">
-        <w:r>
-          <w:delText xml:space="preserve">,</w:delText>
-        </w:r>
-      </w:del>
-      <w:del w:id="132" w:author="PR Preview" w:date="2026-01-01T00:00:00Z">
-        <w:r>
-          <w:delText xml:space="preserve"> </w:delText>
-        </w:r>
-      </w:del>
-      <w:del w:id="133" w:author="PR Preview" w:date="2026-01-01T00:00:00Z">
-        <w:r>
           <w:delText xml:space="preserve">so for nonzero vectors, orthogonal (</w:delText>
         </w:r>
       </w:del>
       <w:hyperlink r:id="rId22">
-        <w:del w:id="134" w:author="PR Preview" w:date="2026-01-01T00:00:00Z">
+        <w:del w:id="90" w:author="PR Preview" w:date="2026-01-01T00:00:00Z">
           <w:r>
             <w:rPr>
               <w:rStyle w:val="Hyperlink"/>
@@ -35567,7 +34512,7 @@
           </w:r>
         </w:del>
       </w:hyperlink>
-      <w:del w:id="135" w:author="PR Preview" w:date="2026-01-01T00:00:00Z">
+      <w:del w:id="91" w:author="PR Preview" w:date="2026-01-01T00:00:00Z">
         <w:r>
           <w:delText xml:space="preserve">) means at a right angle.</w:delText>
         </w:r>
@@ -35577,401 +34522,13 @@
       <w:pPr>
         <w:pStyle w:val="FirstParagraph"/>
       </w:pPr>
-      <w:ins w:id="136" w:author="PR Preview" w:date="2026-01-01T00:00:00Z">
-        <w:r>
-          <w:rPr>
-            <w:i/>
-            <w:iCs/>
-          </w:rPr>
-          <w:t xml:space="preserve">Remark 4</w:t>
-        </w:r>
-      </w:ins>
-      <w:ins w:id="137" w:author="PR Preview" w:date="2026-01-01T00:00:00Z">
-        <w:r>
-          <w:t xml:space="preserve"> (Why the angle is well defined). </w:t>
-        </w:r>
-      </w:ins>
-      <w:ins w:id="138" w:author="PR Preview" w:date="2026-01-01T00:00:00Z">
-        <w:r>
-          <w:t xml:space="preserve">The denominator is positive, because both vectors are nonzero (</w:t>
-        </w:r>
-      </w:ins>
-      <w:hyperlink w:anchor="thm-norm-properties">
-        <w:ins w:id="139" w:author="PR Preview" w:date="2026-01-01T00:00:00Z">
-          <w:r>
-            <w:rPr>
-              <w:rStyle w:val="Hyperlink"/>
-            </w:rPr>
-            <w:t xml:space="preserve">Theorem 1</w:t>
-          </w:r>
-        </w:ins>
-      </w:hyperlink>
-      <w:ins w:id="140" w:author="PR Preview" w:date="2026-01-01T00:00:00Z">
-        <w:r>
-          <w:t xml:space="preserve">),</w:t>
-        </w:r>
-      </w:ins>
-      <w:ins w:id="141" w:author="PR Preview" w:date="2026-01-01T00:00:00Z">
-        <w:r>
-          <w:t xml:space="preserve"> </w:t>
-        </w:r>
-      </w:ins>
-      <w:ins w:id="142" w:author="PR Preview" w:date="2026-01-01T00:00:00Z">
-        <w:r>
-          <w:t xml:space="preserve">and by</w:t>
-        </w:r>
-      </w:ins>
-      <w:ins w:id="143" w:author="PR Preview" w:date="2026-01-01T00:00:00Z">
-        <w:r>
-          <w:t xml:space="preserve"> </w:t>
-        </w:r>
-      </w:ins>
-      <w:hyperlink w:anchor="thm-cauchy-schwarz">
-        <w:ins w:id="144" w:author="PR Preview" w:date="2026-01-01T00:00:00Z">
-          <w:r>
-            <w:rPr>
-              <w:rStyle w:val="Hyperlink"/>
-            </w:rPr>
-            <w:t xml:space="preserve">Theorem 3</w:t>
-          </w:r>
-        </w:ins>
-      </w:hyperlink>
-      <w:ins w:id="145" w:author="PR Preview" w:date="2026-01-01T00:00:00Z">
-        <w:r>
-          <w:t xml:space="preserve"> </w:t>
-        </w:r>
-      </w:ins>
-      <w:ins w:id="146" w:author="PR Preview" w:date="2026-01-01T00:00:00Z">
-        <w:r>
-          <w:t xml:space="preserve">the ratio lies between</w:t>
-        </w:r>
-      </w:ins>
-      <w:ins w:id="147" w:author="PR Preview" w:date="2026-01-01T00:00:00Z">
-        <w:r>
-          <w:t xml:space="preserve"> </w:t>
-        </w:r>
-      </w:ins>
-      <m:oMath>
-        <m:r>
-          <m:rPr>
-            <m:sty m:val="p"/>
-          </m:rPr>
-          <m:t>−</m:t>
-        </m:r>
-        <m:r>
-          <m:t>1</m:t>
-        </m:r>
-      </m:oMath>
-      <w:ins w:id="148" w:author="PR Preview" w:date="2026-01-01T00:00:00Z">
-        <w:r>
-          <w:t xml:space="preserve"> </w:t>
-        </w:r>
-      </w:ins>
-      <w:ins w:id="149" w:author="PR Preview" w:date="2026-01-01T00:00:00Z">
-        <w:r>
-          <w:t xml:space="preserve">and</w:t>
-        </w:r>
-      </w:ins>
-      <w:ins w:id="150" w:author="PR Preview" w:date="2026-01-01T00:00:00Z">
-        <w:r>
-          <w:t xml:space="preserve"> </w:t>
-        </w:r>
-      </w:ins>
-      <m:oMath>
-        <m:r>
-          <m:t>1</m:t>
-        </m:r>
-      </m:oMath>
-      <w:ins w:id="151" w:author="PR Preview" w:date="2026-01-01T00:00:00Z">
-        <w:r>
-          <w:t xml:space="preserve">.</w:t>
-        </w:r>
-      </w:ins>
-      <w:ins w:id="152" w:author="PR Preview" w:date="2026-01-01T00:00:00Z">
-        <w:r>
-          <w:t xml:space="preserve"> </w:t>
-        </w:r>
-      </w:ins>
-      <w:ins w:id="153" w:author="PR Preview" w:date="2026-01-01T00:00:00Z">
-        <w:r>
-          <w:t xml:space="preserve">On</w:t>
-        </w:r>
-      </w:ins>
-      <w:ins w:id="154" w:author="PR Preview" w:date="2026-01-01T00:00:00Z">
-        <w:r>
-          <w:t xml:space="preserve"> </w:t>
-        </w:r>
-      </w:ins>
-      <m:oMath>
-        <m:r>
-          <m:rPr>
-            <m:sty m:val="p"/>
-          </m:rPr>
-          <m:t>[</m:t>
-        </m:r>
-        <m:r>
-          <m:t>0</m:t>
-        </m:r>
-        <m:r>
-          <m:rPr>
-            <m:sty m:val="p"/>
-          </m:rPr>
-          <m:t>,</m:t>
-        </m:r>
-        <m:r>
-          <m:t>π</m:t>
-        </m:r>
-        <m:r>
-          <m:rPr>
-            <m:sty m:val="p"/>
-          </m:rPr>
-          <m:t>]</m:t>
-        </m:r>
-      </m:oMath>
-      <w:ins w:id="155" w:author="PR Preview" w:date="2026-01-01T00:00:00Z">
-        <w:r>
-          <w:t xml:space="preserve">,</w:t>
-        </w:r>
-      </w:ins>
-      <w:ins w:id="156" w:author="PR Preview" w:date="2026-01-01T00:00:00Z">
-        <w:r>
-          <w:t xml:space="preserve"> </w:t>
-        </w:r>
-      </w:ins>
-      <m:oMath>
-        <m:r>
-          <m:rPr>
-            <m:sty m:val="p"/>
-          </m:rPr>
-          <m:t>cos</m:t>
-        </m:r>
-      </m:oMath>
-      <w:ins w:id="157" w:author="PR Preview" w:date="2026-01-01T00:00:00Z">
-        <w:r>
-          <w:t xml:space="preserve"> </w:t>
-        </w:r>
-      </w:ins>
-      <w:ins w:id="158" w:author="PR Preview" w:date="2026-01-01T00:00:00Z">
-        <w:r>
-          <w:t xml:space="preserve">is decreasing from</w:t>
-        </w:r>
-      </w:ins>
-      <w:ins w:id="159" w:author="PR Preview" w:date="2026-01-01T00:00:00Z">
-        <w:r>
-          <w:t xml:space="preserve"> </w:t>
-        </w:r>
-      </w:ins>
-      <m:oMath>
-        <m:r>
-          <m:t>1</m:t>
-        </m:r>
-      </m:oMath>
-      <w:ins w:id="160" w:author="PR Preview" w:date="2026-01-01T00:00:00Z">
-        <w:r>
-          <w:t xml:space="preserve"> </w:t>
-        </w:r>
-      </w:ins>
-      <w:ins w:id="161" w:author="PR Preview" w:date="2026-01-01T00:00:00Z">
-        <w:r>
-          <w:t xml:space="preserve">to</w:t>
-        </w:r>
-      </w:ins>
-      <w:ins w:id="162" w:author="PR Preview" w:date="2026-01-01T00:00:00Z">
-        <w:r>
-          <w:t xml:space="preserve"> </w:t>
-        </w:r>
-      </w:ins>
-      <m:oMath>
-        <m:r>
-          <m:rPr>
-            <m:sty m:val="p"/>
-          </m:rPr>
-          <m:t>−</m:t>
-        </m:r>
-        <m:r>
-          <m:t>1</m:t>
-        </m:r>
-      </m:oMath>
-      <w:ins w:id="163" w:author="PR Preview" w:date="2026-01-01T00:00:00Z">
-        <w:r>
-          <w:t xml:space="preserve"> </w:t>
-        </w:r>
-      </w:ins>
-      <w:ins w:id="164" w:author="PR Preview" w:date="2026-01-01T00:00:00Z">
-        <w:r>
-          <w:t xml:space="preserve">and takes each value in</w:t>
-        </w:r>
-      </w:ins>
-      <w:ins w:id="165" w:author="PR Preview" w:date="2026-01-01T00:00:00Z">
-        <w:r>
-          <w:t xml:space="preserve"> </w:t>
-        </w:r>
-      </w:ins>
-      <m:oMath>
-        <m:r>
-          <m:rPr>
-            <m:sty m:val="p"/>
-          </m:rPr>
-          <m:t>[</m:t>
-        </m:r>
-        <m:r>
-          <m:rPr>
-            <m:sty m:val="p"/>
-          </m:rPr>
-          <m:t>−</m:t>
-        </m:r>
-        <m:r>
-          <m:t>1</m:t>
-        </m:r>
-        <m:r>
-          <m:rPr>
-            <m:sty m:val="p"/>
-          </m:rPr>
-          <m:t>,</m:t>
-        </m:r>
-        <m:r>
-          <m:t>1</m:t>
-        </m:r>
-        <m:r>
-          <m:rPr>
-            <m:sty m:val="p"/>
-          </m:rPr>
-          <m:t>]</m:t>
-        </m:r>
-      </m:oMath>
-      <w:ins w:id="166" w:author="PR Preview" w:date="2026-01-01T00:00:00Z">
-        <w:r>
-          <w:t xml:space="preserve"> </w:t>
-        </w:r>
-      </w:ins>
-      <w:ins w:id="167" w:author="PR Preview" w:date="2026-01-01T00:00:00Z">
-        <w:r>
-          <w:t xml:space="preserve">exactly once,</w:t>
-        </w:r>
-      </w:ins>
-      <w:ins w:id="168" w:author="PR Preview" w:date="2026-01-01T00:00:00Z">
-        <w:r>
-          <w:t xml:space="preserve"> </w:t>
-        </w:r>
-      </w:ins>
-      <w:ins w:id="169" w:author="PR Preview" w:date="2026-01-01T00:00:00Z">
-        <w:r>
-          <w:t xml:space="preserve">so there is exactly one such</w:t>
-        </w:r>
-      </w:ins>
-      <w:ins w:id="170" w:author="PR Preview" w:date="2026-01-01T00:00:00Z">
-        <w:r>
-          <w:t xml:space="preserve"> </w:t>
-        </w:r>
-      </w:ins>
-      <m:oMath>
-        <m:r>
-          <m:t>θ</m:t>
-        </m:r>
-      </m:oMath>
-      <w:ins w:id="171" w:author="PR Preview" w:date="2026-01-01T00:00:00Z">
-        <w:r>
-          <w:t xml:space="preserve">.</w:t>
-        </w:r>
-      </w:ins>
-      <w:ins w:id="172" w:author="PR Preview" w:date="2026-01-01T00:00:00Z">
-        <w:r>
-          <w:t xml:space="preserve"> </w:t>
-        </w:r>
-      </w:ins>
-      <w:ins w:id="173" w:author="PR Preview" w:date="2026-01-01T00:00:00Z">
-        <w:r>
-          <w:t xml:space="preserve">The angle is</w:t>
-        </w:r>
-      </w:ins>
-      <w:ins w:id="174" w:author="PR Preview" w:date="2026-01-01T00:00:00Z">
-        <w:r>
-          <w:t xml:space="preserve"> </w:t>
-        </w:r>
-      </w:ins>
-      <m:oMath>
-        <m:r>
-          <m:t>π</m:t>
-        </m:r>
-        <m:r>
-          <m:rPr>
-            <m:sty m:val="p"/>
-          </m:rPr>
-          <m:t>/</m:t>
-        </m:r>
-        <m:r>
-          <m:t>2</m:t>
-        </m:r>
-      </m:oMath>
-      <w:ins w:id="175" w:author="PR Preview" w:date="2026-01-01T00:00:00Z">
-        <w:r>
-          <w:t xml:space="preserve"> </w:t>
-        </w:r>
-      </w:ins>
-      <w:ins w:id="176" w:author="PR Preview" w:date="2026-01-01T00:00:00Z">
-        <w:r>
-          <w:t xml:space="preserve">exactly when</w:t>
-        </w:r>
-      </w:ins>
-      <w:ins w:id="177" w:author="PR Preview" w:date="2026-01-01T00:00:00Z">
-        <w:r>
-          <w:t xml:space="preserve"> </w:t>
-        </w:r>
-      </w:ins>
-      <m:oMath>
-        <m:acc>
-          <m:accPr>
-            <m:chr m:val="̃"/>
-          </m:accPr>
-          <m:e>
-            <m:r>
-              <m:t>x</m:t>
-            </m:r>
-          </m:e>
-        </m:acc>
-        <m:r>
-          <m:rPr>
-            <m:sty m:val="p"/>
-          </m:rPr>
-          <m:t>⋅</m:t>
-        </m:r>
-        <m:acc>
-          <m:accPr>
-            <m:chr m:val="̃"/>
-          </m:accPr>
-          <m:e>
-            <m:r>
-              <m:t>y</m:t>
-            </m:r>
-          </m:e>
-        </m:acc>
-        <m:r>
-          <m:rPr>
-            <m:sty m:val="p"/>
-          </m:rPr>
-          <m:t>=</m:t>
-        </m:r>
-        <m:r>
-          <m:t>0</m:t>
-        </m:r>
-      </m:oMath>
-      <w:ins w:id="178" w:author="PR Preview" w:date="2026-01-01T00:00:00Z">
-        <w:r>
-          <w:t xml:space="preserve">,</w:t>
-        </w:r>
-      </w:ins>
-      <w:ins w:id="179" w:author="PR Preview" w:date="2026-01-01T00:00:00Z">
-        <w:r>
-          <w:t xml:space="preserve"> </w:t>
-        </w:r>
-      </w:ins>
-      <w:ins w:id="180" w:author="PR Preview" w:date="2026-01-01T00:00:00Z">
+      <w:ins w:id="92" w:author="PR Preview" w:date="2026-01-01T00:00:00Z">
         <w:r>
           <w:t xml:space="preserve">so for nonzero vectors, orthogonal (</w:t>
         </w:r>
       </w:ins>
       <w:hyperlink r:id="rId22">
-        <w:ins w:id="181" w:author="PR Preview" w:date="2026-01-01T00:00:00Z">
+        <w:ins w:id="93" w:author="PR Preview" w:date="2026-01-01T00:00:00Z">
           <w:r>
             <w:rPr>
               <w:rStyle w:val="Hyperlink"/>
@@ -35980,24 +34537,275 @@
           </w:r>
         </w:ins>
       </w:hyperlink>
-      <w:ins w:id="182" w:author="PR Preview" w:date="2026-01-01T00:00:00Z">
+      <w:ins w:id="94" w:author="PR Preview" w:date="2026-01-01T00:00:00Z">
         <w:r>
           <w:t xml:space="preserve">) means at a right angle.</w:t>
         </w:r>
       </w:ins>
     </w:p>
-    <w:bookmarkEnd w:id="53"/>
-    <w:bookmarkStart w:id="54" w:name="exm-angle"/>
+    <w:bookmarkEnd w:id="54"/>
     <w:p>
       <w:pPr>
         <w:pStyle w:val="BodyText"/>
       </w:pPr>
       <w:r>
         <w:rPr>
+          <w:i/>
+          <w:iCs/>
+        </w:rPr>
+        <w:t xml:space="preserve">Proof</w:t>
+      </w:r>
+      <w:r>
+        <w:t xml:space="preserve">. </w:t>
+      </w:r>
+      <w:r>
+        <w:t xml:space="preserve">Since</w:t>
+      </w:r>
+      <w:r>
+        <w:t xml:space="preserve"> </w:t>
+      </w:r>
+      <m:oMath>
+        <m:r>
+          <m:t>​</m:t>
+        </m:r>
+        <m:d>
+          <m:dPr>
+            <m:begChr m:val="∥"/>
+            <m:sepChr m:val=""/>
+            <m:endChr m:val="∥"/>
+            <m:grow/>
+          </m:dPr>
+          <m:e>
+            <m:acc>
+              <m:accPr>
+                <m:chr m:val="̃"/>
+              </m:accPr>
+              <m:e>
+                <m:r>
+                  <m:t>x</m:t>
+                </m:r>
+              </m:e>
+            </m:acc>
+          </m:e>
+        </m:d>
+        <m:r>
+          <m:t>​</m:t>
+        </m:r>
+        <m:r>
+          <m:t> </m:t>
+        </m:r>
+        <m:r>
+          <m:t>​</m:t>
+        </m:r>
+        <m:d>
+          <m:dPr>
+            <m:begChr m:val="∥"/>
+            <m:sepChr m:val=""/>
+            <m:endChr m:val="∥"/>
+            <m:grow/>
+          </m:dPr>
+          <m:e>
+            <m:acc>
+              <m:accPr>
+                <m:chr m:val="̃"/>
+              </m:accPr>
+              <m:e>
+                <m:r>
+                  <m:t>y</m:t>
+                </m:r>
+              </m:e>
+            </m:acc>
+          </m:e>
+        </m:d>
+        <m:r>
+          <m:t>​</m:t>
+        </m:r>
+        <m:r>
+          <m:rPr>
+            <m:sty m:val="p"/>
+          </m:rPr>
+          <m:t>&gt;</m:t>
+        </m:r>
+        <m:r>
+          <m:t>0</m:t>
+        </m:r>
+      </m:oMath>
+      <w:r>
+        <w:t xml:space="preserve"> </w:t>
+      </w:r>
+      <w:r>
+        <w:t xml:space="preserve">(</w:t>
+      </w:r>
+      <w:hyperlink w:anchor="thm-norm-properties">
+        <w:r>
+          <w:rPr>
+            <w:rStyle w:val="Hyperlink"/>
+          </w:rPr>
+          <w:t xml:space="preserve">Theorem 1</w:t>
+        </w:r>
+      </w:hyperlink>
+      <w:r>
+        <w:t xml:space="preserve">),</w:t>
+      </w:r>
+      <w:r>
+        <w:t xml:space="preserve"> </w:t>
+      </w:r>
+      <m:oMath>
+        <m:r>
+          <m:rPr>
+            <m:sty m:val="p"/>
+          </m:rPr>
+          <m:t>cos</m:t>
+        </m:r>
+        <m:r>
+          <m:t>θ</m:t>
+        </m:r>
+        <m:r>
+          <m:rPr>
+            <m:sty m:val="p"/>
+          </m:rPr>
+          <m:t>=</m:t>
+        </m:r>
+        <m:r>
+          <m:t>0</m:t>
+        </m:r>
+      </m:oMath>
+      <w:r>
+        <w:t xml:space="preserve"> </w:t>
+      </w:r>
+      <w:r>
+        <w:t xml:space="preserve">exactly when</w:t>
+      </w:r>
+      <w:r>
+        <w:t xml:space="preserve"> </w:t>
+      </w:r>
+      <m:oMath>
+        <m:acc>
+          <m:accPr>
+            <m:chr m:val="̃"/>
+          </m:accPr>
+          <m:e>
+            <m:r>
+              <m:t>x</m:t>
+            </m:r>
+          </m:e>
+        </m:acc>
+        <m:r>
+          <m:rPr>
+            <m:sty m:val="p"/>
+          </m:rPr>
+          <m:t>⋅</m:t>
+        </m:r>
+        <m:acc>
+          <m:accPr>
+            <m:chr m:val="̃"/>
+          </m:accPr>
+          <m:e>
+            <m:r>
+              <m:t>y</m:t>
+            </m:r>
+          </m:e>
+        </m:acc>
+        <m:r>
+          <m:rPr>
+            <m:sty m:val="p"/>
+          </m:rPr>
+          <m:t>=</m:t>
+        </m:r>
+        <m:r>
+          <m:t>0</m:t>
+        </m:r>
+      </m:oMath>
+      <w:r>
+        <w:t xml:space="preserve">.</w:t>
+      </w:r>
+      <w:r>
+        <w:t xml:space="preserve"> </w:t>
+      </w:r>
+      <w:r>
+        <w:t xml:space="preserve">On</w:t>
+      </w:r>
+      <w:r>
+        <w:t xml:space="preserve"> </w:t>
+      </w:r>
+      <m:oMath>
+        <m:r>
+          <m:rPr>
+            <m:sty m:val="p"/>
+          </m:rPr>
+          <m:t>[</m:t>
+        </m:r>
+        <m:r>
+          <m:t>0</m:t>
+        </m:r>
+        <m:r>
+          <m:rPr>
+            <m:sty m:val="p"/>
+          </m:rPr>
+          <m:t>,</m:t>
+        </m:r>
+        <m:r>
+          <m:t>π</m:t>
+        </m:r>
+        <m:r>
+          <m:rPr>
+            <m:sty m:val="p"/>
+          </m:rPr>
+          <m:t>]</m:t>
+        </m:r>
+      </m:oMath>
+      <w:r>
+        <w:t xml:space="preserve">,</w:t>
+      </w:r>
+      <w:r>
+        <w:t xml:space="preserve"> </w:t>
+      </w:r>
+      <m:oMath>
+        <m:r>
+          <m:rPr>
+            <m:sty m:val="p"/>
+          </m:rPr>
+          <m:t>cos</m:t>
+        </m:r>
+      </m:oMath>
+      <w:r>
+        <w:t xml:space="preserve"> </w:t>
+      </w:r>
+      <w:r>
+        <w:t xml:space="preserve">vanishes only at</w:t>
+      </w:r>
+      <w:r>
+        <w:t xml:space="preserve"> </w:t>
+      </w:r>
+      <m:oMath>
+        <m:r>
+          <m:t>π</m:t>
+        </m:r>
+        <m:r>
+          <m:rPr>
+            <m:sty m:val="p"/>
+          </m:rPr>
+          <m:t>/</m:t>
+        </m:r>
+        <m:r>
+          <m:t>2</m:t>
+        </m:r>
+      </m:oMath>
+      <w:r>
+        <w:t xml:space="preserve">.</w:t>
+      </w:r>
+    </w:p>
+    <w:bookmarkStart w:id="55" w:name="exm-angle"/>
+    <w:p>
+      <w:pPr>
+        <w:pStyle w:val="BodyText"/>
+      </w:pPr>
+      <w:r>
+        <w:rPr>
           <w:b/>
           <w:bCs/>
         </w:rPr>
-        <w:t xml:space="preserve">Example 14 (Some angles in the plane)</w:t>
+        <w:t xml:space="preserve">Example 13 (Some angles in the plane)</w:t>
       </w:r>
       <w:r>
         <w:t xml:space="preserve"> </w:t>
@@ -36010,7 +34818,7 @@
       <w:pPr>
         <w:numPr>
           <w:ilvl w:val="0"/>
-          <w:numId w:val="1017"/>
+          <w:numId w:val="1016"/>
         </w:numPr>
       </w:pPr>
       <m:oMath>
@@ -36166,7 +34974,7 @@
       <w:pPr>
         <w:numPr>
           <w:ilvl w:val="0"/>
-          <w:numId w:val="1017"/>
+          <w:numId w:val="1016"/>
         </w:numPr>
       </w:pPr>
       <m:oMath>
@@ -36390,7 +35198,7 @@
       <w:pPr>
         <w:numPr>
           <w:ilvl w:val="0"/>
-          <w:numId w:val="1017"/>
+          <w:numId w:val="1016"/>
         </w:numPr>
       </w:pPr>
       <m:oMath>
@@ -36589,7 +35397,7 @@
       <w:pPr>
         <w:numPr>
           <w:ilvl w:val="0"/>
-          <w:numId w:val="1017"/>
+          <w:numId w:val="1016"/>
         </w:numPr>
       </w:pPr>
       <m:oMath>
@@ -36692,8 +35500,8 @@
         <w:t xml:space="preserve">.</w:t>
       </w:r>
     </w:p>
-    <w:bookmarkEnd w:id="54"/>
-    <w:bookmarkStart w:id="55" w:name="def-cosine-similarity"/>
+    <w:bookmarkEnd w:id="55"/>
+    <w:bookmarkStart w:id="56" w:name="def-cosine-similarity"/>
     <w:p>
       <w:pPr>
         <w:pStyle w:val="FirstParagraph"/>
@@ -36703,7 +35511,7 @@
           <w:b/>
           <w:bCs/>
         </w:rPr>
-        <w:t xml:space="preserve">Definition 9 (Cosine similarity)</w:t>
+        <w:t xml:space="preserve">Definition 8 (Cosine similarity)</w:t>
       </w:r>
       <w:r>
         <w:t xml:space="preserve"> </w:t>
@@ -36964,8 +35772,8 @@
         </m:oMath>
       </m:oMathPara>
     </w:p>
-    <w:bookmarkEnd w:id="55"/>
-    <w:bookmarkStart w:id="56" w:name="exm-cosine-similarity"/>
+    <w:bookmarkEnd w:id="56"/>
+    <w:bookmarkStart w:id="57" w:name="exm-cosine-similarity"/>
     <w:p>
       <w:pPr>
         <w:pStyle w:val="FirstParagraph"/>
@@ -36975,7 +35783,7 @@
           <w:b/>
           <w:bCs/>
         </w:rPr>
-        <w:t xml:space="preserve">Example 15 (Cosine similarity of parallel, orthogonal, and arbitrary vectors)</w:t>
+        <w:t xml:space="preserve">Example 14 (Cosine similarity of parallel, orthogonal, and arbitrary vectors)</w:t>
       </w:r>
       <w:r>
         <w:t xml:space="preserve"> </w:t>
@@ -37012,7 +35820,7 @@
       <w:pPr>
         <w:numPr>
           <w:ilvl w:val="0"/>
-          <w:numId w:val="1018"/>
+          <w:numId w:val="1017"/>
         </w:numPr>
       </w:pPr>
       <w:r>
@@ -37283,7 +36091,7 @@
       <w:pPr>
         <w:numPr>
           <w:ilvl w:val="0"/>
-          <w:numId w:val="1018"/>
+          <w:numId w:val="1017"/>
         </w:numPr>
       </w:pPr>
       <w:r>
@@ -37566,7 +36374,7 @@
       <w:pPr>
         <w:numPr>
           <w:ilvl w:val="0"/>
-          <w:numId w:val="1018"/>
+          <w:numId w:val="1017"/>
         </w:numPr>
       </w:pPr>
       <w:r>
@@ -38034,8 +36842,8 @@
         <w:t xml:space="preserve">.</w:t>
       </w:r>
     </w:p>
-    <w:bookmarkEnd w:id="56"/>
-    <w:bookmarkStart w:id="57" w:name="cor-cosine-similarity-angle"/>
+    <w:bookmarkEnd w:id="57"/>
+    <w:bookmarkStart w:id="58" w:name="cor-cosine-similarity-angle"/>
     <w:p>
       <w:pPr>
         <w:pStyle w:val="BodyText"/>
@@ -38045,7 +36853,7 @@
           <w:b/>
           <w:bCs/>
         </w:rPr>
-        <w:t xml:space="preserve">Corollary 1 (Cosine similarity is the cosine of the angle)</w:t>
+        <w:t xml:space="preserve">Corollary 2 (Cosine similarity is the cosine of the angle)</w:t>
       </w:r>
       <w:r>
         <w:t xml:space="preserve"> </w:t>
@@ -38131,7 +36939,7 @@
           <w:rPr>
             <w:rStyle w:val="Hyperlink"/>
           </w:rPr>
-          <w:t xml:space="preserve">Definition 8</w:t>
+          <w:t xml:space="preserve">Definition 7</w:t>
         </w:r>
       </w:hyperlink>
       <w:r>
@@ -38215,7 +37023,7 @@
         </m:oMath>
       </m:oMathPara>
     </w:p>
-    <w:bookmarkEnd w:id="57"/>
+    <w:bookmarkEnd w:id="58"/>
     <w:p>
       <w:pPr>
         <w:pStyle w:val="FirstParagraph"/>
@@ -38237,6 +37045,43 @@
         <w:t xml:space="preserve"> </w:t>
       </w:r>
       <w:hyperlink w:anchor="def-angle">
+        <w:r>
+          <w:rPr>
+            <w:rStyle w:val="Hyperlink"/>
+          </w:rPr>
+          <w:t xml:space="preserve">Definition 7</w:t>
+        </w:r>
+      </w:hyperlink>
+      <w:r>
+        <w:t xml:space="preserve"> </w:t>
+      </w:r>
+      <w:r>
+        <w:t xml:space="preserve">sets equal to</w:t>
+      </w:r>
+      <w:r>
+        <w:t xml:space="preserve"> </w:t>
+      </w:r>
+      <m:oMath>
+        <m:r>
+          <m:rPr>
+            <m:sty m:val="p"/>
+          </m:rPr>
+          <m:t>cos</m:t>
+        </m:r>
+        <m:r>
+          <m:t>θ</m:t>
+        </m:r>
+      </m:oMath>
+      <w:r>
+        <w:t xml:space="preserve"> </w:t>
+      </w:r>
+      <w:r>
+        <w:t xml:space="preserve">is the ratio that</w:t>
+      </w:r>
+      <w:r>
+        <w:t xml:space="preserve"> </w:t>
+      </w:r>
+      <w:hyperlink w:anchor="def-cosine-similarity">
         <w:r>
           <w:rPr>
             <w:rStyle w:val="Hyperlink"/>
@@ -38248,43 +37093,6 @@
         <w:t xml:space="preserve"> </w:t>
       </w:r>
       <w:r>
-        <w:t xml:space="preserve">sets equal to</w:t>
-      </w:r>
-      <w:r>
-        <w:t xml:space="preserve"> </w:t>
-      </w:r>
-      <m:oMath>
-        <m:r>
-          <m:rPr>
-            <m:sty m:val="p"/>
-          </m:rPr>
-          <m:t>cos</m:t>
-        </m:r>
-        <m:r>
-          <m:t>θ</m:t>
-        </m:r>
-      </m:oMath>
-      <w:r>
-        <w:t xml:space="preserve"> </w:t>
-      </w:r>
-      <w:r>
-        <w:t xml:space="preserve">is the ratio that</w:t>
-      </w:r>
-      <w:r>
-        <w:t xml:space="preserve"> </w:t>
-      </w:r>
-      <w:hyperlink w:anchor="def-cosine-similarity">
-        <w:r>
-          <w:rPr>
-            <w:rStyle w:val="Hyperlink"/>
-          </w:rPr>
-          <w:t xml:space="preserve">Definition 9</w:t>
-        </w:r>
-      </w:hyperlink>
-      <w:r>
-        <w:t xml:space="preserve"> </w:t>
-      </w:r>
-      <w:r>
         <w:t xml:space="preserve">defines as</w:t>
       </w:r>
       <w:r>
@@ -38340,7 +37148,7 @@
         <w:t xml:space="preserve">.</w:t>
       </w:r>
     </w:p>
-    <w:bookmarkStart w:id="58" w:name="X64c41f557e7f698c947bb0d906d626137043d1e"/>
+    <w:bookmarkStart w:id="59" w:name="X64c41f557e7f698c947bb0d906d626137043d1e"/>
     <w:p>
       <w:pPr>
         <w:pStyle w:val="BodyText"/>
@@ -38350,7 +37158,7 @@
           <w:b/>
           <w:bCs/>
         </w:rPr>
-        <w:t xml:space="preserve">Definition 10 (Cosine similarity in an inner product space)</w:t>
+        <w:t xml:space="preserve">Definition 9 (Cosine similarity in an inner product space)</w:t>
       </w:r>
       <w:r>
         <w:t xml:space="preserve"> </w:t>
@@ -38636,8 +37444,479 @@
         </m:oMath>
       </m:oMathPara>
     </w:p>
-    <w:bookmarkEnd w:id="58"/>
-    <w:bookmarkStart w:id="60" w:name="thm-pearson-cosine-centered"/>
+    <w:bookmarkEnd w:id="59"/>
+    <w:bookmarkStart w:id="60" w:name="cor-cosine-similarity-unit-vectors"/>
+    <w:p>
+      <w:pPr>
+        <w:pStyle w:val="FirstParagraph"/>
+      </w:pPr>
+      <w:r>
+        <w:rPr>
+          <w:b/>
+          <w:bCs/>
+        </w:rPr>
+        <w:t xml:space="preserve">Corollary 3 (Cosine similarity of unit vectors is their inner product)</w:t>
+      </w:r>
+      <w:r>
+        <w:t xml:space="preserve"> </w:t>
+      </w:r>
+      <w:r>
+        <w:t xml:space="preserve">In a real inner product space (</w:t>
+      </w:r>
+      <w:hyperlink w:anchor="def-inner-product-space">
+        <w:r>
+          <w:rPr>
+            <w:rStyle w:val="Hyperlink"/>
+          </w:rPr>
+          <w:t xml:space="preserve">Definition 2</w:t>
+        </w:r>
+      </w:hyperlink>
+      <w:r>
+        <w:t xml:space="preserve">),</w:t>
+      </w:r>
+      <w:r>
+        <w:t xml:space="preserve"> </w:t>
+      </w:r>
+      <w:r>
+        <w:t xml:space="preserve">for all vectors</w:t>
+      </w:r>
+      <w:r>
+        <w:t xml:space="preserve"> </w:t>
+      </w:r>
+      <m:oMath>
+        <m:acc>
+          <m:accPr>
+            <m:chr m:val="̃"/>
+          </m:accPr>
+          <m:e>
+            <m:r>
+              <m:t>x</m:t>
+            </m:r>
+          </m:e>
+        </m:acc>
+      </m:oMath>
+      <w:r>
+        <w:t xml:space="preserve"> </w:t>
+      </w:r>
+      <w:r>
+        <w:t xml:space="preserve">and</w:t>
+      </w:r>
+      <w:r>
+        <w:t xml:space="preserve"> </w:t>
+      </w:r>
+      <m:oMath>
+        <m:acc>
+          <m:accPr>
+            <m:chr m:val="̃"/>
+          </m:accPr>
+          <m:e>
+            <m:r>
+              <m:t>y</m:t>
+            </m:r>
+          </m:e>
+        </m:acc>
+      </m:oMath>
+      <w:r>
+        <w:t xml:space="preserve"> </w:t>
+      </w:r>
+      <w:r>
+        <w:t xml:space="preserve">with</w:t>
+      </w:r>
+      <w:r>
+        <w:t xml:space="preserve"> </w:t>
+      </w:r>
+      <m:oMath>
+        <m:r>
+          <m:t>​</m:t>
+        </m:r>
+        <m:d>
+          <m:dPr>
+            <m:begChr m:val="∥"/>
+            <m:sepChr m:val=""/>
+            <m:endChr m:val="∥"/>
+            <m:grow/>
+          </m:dPr>
+          <m:e>
+            <m:acc>
+              <m:accPr>
+                <m:chr m:val="̃"/>
+              </m:accPr>
+              <m:e>
+                <m:r>
+                  <m:t>x</m:t>
+                </m:r>
+              </m:e>
+            </m:acc>
+          </m:e>
+        </m:d>
+        <m:r>
+          <m:t>​</m:t>
+        </m:r>
+        <m:r>
+          <m:rPr>
+            <m:sty m:val="p"/>
+          </m:rPr>
+          <m:t>=</m:t>
+        </m:r>
+        <m:r>
+          <m:t>​</m:t>
+        </m:r>
+        <m:d>
+          <m:dPr>
+            <m:begChr m:val="∥"/>
+            <m:sepChr m:val=""/>
+            <m:endChr m:val="∥"/>
+            <m:grow/>
+          </m:dPr>
+          <m:e>
+            <m:acc>
+              <m:accPr>
+                <m:chr m:val="̃"/>
+              </m:accPr>
+              <m:e>
+                <m:r>
+                  <m:t>y</m:t>
+                </m:r>
+              </m:e>
+            </m:acc>
+          </m:e>
+        </m:d>
+        <m:r>
+          <m:t>​</m:t>
+        </m:r>
+        <m:r>
+          <m:rPr>
+            <m:sty m:val="p"/>
+          </m:rPr>
+          <m:t>=</m:t>
+        </m:r>
+        <m:r>
+          <m:t>1</m:t>
+        </m:r>
+      </m:oMath>
+      <w:r>
+        <w:t xml:space="preserve">,</w:t>
+      </w:r>
+    </w:p>
+    <w:p>
+      <w:pPr>
+        <w:pStyle w:val="BodyText"/>
+      </w:pPr>
+      <m:oMathPara>
+        <m:oMathParaPr>
+          <m:jc m:val="center"/>
+        </m:oMathParaPr>
+        <m:oMath>
+          <m:r>
+            <m:rPr>
+              <m:sty m:val="p"/>
+            </m:rPr>
+            <m:t>cossim</m:t>
+          </m:r>
+          <m:r>
+            <m:rPr>
+              <m:sty m:val="p"/>
+            </m:rPr>
+            <m:t>(</m:t>
+          </m:r>
+          <m:acc>
+            <m:accPr>
+              <m:chr m:val="̃"/>
+            </m:accPr>
+            <m:e>
+              <m:r>
+                <m:t>x</m:t>
+              </m:r>
+            </m:e>
+          </m:acc>
+          <m:r>
+            <m:rPr>
+              <m:sty m:val="p"/>
+            </m:rPr>
+            <m:t>,</m:t>
+          </m:r>
+          <m:acc>
+            <m:accPr>
+              <m:chr m:val="̃"/>
+            </m:accPr>
+            <m:e>
+              <m:r>
+                <m:t>y</m:t>
+              </m:r>
+            </m:e>
+          </m:acc>
+          <m:r>
+            <m:rPr>
+              <m:sty m:val="p"/>
+            </m:rPr>
+            <m:t>)</m:t>
+          </m:r>
+          <m:r>
+            <m:rPr>
+              <m:sty m:val="p"/>
+            </m:rPr>
+            <m:t>=</m:t>
+          </m:r>
+          <m:d>
+            <m:dPr>
+              <m:begChr m:val="⟨"/>
+              <m:sepChr m:val=""/>
+              <m:endChr m:val="⟩"/>
+              <m:grow/>
+            </m:dPr>
+            <m:e>
+              <m:acc>
+                <m:accPr>
+                  <m:chr m:val="̃"/>
+                </m:accPr>
+                <m:e>
+                  <m:r>
+                    <m:t>x</m:t>
+                  </m:r>
+                </m:e>
+              </m:acc>
+              <m:r>
+                <m:rPr>
+                  <m:sty m:val="p"/>
+                </m:rPr>
+                <m:t>,</m:t>
+              </m:r>
+              <m:acc>
+                <m:accPr>
+                  <m:chr m:val="̃"/>
+                </m:accPr>
+                <m:e>
+                  <m:r>
+                    <m:t>y</m:t>
+                  </m:r>
+                </m:e>
+              </m:acc>
+            </m:e>
+          </m:d>
+          <m:r>
+            <m:rPr>
+              <m:sty m:val="p"/>
+            </m:rPr>
+            <m:t>.</m:t>
+          </m:r>
+        </m:oMath>
+      </m:oMathPara>
+    </w:p>
+    <w:bookmarkEnd w:id="60"/>
+    <w:p>
+      <w:pPr>
+        <w:pStyle w:val="FirstParagraph"/>
+      </w:pPr>
+      <w:r>
+        <w:rPr>
+          <w:i/>
+          <w:iCs/>
+        </w:rPr>
+        <w:t xml:space="preserve">Proof</w:t>
+      </w:r>
+      <w:r>
+        <w:t xml:space="preserve">. </w:t>
+      </w:r>
+      <w:r>
+        <w:t xml:space="preserve">Both norms in the denominator of</w:t>
+      </w:r>
+      <w:r>
+        <w:t xml:space="preserve"> </w:t>
+      </w:r>
+      <w:hyperlink w:anchor="X64c41f557e7f698c947bb0d906d626137043d1e">
+        <w:r>
+          <w:rPr>
+            <w:rStyle w:val="Hyperlink"/>
+          </w:rPr>
+          <w:t xml:space="preserve">Definition 9</w:t>
+        </w:r>
+      </w:hyperlink>
+      <w:r>
+        <w:t xml:space="preserve"> </w:t>
+      </w:r>
+      <w:r>
+        <w:t xml:space="preserve">equal</w:t>
+      </w:r>
+      <w:r>
+        <w:t xml:space="preserve"> </w:t>
+      </w:r>
+      <m:oMath>
+        <m:r>
+          <m:t>1</m:t>
+        </m:r>
+      </m:oMath>
+      <w:r>
+        <w:t xml:space="preserve">, so</w:t>
+      </w:r>
+    </w:p>
+    <w:p>
+      <w:pPr>
+        <w:pStyle w:val="BodyText"/>
+      </w:pPr>
+      <m:oMathPara>
+        <m:oMathParaPr>
+          <m:jc m:val="center"/>
+        </m:oMathParaPr>
+        <m:oMath>
+          <m:r>
+            <m:rPr>
+              <m:sty m:val="p"/>
+            </m:rPr>
+            <m:t>cossim</m:t>
+          </m:r>
+          <m:r>
+            <m:rPr>
+              <m:sty m:val="p"/>
+            </m:rPr>
+            <m:t>(</m:t>
+          </m:r>
+          <m:acc>
+            <m:accPr>
+              <m:chr m:val="̃"/>
+            </m:accPr>
+            <m:e>
+              <m:r>
+                <m:t>x</m:t>
+              </m:r>
+            </m:e>
+          </m:acc>
+          <m:r>
+            <m:rPr>
+              <m:sty m:val="p"/>
+            </m:rPr>
+            <m:t>,</m:t>
+          </m:r>
+          <m:acc>
+            <m:accPr>
+              <m:chr m:val="̃"/>
+            </m:accPr>
+            <m:e>
+              <m:r>
+                <m:t>y</m:t>
+              </m:r>
+            </m:e>
+          </m:acc>
+          <m:r>
+            <m:rPr>
+              <m:sty m:val="p"/>
+            </m:rPr>
+            <m:t>)</m:t>
+          </m:r>
+          <m:r>
+            <m:rPr>
+              <m:sty m:val="p"/>
+            </m:rPr>
+            <m:t>=</m:t>
+          </m:r>
+          <m:f>
+            <m:fPr>
+              <m:type m:val="bar"/>
+            </m:fPr>
+            <m:num>
+              <m:d>
+                <m:dPr>
+                  <m:begChr m:val="⟨"/>
+                  <m:sepChr m:val=""/>
+                  <m:endChr m:val="⟩"/>
+                  <m:grow/>
+                </m:dPr>
+                <m:e>
+                  <m:acc>
+                    <m:accPr>
+                      <m:chr m:val="̃"/>
+                    </m:accPr>
+                    <m:e>
+                      <m:r>
+                        <m:t>x</m:t>
+                      </m:r>
+                    </m:e>
+                  </m:acc>
+                  <m:r>
+                    <m:rPr>
+                      <m:sty m:val="p"/>
+                    </m:rPr>
+                    <m:t>,</m:t>
+                  </m:r>
+                  <m:acc>
+                    <m:accPr>
+                      <m:chr m:val="̃"/>
+                    </m:accPr>
+                    <m:e>
+                      <m:r>
+                        <m:t>y</m:t>
+                      </m:r>
+                    </m:e>
+                  </m:acc>
+                </m:e>
+              </m:d>
+            </m:num>
+            <m:den>
+              <m:r>
+                <m:t>1</m:t>
+              </m:r>
+              <m:r>
+                <m:rPr>
+                  <m:sty m:val="p"/>
+                </m:rPr>
+                <m:t>⋅</m:t>
+              </m:r>
+              <m:r>
+                <m:t>1</m:t>
+              </m:r>
+            </m:den>
+          </m:f>
+          <m:r>
+            <m:rPr>
+              <m:sty m:val="p"/>
+            </m:rPr>
+            <m:t>=</m:t>
+          </m:r>
+          <m:d>
+            <m:dPr>
+              <m:begChr m:val="⟨"/>
+              <m:sepChr m:val=""/>
+              <m:endChr m:val="⟩"/>
+              <m:grow/>
+            </m:dPr>
+            <m:e>
+              <m:acc>
+                <m:accPr>
+                  <m:chr m:val="̃"/>
+                </m:accPr>
+                <m:e>
+                  <m:r>
+                    <m:t>x</m:t>
+                  </m:r>
+                </m:e>
+              </m:acc>
+              <m:r>
+                <m:rPr>
+                  <m:sty m:val="p"/>
+                </m:rPr>
+                <m:t>,</m:t>
+              </m:r>
+              <m:acc>
+                <m:accPr>
+                  <m:chr m:val="̃"/>
+                </m:accPr>
+                <m:e>
+                  <m:r>
+                    <m:t>y</m:t>
+                  </m:r>
+                </m:e>
+              </m:acc>
+            </m:e>
+          </m:d>
+          <m:r>
+            <m:rPr>
+              <m:sty m:val="p"/>
+            </m:rPr>
+            <m:t>.</m:t>
+          </m:r>
+        </m:oMath>
+      </m:oMathPara>
+    </w:p>
+    <w:bookmarkStart w:id="62" w:name="thm-pearson-cosine-centered"/>
     <w:p>
       <w:pPr>
         <w:pStyle w:val="FirstParagraph"/>
@@ -39060,7 +38339,7 @@
       <w:r>
         <w:t xml:space="preserve"> </w:t>
       </w:r>
-      <w:hyperlink r:id="rId59">
+      <w:hyperlink r:id="rId61">
         <w:r>
           <w:rPr>
             <w:rStyle w:val="Hyperlink"/>
@@ -39154,7 +38433,7 @@
           <w:rPr>
             <w:rStyle w:val="Hyperlink"/>
           </w:rPr>
-          <w:t xml:space="preserve">Definition 9</w:t>
+          <w:t xml:space="preserve">Definition 8</w:t>
         </w:r>
       </w:hyperlink>
       <w:r>
@@ -39246,7 +38525,7 @@
         </m:oMath>
       </m:oMathPara>
     </w:p>
-    <w:bookmarkEnd w:id="60"/>
+    <w:bookmarkEnd w:id="62"/>
     <w:p>
       <w:pPr>
         <w:pStyle w:val="FirstParagraph"/>
@@ -39952,7 +39231,7 @@
         <w:t xml:space="preserve">.</w:t>
       </w:r>
     </w:p>
-    <w:bookmarkStart w:id="61" w:name="exm-pearson-cosine-centered"/>
+    <w:bookmarkStart w:id="63" w:name="exm-pearson-cosine-centered"/>
     <w:p>
       <w:pPr>
         <w:pStyle w:val="BodyText"/>
@@ -39962,7 +39241,7 @@
           <w:b/>
           <w:bCs/>
         </w:rPr>
-        <w:t xml:space="preserve">Example 16 (Centering changes the cosine similarity)</w:t>
+        <w:t xml:space="preserve">Example 15 (Centering changes the cosine similarity)</w:t>
       </w:r>
       <w:r>
         <w:t xml:space="preserve"> </w:t>
@@ -40848,9 +40127,9 @@
         <w:t xml:space="preserve">mostly because both vectors have positive entries and the same mean, not because they move together.</w:t>
       </w:r>
     </w:p>
-    <w:bookmarkEnd w:id="61"/>
-    <w:bookmarkEnd w:id="62"/>
-    <w:bookmarkStart w:id="94" w:name="sec-gram-schmidt"/>
+    <w:bookmarkEnd w:id="63"/>
+    <w:bookmarkEnd w:id="64"/>
+    <w:bookmarkStart w:id="96" w:name="sec-gram-schmidt"/>
     <w:p>
       <w:pPr>
         <w:pStyle w:val="Heading2"/>
@@ -40900,12 +40179,12 @@
                 <wp:inline>
                   <wp:extent cx="152400" cy="152400"/>
                   <wp:effectExtent b="0" l="0" r="0" t="0"/>
-                  <wp:docPr descr="" title="" id="63" name="Picture"/>
+                  <wp:docPr descr="" title="" id="65" name="Picture"/>
                   <a:graphic>
                     <a:graphicData uri="http://schemas.openxmlformats.org/drawingml/2006/picture">
                       <pic:pic>
                         <pic:nvPicPr>
-                          <pic:cNvPr descr="/opt/quarto/share/formats/docx/note.png" id="64" name="Picture"/>
+                          <pic:cNvPr descr="/opt/quarto/share/formats/docx/note.png" id="66" name="Picture"/>
                           <pic:cNvPicPr>
                             <a:picLocks noChangeArrowheads="1" noChangeAspect="1"/>
                           </pic:cNvPicPr>
@@ -41036,7 +40315,7 @@
         </w:tc>
       </w:tr>
     </w:tbl>
-    <w:bookmarkStart w:id="65" w:name="thm-dot-linear-sum"/>
+    <w:bookmarkStart w:id="67" w:name="thm-dot-linear-sum"/>
     <w:p>
       <w:pPr>
         <w:pStyle w:val="BodyText"/>
@@ -41437,7 +40716,7 @@
         </m:oMath>
       </m:oMathPara>
     </w:p>
-    <w:bookmarkEnd w:id="65"/>
+    <w:bookmarkEnd w:id="67"/>
     <w:p>
       <w:pPr>
         <w:pStyle w:val="FirstParagraph"/>
@@ -42435,7 +41714,7 @@
         </m:oMath>
       </m:oMathPara>
     </w:p>
-    <w:bookmarkStart w:id="66" w:name="exm-dot-linear-sum"/>
+    <w:bookmarkStart w:id="68" w:name="exm-dot-linear-sum"/>
     <w:p>
       <w:pPr>
         <w:pStyle w:val="FirstParagraph"/>
@@ -42445,7 +41724,7 @@
           <w:b/>
           <w:bCs/>
         </w:rPr>
-        <w:t xml:space="preserve">Example 17 (Dotting with a combination of three vectors)</w:t>
+        <w:t xml:space="preserve">Example 16 (Dotting with a combination of three vectors)</w:t>
       </w:r>
       <w:r>
         <w:t xml:space="preserve"> </w:t>
@@ -42904,13 +42183,13 @@
         <w:t xml:space="preserve">, the same number.</w:t>
       </w:r>
     </w:p>
-    <w:bookmarkEnd w:id="66"/>
-    <w:bookmarkStart w:id="68" w:name="thm-orthonormal-independent"/>
+    <w:bookmarkEnd w:id="68"/>
+    <w:bookmarkStart w:id="70" w:name="thm-orthonormal-independent"/>
     <w:p>
       <w:pPr>
         <w:pStyle w:val="BodyText"/>
       </w:pPr>
-      <w:del w:id="183" w:author="PR Preview" w:date="2026-01-01T00:00:00Z">
+      <w:del w:id="95" w:author="PR Preview" w:date="2026-01-01T00:00:00Z">
         <w:r>
           <w:rPr>
             <w:b/>
@@ -42919,17 +42198,17 @@
           <w:delText xml:space="preserve">Theorem 8 (Orthonormal vectors are linearly independent)</w:delText>
         </w:r>
       </w:del>
-      <w:del w:id="184" w:author="PR Preview" w:date="2026-01-01T00:00:00Z">
+      <w:del w:id="96" w:author="PR Preview" w:date="2026-01-01T00:00:00Z">
         <w:r>
           <w:delText xml:space="preserve"> </w:delText>
         </w:r>
       </w:del>
-      <w:del w:id="185" w:author="PR Preview" w:date="2026-01-01T00:00:00Z">
+      <w:del w:id="97" w:author="PR Preview" w:date="2026-01-01T00:00:00Z">
         <w:r>
           <w:delText xml:space="preserve">If</w:delText>
         </w:r>
       </w:del>
-      <w:del w:id="186" w:author="PR Preview" w:date="2026-01-01T00:00:00Z">
+      <w:del w:id="98" w:author="PR Preview" w:date="2026-01-01T00:00:00Z">
         <w:r>
           <w:delText xml:space="preserve"> </w:delText>
         </w:r>
@@ -42992,18 +42271,18 @@
           </m:sub>
         </m:sSub>
       </m:oMath>
-      <w:del w:id="187" w:author="PR Preview" w:date="2026-01-01T00:00:00Z">
+      <w:del w:id="99" w:author="PR Preview" w:date="2026-01-01T00:00:00Z">
         <w:r>
           <w:delText xml:space="preserve"> </w:delText>
         </w:r>
       </w:del>
-      <w:del w:id="188" w:author="PR Preview" w:date="2026-01-01T00:00:00Z">
+      <w:del w:id="100" w:author="PR Preview" w:date="2026-01-01T00:00:00Z">
         <w:r>
           <w:delText xml:space="preserve">are orthonormal (</w:delText>
         </w:r>
       </w:del>
-      <w:hyperlink r:id="rId67">
-        <w:del w:id="189" w:author="PR Preview" w:date="2026-01-01T00:00:00Z">
+      <w:hyperlink r:id="rId69">
+        <w:del w:id="101" w:author="PR Preview" w:date="2026-01-01T00:00:00Z">
           <w:r>
             <w:rPr>
               <w:rStyle w:val="Hyperlink"/>
@@ -43012,23 +42291,23 @@
           </w:r>
         </w:del>
       </w:hyperlink>
-      <w:del w:id="190" w:author="PR Preview" w:date="2026-01-01T00:00:00Z">
+      <w:del w:id="102" w:author="PR Preview" w:date="2026-01-01T00:00:00Z">
         <w:r>
           <w:delText xml:space="preserve">),</w:delText>
         </w:r>
       </w:del>
-      <w:del w:id="191" w:author="PR Preview" w:date="2026-01-01T00:00:00Z">
+      <w:del w:id="103" w:author="PR Preview" w:date="2026-01-01T00:00:00Z">
         <w:r>
           <w:delText xml:space="preserve"> </w:delText>
         </w:r>
       </w:del>
-      <w:del w:id="192" w:author="PR Preview" w:date="2026-01-01T00:00:00Z">
+      <w:del w:id="104" w:author="PR Preview" w:date="2026-01-01T00:00:00Z">
         <w:r>
           <w:delText xml:space="preserve">then they are linearly independent (</w:delText>
         </w:r>
       </w:del>
       <w:hyperlink r:id="rId35">
-        <w:del w:id="193" w:author="PR Preview" w:date="2026-01-01T00:00:00Z">
+        <w:del w:id="105" w:author="PR Preview" w:date="2026-01-01T00:00:00Z">
           <w:r>
             <w:rPr>
               <w:rStyle w:val="Hyperlink"/>
@@ -43037,7 +42316,7 @@
           </w:r>
         </w:del>
       </w:hyperlink>
-      <w:del w:id="194" w:author="PR Preview" w:date="2026-01-01T00:00:00Z">
+      <w:del w:id="106" w:author="PR Preview" w:date="2026-01-01T00:00:00Z">
         <w:r>
           <w:delText xml:space="preserve">).</w:delText>
         </w:r>
@@ -43047,7 +42326,7 @@
       <w:pPr>
         <w:pStyle w:val="BodyText"/>
       </w:pPr>
-      <w:ins w:id="195" w:author="PR Preview" w:date="2026-01-01T00:00:00Z">
+      <w:ins w:id="107" w:author="PR Preview" w:date="2026-01-01T00:00:00Z">
         <w:r>
           <w:rPr>
             <w:b/>
@@ -43056,17 +42335,17 @@
           <w:t xml:space="preserve">Theorem 8 (Orthonormal vectors are linearly independent)</w:t>
         </w:r>
       </w:ins>
-      <w:ins w:id="196" w:author="PR Preview" w:date="2026-01-01T00:00:00Z">
+      <w:ins w:id="108" w:author="PR Preview" w:date="2026-01-01T00:00:00Z">
         <w:r>
           <w:t xml:space="preserve"> </w:t>
         </w:r>
       </w:ins>
-      <w:ins w:id="197" w:author="PR Preview" w:date="2026-01-01T00:00:00Z">
+      <w:ins w:id="109" w:author="PR Preview" w:date="2026-01-01T00:00:00Z">
         <w:r>
           <w:t xml:space="preserve">If</w:t>
         </w:r>
       </w:ins>
-      <w:ins w:id="198" w:author="PR Preview" w:date="2026-01-01T00:00:00Z">
+      <w:ins w:id="110" w:author="PR Preview" w:date="2026-01-01T00:00:00Z">
         <w:r>
           <w:t xml:space="preserve"> </w:t>
         </w:r>
@@ -43129,18 +42408,18 @@
           </m:sub>
         </m:sSub>
       </m:oMath>
-      <w:ins w:id="199" w:author="PR Preview" w:date="2026-01-01T00:00:00Z">
+      <w:ins w:id="111" w:author="PR Preview" w:date="2026-01-01T00:00:00Z">
         <w:r>
           <w:t xml:space="preserve"> </w:t>
         </w:r>
       </w:ins>
-      <w:ins w:id="200" w:author="PR Preview" w:date="2026-01-01T00:00:00Z">
+      <w:ins w:id="112" w:author="PR Preview" w:date="2026-01-01T00:00:00Z">
         <w:r>
           <w:t xml:space="preserve">are orthonormal (</w:t>
         </w:r>
       </w:ins>
-      <w:hyperlink r:id="rId67">
-        <w:ins w:id="201" w:author="PR Preview" w:date="2026-01-01T00:00:00Z">
+      <w:hyperlink r:id="rId69">
+        <w:ins w:id="113" w:author="PR Preview" w:date="2026-01-01T00:00:00Z">
           <w:r>
             <w:rPr>
               <w:rStyle w:val="Hyperlink"/>
@@ -43149,23 +42428,23 @@
           </w:r>
         </w:ins>
       </w:hyperlink>
-      <w:ins w:id="202" w:author="PR Preview" w:date="2026-01-01T00:00:00Z">
+      <w:ins w:id="114" w:author="PR Preview" w:date="2026-01-01T00:00:00Z">
         <w:r>
           <w:t xml:space="preserve">),</w:t>
         </w:r>
       </w:ins>
-      <w:ins w:id="203" w:author="PR Preview" w:date="2026-01-01T00:00:00Z">
+      <w:ins w:id="115" w:author="PR Preview" w:date="2026-01-01T00:00:00Z">
         <w:r>
           <w:t xml:space="preserve"> </w:t>
         </w:r>
       </w:ins>
-      <w:ins w:id="204" w:author="PR Preview" w:date="2026-01-01T00:00:00Z">
+      <w:ins w:id="116" w:author="PR Preview" w:date="2026-01-01T00:00:00Z">
         <w:r>
           <w:t xml:space="preserve">then they are linearly independent (</w:t>
         </w:r>
       </w:ins>
       <w:hyperlink r:id="rId35">
-        <w:ins w:id="205" w:author="PR Preview" w:date="2026-01-01T00:00:00Z">
+        <w:ins w:id="117" w:author="PR Preview" w:date="2026-01-01T00:00:00Z">
           <w:r>
             <w:rPr>
               <w:rStyle w:val="Hyperlink"/>
@@ -43174,13 +42453,13 @@
           </w:r>
         </w:ins>
       </w:hyperlink>
-      <w:ins w:id="206" w:author="PR Preview" w:date="2026-01-01T00:00:00Z">
+      <w:ins w:id="118" w:author="PR Preview" w:date="2026-01-01T00:00:00Z">
         <w:r>
           <w:t xml:space="preserve">).</w:t>
         </w:r>
       </w:ins>
     </w:p>
-    <w:bookmarkEnd w:id="68"/>
+    <w:bookmarkEnd w:id="70"/>
     <w:p>
       <w:pPr>
         <w:pStyle w:val="BodyText"/>
@@ -43846,7 +43125,7 @@
         <w:t xml:space="preserve">.</w:t>
       </w:r>
     </w:p>
-    <w:bookmarkStart w:id="69" w:name="exm-orthonormal-independent"/>
+    <w:bookmarkStart w:id="71" w:name="exm-orthonormal-independent"/>
     <w:p>
       <w:pPr>
         <w:pStyle w:val="BodyText"/>
@@ -43856,7 +43135,7 @@
           <w:b/>
           <w:bCs/>
         </w:rPr>
-        <w:t xml:space="preserve">Example 18 (Three orthonormal vectors in</w:t>
+        <w:t xml:space="preserve">Example 17 (Three orthonormal vectors in</w:t>
       </w:r>
       <w:r>
         <w:rPr>
@@ -45223,37 +44502,37 @@
         <w:t xml:space="preserve">.</w:t>
       </w:r>
     </w:p>
-    <w:bookmarkEnd w:id="69"/>
-    <w:bookmarkStart w:id="71" w:name="def-orthonormal-basis"/>
+    <w:bookmarkEnd w:id="71"/>
+    <w:bookmarkStart w:id="73" w:name="def-orthonormal-basis"/>
     <w:p>
       <w:pPr>
         <w:pStyle w:val="BodyText"/>
       </w:pPr>
-      <w:del w:id="207" w:author="PR Preview" w:date="2026-01-01T00:00:00Z">
+      <w:del w:id="119" w:author="PR Preview" w:date="2026-01-01T00:00:00Z">
         <w:r>
           <w:rPr>
             <w:b/>
             <w:bCs/>
           </w:rPr>
-          <w:delText xml:space="preserve">Definition 11 (Orthonormal basis)</w:delText>
+          <w:delText xml:space="preserve">Definition 10 (Orthonormal basis)</w:delText>
         </w:r>
       </w:del>
-      <w:del w:id="208" w:author="PR Preview" w:date="2026-01-01T00:00:00Z">
+      <w:del w:id="120" w:author="PR Preview" w:date="2026-01-01T00:00:00Z">
         <w:r>
           <w:delText xml:space="preserve"> </w:delText>
         </w:r>
       </w:del>
-      <w:del w:id="209" w:author="PR Preview" w:date="2026-01-01T00:00:00Z">
+      <w:del w:id="121" w:author="PR Preview" w:date="2026-01-01T00:00:00Z">
         <w:r>
           <w:delText xml:space="preserve">An</w:delText>
         </w:r>
       </w:del>
-      <w:del w:id="210" w:author="PR Preview" w:date="2026-01-01T00:00:00Z">
+      <w:del w:id="122" w:author="PR Preview" w:date="2026-01-01T00:00:00Z">
         <w:r>
           <w:delText xml:space="preserve"> </w:delText>
         </w:r>
       </w:del>
-      <w:del w:id="211" w:author="PR Preview" w:date="2026-01-01T00:00:00Z">
+      <w:del w:id="123" w:author="PR Preview" w:date="2026-01-01T00:00:00Z">
         <w:r>
           <w:rPr>
             <w:b/>
@@ -45262,17 +44541,17 @@
           <w:delText xml:space="preserve">orthonormal basis</w:delText>
         </w:r>
       </w:del>
-      <w:del w:id="212" w:author="PR Preview" w:date="2026-01-01T00:00:00Z">
+      <w:del w:id="124" w:author="PR Preview" w:date="2026-01-01T00:00:00Z">
         <w:r>
           <w:delText xml:space="preserve"> </w:delText>
         </w:r>
       </w:del>
-      <w:del w:id="213" w:author="PR Preview" w:date="2026-01-01T00:00:00Z">
+      <w:del w:id="125" w:author="PR Preview" w:date="2026-01-01T00:00:00Z">
         <w:r>
           <w:delText xml:space="preserve">of a subspace</w:delText>
         </w:r>
       </w:del>
-      <w:del w:id="214" w:author="PR Preview" w:date="2026-01-01T00:00:00Z">
+      <w:del w:id="126" w:author="PR Preview" w:date="2026-01-01T00:00:00Z">
         <w:r>
           <w:delText xml:space="preserve"> </w:delText>
         </w:r>
@@ -45286,17 +44565,17 @@
           <m:t>S</m:t>
         </m:r>
       </m:oMath>
-      <w:del w:id="215" w:author="PR Preview" w:date="2026-01-01T00:00:00Z">
+      <w:del w:id="127" w:author="PR Preview" w:date="2026-01-01T00:00:00Z">
         <w:r>
           <w:delText xml:space="preserve"> </w:delText>
         </w:r>
       </w:del>
-      <w:del w:id="216" w:author="PR Preview" w:date="2026-01-01T00:00:00Z">
+      <w:del w:id="128" w:author="PR Preview" w:date="2026-01-01T00:00:00Z">
         <w:r>
           <w:delText xml:space="preserve">of</w:delText>
         </w:r>
       </w:del>
-      <w:del w:id="217" w:author="PR Preview" w:date="2026-01-01T00:00:00Z">
+      <w:del w:id="129" w:author="PR Preview" w:date="2026-01-01T00:00:00Z">
         <w:r>
           <w:delText xml:space="preserve"> </w:delText>
         </w:r>
@@ -45319,17 +44598,17 @@
           </m:sup>
         </m:sSup>
       </m:oMath>
-      <w:del w:id="218" w:author="PR Preview" w:date="2026-01-01T00:00:00Z">
+      <w:del w:id="130" w:author="PR Preview" w:date="2026-01-01T00:00:00Z">
         <w:r>
           <w:delText xml:space="preserve"> </w:delText>
         </w:r>
       </w:del>
-      <w:del w:id="219" w:author="PR Preview" w:date="2026-01-01T00:00:00Z">
+      <w:del w:id="131" w:author="PR Preview" w:date="2026-01-01T00:00:00Z">
         <w:r>
           <w:delText xml:space="preserve">is a basis of</w:delText>
         </w:r>
       </w:del>
-      <w:del w:id="220" w:author="PR Preview" w:date="2026-01-01T00:00:00Z">
+      <w:del w:id="132" w:author="PR Preview" w:date="2026-01-01T00:00:00Z">
         <w:r>
           <w:delText xml:space="preserve"> </w:delText>
         </w:r>
@@ -45343,18 +44622,18 @@
           <m:t>S</m:t>
         </m:r>
       </m:oMath>
-      <w:del w:id="221" w:author="PR Preview" w:date="2026-01-01T00:00:00Z">
+      <w:del w:id="133" w:author="PR Preview" w:date="2026-01-01T00:00:00Z">
         <w:r>
           <w:delText xml:space="preserve"> </w:delText>
         </w:r>
       </w:del>
-      <w:del w:id="222" w:author="PR Preview" w:date="2026-01-01T00:00:00Z">
+      <w:del w:id="134" w:author="PR Preview" w:date="2026-01-01T00:00:00Z">
         <w:r>
           <w:delText xml:space="preserve">(</w:delText>
         </w:r>
       </w:del>
-      <w:hyperlink r:id="rId70">
-        <w:del w:id="223" w:author="PR Preview" w:date="2026-01-01T00:00:00Z">
+      <w:hyperlink r:id="rId72">
+        <w:del w:id="135" w:author="PR Preview" w:date="2026-01-01T00:00:00Z">
           <w:r>
             <w:rPr>
               <w:rStyle w:val="Hyperlink"/>
@@ -45363,23 +44642,23 @@
           </w:r>
         </w:del>
       </w:hyperlink>
-      <w:del w:id="224" w:author="PR Preview" w:date="2026-01-01T00:00:00Z">
+      <w:del w:id="136" w:author="PR Preview" w:date="2026-01-01T00:00:00Z">
         <w:r>
           <w:delText xml:space="preserve">)</w:delText>
         </w:r>
       </w:del>
-      <w:del w:id="225" w:author="PR Preview" w:date="2026-01-01T00:00:00Z">
+      <w:del w:id="137" w:author="PR Preview" w:date="2026-01-01T00:00:00Z">
         <w:r>
           <w:delText xml:space="preserve"> </w:delText>
         </w:r>
       </w:del>
-      <w:del w:id="226" w:author="PR Preview" w:date="2026-01-01T00:00:00Z">
+      <w:del w:id="138" w:author="PR Preview" w:date="2026-01-01T00:00:00Z">
         <w:r>
           <w:delText xml:space="preserve">whose vectors are orthonormal (</w:delText>
         </w:r>
       </w:del>
-      <w:hyperlink r:id="rId67">
-        <w:del w:id="227" w:author="PR Preview" w:date="2026-01-01T00:00:00Z">
+      <w:hyperlink r:id="rId69">
+        <w:del w:id="139" w:author="PR Preview" w:date="2026-01-01T00:00:00Z">
           <w:r>
             <w:rPr>
               <w:rStyle w:val="Hyperlink"/>
@@ -45388,7 +44667,7 @@
           </w:r>
         </w:del>
       </w:hyperlink>
-      <w:del w:id="228" w:author="PR Preview" w:date="2026-01-01T00:00:00Z">
+      <w:del w:id="140" w:author="PR Preview" w:date="2026-01-01T00:00:00Z">
         <w:r>
           <w:delText xml:space="preserve">).</w:delText>
         </w:r>
@@ -45398,31 +44677,31 @@
       <w:pPr>
         <w:pStyle w:val="BodyText"/>
       </w:pPr>
-      <w:ins w:id="229" w:author="PR Preview" w:date="2026-01-01T00:00:00Z">
+      <w:ins w:id="141" w:author="PR Preview" w:date="2026-01-01T00:00:00Z">
         <w:r>
           <w:rPr>
             <w:b/>
             <w:bCs/>
           </w:rPr>
-          <w:t xml:space="preserve">Definition 11 (Orthonormal basis)</w:t>
+          <w:t xml:space="preserve">Definition 10 (Orthonormal basis)</w:t>
         </w:r>
       </w:ins>
-      <w:ins w:id="230" w:author="PR Preview" w:date="2026-01-01T00:00:00Z">
+      <w:ins w:id="142" w:author="PR Preview" w:date="2026-01-01T00:00:00Z">
         <w:r>
           <w:t xml:space="preserve"> </w:t>
         </w:r>
       </w:ins>
-      <w:ins w:id="231" w:author="PR Preview" w:date="2026-01-01T00:00:00Z">
+      <w:ins w:id="143" w:author="PR Preview" w:date="2026-01-01T00:00:00Z">
         <w:r>
           <w:t xml:space="preserve">An</w:t>
         </w:r>
       </w:ins>
-      <w:ins w:id="232" w:author="PR Preview" w:date="2026-01-01T00:00:00Z">
+      <w:ins w:id="144" w:author="PR Preview" w:date="2026-01-01T00:00:00Z">
         <w:r>
           <w:t xml:space="preserve"> </w:t>
         </w:r>
       </w:ins>
-      <w:ins w:id="233" w:author="PR Preview" w:date="2026-01-01T00:00:00Z">
+      <w:ins w:id="145" w:author="PR Preview" w:date="2026-01-01T00:00:00Z">
         <w:r>
           <w:rPr>
             <w:b/>
@@ -45431,17 +44710,17 @@
           <w:t xml:space="preserve">orthonormal basis</w:t>
         </w:r>
       </w:ins>
-      <w:ins w:id="234" w:author="PR Preview" w:date="2026-01-01T00:00:00Z">
+      <w:ins w:id="146" w:author="PR Preview" w:date="2026-01-01T00:00:00Z">
         <w:r>
           <w:t xml:space="preserve"> </w:t>
         </w:r>
       </w:ins>
-      <w:ins w:id="235" w:author="PR Preview" w:date="2026-01-01T00:00:00Z">
+      <w:ins w:id="147" w:author="PR Preview" w:date="2026-01-01T00:00:00Z">
         <w:r>
           <w:t xml:space="preserve">of a subspace</w:t>
         </w:r>
       </w:ins>
-      <w:ins w:id="236" w:author="PR Preview" w:date="2026-01-01T00:00:00Z">
+      <w:ins w:id="148" w:author="PR Preview" w:date="2026-01-01T00:00:00Z">
         <w:r>
           <w:t xml:space="preserve"> </w:t>
         </w:r>
@@ -45455,17 +44734,17 @@
           <m:t>S</m:t>
         </m:r>
       </m:oMath>
-      <w:ins w:id="237" w:author="PR Preview" w:date="2026-01-01T00:00:00Z">
+      <w:ins w:id="149" w:author="PR Preview" w:date="2026-01-01T00:00:00Z">
         <w:r>
           <w:t xml:space="preserve"> </w:t>
         </w:r>
       </w:ins>
-      <w:ins w:id="238" w:author="PR Preview" w:date="2026-01-01T00:00:00Z">
+      <w:ins w:id="150" w:author="PR Preview" w:date="2026-01-01T00:00:00Z">
         <w:r>
           <w:t xml:space="preserve">of</w:t>
         </w:r>
       </w:ins>
-      <w:ins w:id="239" w:author="PR Preview" w:date="2026-01-01T00:00:00Z">
+      <w:ins w:id="151" w:author="PR Preview" w:date="2026-01-01T00:00:00Z">
         <w:r>
           <w:t xml:space="preserve"> </w:t>
         </w:r>
@@ -45488,17 +44767,17 @@
           </m:sup>
         </m:sSup>
       </m:oMath>
-      <w:ins w:id="240" w:author="PR Preview" w:date="2026-01-01T00:00:00Z">
+      <w:ins w:id="152" w:author="PR Preview" w:date="2026-01-01T00:00:00Z">
         <w:r>
           <w:t xml:space="preserve"> </w:t>
         </w:r>
       </w:ins>
-      <w:ins w:id="241" w:author="PR Preview" w:date="2026-01-01T00:00:00Z">
+      <w:ins w:id="153" w:author="PR Preview" w:date="2026-01-01T00:00:00Z">
         <w:r>
           <w:t xml:space="preserve">is a basis of</w:t>
         </w:r>
       </w:ins>
-      <w:ins w:id="242" w:author="PR Preview" w:date="2026-01-01T00:00:00Z">
+      <w:ins w:id="154" w:author="PR Preview" w:date="2026-01-01T00:00:00Z">
         <w:r>
           <w:t xml:space="preserve"> </w:t>
         </w:r>
@@ -45512,18 +44791,18 @@
           <m:t>S</m:t>
         </m:r>
       </m:oMath>
-      <w:ins w:id="243" w:author="PR Preview" w:date="2026-01-01T00:00:00Z">
+      <w:ins w:id="155" w:author="PR Preview" w:date="2026-01-01T00:00:00Z">
         <w:r>
           <w:t xml:space="preserve"> </w:t>
         </w:r>
       </w:ins>
-      <w:ins w:id="244" w:author="PR Preview" w:date="2026-01-01T00:00:00Z">
+      <w:ins w:id="156" w:author="PR Preview" w:date="2026-01-01T00:00:00Z">
         <w:r>
           <w:t xml:space="preserve">(</w:t>
         </w:r>
       </w:ins>
-      <w:hyperlink r:id="rId70">
-        <w:ins w:id="245" w:author="PR Preview" w:date="2026-01-01T00:00:00Z">
+      <w:hyperlink r:id="rId72">
+        <w:ins w:id="157" w:author="PR Preview" w:date="2026-01-01T00:00:00Z">
           <w:r>
             <w:rPr>
               <w:rStyle w:val="Hyperlink"/>
@@ -45532,23 +44811,23 @@
           </w:r>
         </w:ins>
       </w:hyperlink>
-      <w:ins w:id="246" w:author="PR Preview" w:date="2026-01-01T00:00:00Z">
+      <w:ins w:id="158" w:author="PR Preview" w:date="2026-01-01T00:00:00Z">
         <w:r>
           <w:t xml:space="preserve">)</w:t>
         </w:r>
       </w:ins>
-      <w:ins w:id="247" w:author="PR Preview" w:date="2026-01-01T00:00:00Z">
+      <w:ins w:id="159" w:author="PR Preview" w:date="2026-01-01T00:00:00Z">
         <w:r>
           <w:t xml:space="preserve"> </w:t>
         </w:r>
       </w:ins>
-      <w:ins w:id="248" w:author="PR Preview" w:date="2026-01-01T00:00:00Z">
+      <w:ins w:id="160" w:author="PR Preview" w:date="2026-01-01T00:00:00Z">
         <w:r>
           <w:t xml:space="preserve">whose vectors are orthonormal (</w:t>
         </w:r>
       </w:ins>
-      <w:hyperlink r:id="rId67">
-        <w:ins w:id="249" w:author="PR Preview" w:date="2026-01-01T00:00:00Z">
+      <w:hyperlink r:id="rId69">
+        <w:ins w:id="161" w:author="PR Preview" w:date="2026-01-01T00:00:00Z">
           <w:r>
             <w:rPr>
               <w:rStyle w:val="Hyperlink"/>
@@ -45557,14 +44836,14 @@
           </w:r>
         </w:ins>
       </w:hyperlink>
-      <w:ins w:id="250" w:author="PR Preview" w:date="2026-01-01T00:00:00Z">
+      <w:ins w:id="162" w:author="PR Preview" w:date="2026-01-01T00:00:00Z">
         <w:r>
           <w:t xml:space="preserve">).</w:t>
         </w:r>
       </w:ins>
     </w:p>
-    <w:bookmarkEnd w:id="71"/>
-    <w:bookmarkStart w:id="75" w:name="exm-orthonormal-basis"/>
+    <w:bookmarkEnd w:id="73"/>
+    <w:bookmarkStart w:id="77" w:name="exm-orthonormal-basis"/>
     <w:p>
       <w:pPr>
         <w:pStyle w:val="BodyText"/>
@@ -45574,7 +44853,7 @@
           <w:b/>
           <w:bCs/>
         </w:rPr>
-        <w:t xml:space="preserve">Example 19 (Orthonormal bases of</w:t>
+        <w:t xml:space="preserve">Example 18 (Orthonormal bases of</w:t>
       </w:r>
       <w:r>
         <w:rPr>
@@ -45620,7 +44899,7 @@
         <w:pStyle w:val="Compact"/>
         <w:numPr>
           <w:ilvl w:val="0"/>
-          <w:numId w:val="1019"/>
+          <w:numId w:val="1018"/>
         </w:numPr>
       </w:pPr>
       <w:r>
@@ -45745,7 +45024,7 @@
       <w:r>
         <w:t xml:space="preserve">(</w:t>
       </w:r>
-      <w:hyperlink r:id="rId72">
+      <w:hyperlink r:id="rId74">
         <w:r>
           <w:rPr>
             <w:rStyle w:val="Hyperlink"/>
@@ -45762,15 +45041,15 @@
         <w:pStyle w:val="Compact"/>
         <w:numPr>
           <w:ilvl w:val="0"/>
-          <w:numId w:val="1019"/>
+          <w:numId w:val="1018"/>
         </w:numPr>
       </w:pPr>
-      <w:del w:id="251" w:author="PR Preview" w:date="2026-01-01T00:00:00Z">
+      <w:del w:id="163" w:author="PR Preview" w:date="2026-01-01T00:00:00Z">
         <w:r>
           <w:delText xml:space="preserve">The vectors</w:delText>
         </w:r>
       </w:del>
-      <w:del w:id="252" w:author="PR Preview" w:date="2026-01-01T00:00:00Z">
+      <w:del w:id="164" w:author="PR Preview" w:date="2026-01-01T00:00:00Z">
         <w:r>
           <w:delText xml:space="preserve"> </w:delText>
         </w:r>
@@ -45846,53 +45125,53 @@
           </m:sub>
         </m:sSub>
       </m:oMath>
-      <w:del w:id="253" w:author="PR Preview" w:date="2026-01-01T00:00:00Z">
+      <w:del w:id="165" w:author="PR Preview" w:date="2026-01-01T00:00:00Z">
         <w:r>
           <w:delText xml:space="preserve"> </w:delText>
         </w:r>
       </w:del>
-      <w:del w:id="254" w:author="PR Preview" w:date="2026-01-01T00:00:00Z">
+      <w:del w:id="166" w:author="PR Preview" w:date="2026-01-01T00:00:00Z">
         <w:r>
           <w:delText xml:space="preserve">of</w:delText>
         </w:r>
       </w:del>
-      <w:del w:id="255" w:author="PR Preview" w:date="2026-01-01T00:00:00Z">
+      <w:del w:id="167" w:author="PR Preview" w:date="2026-01-01T00:00:00Z">
         <w:r>
           <w:delText xml:space="preserve"> </w:delText>
         </w:r>
       </w:del>
       <w:hyperlink w:anchor="exm-orthonormal-independent">
-        <w:del w:id="256" w:author="PR Preview" w:date="2026-01-01T00:00:00Z">
+        <w:del w:id="168" w:author="PR Preview" w:date="2026-01-01T00:00:00Z">
           <w:r>
             <w:rPr>
               <w:rStyle w:val="Hyperlink"/>
             </w:rPr>
-            <w:delText xml:space="preserve">Example 18</w:delText>
+            <w:delText xml:space="preserve">Example 17</w:delText>
           </w:r>
         </w:del>
       </w:hyperlink>
-      <w:del w:id="257" w:author="PR Preview" w:date="2026-01-01T00:00:00Z">
+      <w:del w:id="169" w:author="PR Preview" w:date="2026-01-01T00:00:00Z">
         <w:r>
           <w:delText xml:space="preserve"> </w:delText>
         </w:r>
       </w:del>
-      <w:del w:id="258" w:author="PR Preview" w:date="2026-01-01T00:00:00Z">
+      <w:del w:id="170" w:author="PR Preview" w:date="2026-01-01T00:00:00Z">
         <w:r>
           <w:delText xml:space="preserve">are orthonormal and linearly independent,</w:delText>
         </w:r>
       </w:del>
-      <w:del w:id="259" w:author="PR Preview" w:date="2026-01-01T00:00:00Z">
+      <w:del w:id="171" w:author="PR Preview" w:date="2026-01-01T00:00:00Z">
         <w:r>
           <w:delText xml:space="preserve"> </w:delText>
         </w:r>
       </w:del>
-      <w:del w:id="260" w:author="PR Preview" w:date="2026-01-01T00:00:00Z">
+      <w:del w:id="172" w:author="PR Preview" w:date="2026-01-01T00:00:00Z">
         <w:r>
           <w:delText xml:space="preserve">so they are a basis of their span (</w:delText>
         </w:r>
       </w:del>
-      <w:hyperlink r:id="rId70">
-        <w:del w:id="261" w:author="PR Preview" w:date="2026-01-01T00:00:00Z">
+      <w:hyperlink r:id="rId72">
+        <w:del w:id="173" w:author="PR Preview" w:date="2026-01-01T00:00:00Z">
           <w:r>
             <w:rPr>
               <w:rStyle w:val="Hyperlink"/>
@@ -45901,22 +45180,22 @@
           </w:r>
         </w:del>
       </w:hyperlink>
-      <w:del w:id="262" w:author="PR Preview" w:date="2026-01-01T00:00:00Z">
+      <w:del w:id="174" w:author="PR Preview" w:date="2026-01-01T00:00:00Z">
         <w:r>
           <w:delText xml:space="preserve">),</w:delText>
         </w:r>
       </w:del>
-      <w:del w:id="263" w:author="PR Preview" w:date="2026-01-01T00:00:00Z">
+      <w:del w:id="175" w:author="PR Preview" w:date="2026-01-01T00:00:00Z">
         <w:r>
           <w:delText xml:space="preserve"> </w:delText>
         </w:r>
       </w:del>
-      <w:del w:id="264" w:author="PR Preview" w:date="2026-01-01T00:00:00Z">
+      <w:del w:id="176" w:author="PR Preview" w:date="2026-01-01T00:00:00Z">
         <w:r>
           <w:delText xml:space="preserve">which therefore has dimension</w:delText>
         </w:r>
       </w:del>
-      <w:del w:id="265" w:author="PR Preview" w:date="2026-01-01T00:00:00Z">
+      <w:del w:id="177" w:author="PR Preview" w:date="2026-01-01T00:00:00Z">
         <w:r>
           <w:delText xml:space="preserve"> </w:delText>
         </w:r>
@@ -45926,18 +45205,18 @@
           <m:t>3</m:t>
         </m:r>
       </m:oMath>
-      <w:del w:id="266" w:author="PR Preview" w:date="2026-01-01T00:00:00Z">
+      <w:del w:id="178" w:author="PR Preview" w:date="2026-01-01T00:00:00Z">
         <w:r>
           <w:delText xml:space="preserve"> </w:delText>
         </w:r>
       </w:del>
-      <w:del w:id="267" w:author="PR Preview" w:date="2026-01-01T00:00:00Z">
+      <w:del w:id="179" w:author="PR Preview" w:date="2026-01-01T00:00:00Z">
         <w:r>
           <w:delText xml:space="preserve">(</w:delText>
         </w:r>
       </w:del>
-      <w:hyperlink r:id="rId73">
-        <w:del w:id="268" w:author="PR Preview" w:date="2026-01-01T00:00:00Z">
+      <w:hyperlink r:id="rId75">
+        <w:del w:id="180" w:author="PR Preview" w:date="2026-01-01T00:00:00Z">
           <w:r>
             <w:rPr>
               <w:rStyle w:val="Hyperlink"/>
@@ -45946,22 +45225,22 @@
           </w:r>
         </w:del>
       </w:hyperlink>
-      <w:del w:id="269" w:author="PR Preview" w:date="2026-01-01T00:00:00Z">
+      <w:del w:id="181" w:author="PR Preview" w:date="2026-01-01T00:00:00Z">
         <w:r>
           <w:delText xml:space="preserve">)</w:delText>
         </w:r>
       </w:del>
-      <w:del w:id="270" w:author="PR Preview" w:date="2026-01-01T00:00:00Z">
+      <w:del w:id="182" w:author="PR Preview" w:date="2026-01-01T00:00:00Z">
         <w:r>
           <w:delText xml:space="preserve"> </w:delText>
         </w:r>
       </w:del>
-      <w:del w:id="271" w:author="PR Preview" w:date="2026-01-01T00:00:00Z">
+      <w:del w:id="183" w:author="PR Preview" w:date="2026-01-01T00:00:00Z">
         <w:r>
           <w:delText xml:space="preserve">and is all of</w:delText>
         </w:r>
       </w:del>
-      <w:del w:id="272" w:author="PR Preview" w:date="2026-01-01T00:00:00Z">
+      <w:del w:id="184" w:author="PR Preview" w:date="2026-01-01T00:00:00Z">
         <w:r>
           <w:delText xml:space="preserve"> </w:delText>
         </w:r>
@@ -45984,18 +45263,18 @@
           </m:sup>
         </m:sSup>
       </m:oMath>
-      <w:del w:id="273" w:author="PR Preview" w:date="2026-01-01T00:00:00Z">
+      <w:del w:id="185" w:author="PR Preview" w:date="2026-01-01T00:00:00Z">
         <w:r>
           <w:delText xml:space="preserve"> </w:delText>
         </w:r>
       </w:del>
-      <w:del w:id="274" w:author="PR Preview" w:date="2026-01-01T00:00:00Z">
+      <w:del w:id="186" w:author="PR Preview" w:date="2026-01-01T00:00:00Z">
         <w:r>
           <w:delText xml:space="preserve">(</w:delText>
         </w:r>
       </w:del>
-      <w:hyperlink r:id="rId74">
-        <w:del w:id="275" w:author="PR Preview" w:date="2026-01-01T00:00:00Z">
+      <w:hyperlink r:id="rId76">
+        <w:del w:id="187" w:author="PR Preview" w:date="2026-01-01T00:00:00Z">
           <w:r>
             <w:rPr>
               <w:rStyle w:val="Hyperlink"/>
@@ -46004,18 +45283,18 @@
           </w:r>
         </w:del>
       </w:hyperlink>
-      <w:del w:id="276" w:author="PR Preview" w:date="2026-01-01T00:00:00Z">
+      <w:del w:id="188" w:author="PR Preview" w:date="2026-01-01T00:00:00Z">
         <w:r>
           <w:delText xml:space="preserve">,</w:delText>
         </w:r>
       </w:del>
-      <w:del w:id="277" w:author="PR Preview" w:date="2026-01-01T00:00:00Z">
+      <w:del w:id="189" w:author="PR Preview" w:date="2026-01-01T00:00:00Z">
         <w:r>
           <w:delText xml:space="preserve"> </w:delText>
         </w:r>
       </w:del>
-      <w:hyperlink r:id="rId72">
-        <w:del w:id="278" w:author="PR Preview" w:date="2026-01-01T00:00:00Z">
+      <w:hyperlink r:id="rId74">
+        <w:del w:id="190" w:author="PR Preview" w:date="2026-01-01T00:00:00Z">
           <w:r>
             <w:rPr>
               <w:rStyle w:val="Hyperlink"/>
@@ -46024,22 +45303,22 @@
           </w:r>
         </w:del>
       </w:hyperlink>
-      <w:del w:id="279" w:author="PR Preview" w:date="2026-01-01T00:00:00Z">
+      <w:del w:id="191" w:author="PR Preview" w:date="2026-01-01T00:00:00Z">
         <w:r>
           <w:delText xml:space="preserve">).</w:delText>
         </w:r>
       </w:del>
-      <w:del w:id="280" w:author="PR Preview" w:date="2026-01-01T00:00:00Z">
+      <w:del w:id="192" w:author="PR Preview" w:date="2026-01-01T00:00:00Z">
         <w:r>
           <w:delText xml:space="preserve"> </w:delText>
         </w:r>
       </w:del>
-      <w:del w:id="281" w:author="PR Preview" w:date="2026-01-01T00:00:00Z">
+      <w:del w:id="193" w:author="PR Preview" w:date="2026-01-01T00:00:00Z">
         <w:r>
           <w:delText xml:space="preserve">So they are an orthonormal basis of</w:delText>
         </w:r>
       </w:del>
-      <w:del w:id="282" w:author="PR Preview" w:date="2026-01-01T00:00:00Z">
+      <w:del w:id="194" w:author="PR Preview" w:date="2026-01-01T00:00:00Z">
         <w:r>
           <w:delText xml:space="preserve"> </w:delText>
         </w:r>
@@ -46062,12 +45341,12 @@
           </m:sup>
         </m:sSup>
       </m:oMath>
-      <w:del w:id="283" w:author="PR Preview" w:date="2026-01-01T00:00:00Z">
+      <w:del w:id="195" w:author="PR Preview" w:date="2026-01-01T00:00:00Z">
         <w:r>
           <w:delText xml:space="preserve"> </w:delText>
         </w:r>
       </w:del>
-      <w:del w:id="284" w:author="PR Preview" w:date="2026-01-01T00:00:00Z">
+      <w:del w:id="196" w:author="PR Preview" w:date="2026-01-01T00:00:00Z">
         <w:r>
           <w:delText xml:space="preserve">too.</w:delText>
         </w:r>
@@ -46078,15 +45357,15 @@
         <w:pStyle w:val="Compact"/>
         <w:numPr>
           <w:ilvl w:val="0"/>
-          <w:numId w:val="1019"/>
+          <w:numId w:val="1018"/>
         </w:numPr>
       </w:pPr>
-      <w:ins w:id="285" w:author="PR Preview" w:date="2026-01-01T00:00:00Z">
+      <w:ins w:id="197" w:author="PR Preview" w:date="2026-01-01T00:00:00Z">
         <w:r>
           <w:t xml:space="preserve">The vectors</w:t>
         </w:r>
       </w:ins>
-      <w:ins w:id="286" w:author="PR Preview" w:date="2026-01-01T00:00:00Z">
+      <w:ins w:id="198" w:author="PR Preview" w:date="2026-01-01T00:00:00Z">
         <w:r>
           <w:t xml:space="preserve"> </w:t>
         </w:r>
@@ -46162,53 +45441,53 @@
           </m:sub>
         </m:sSub>
       </m:oMath>
-      <w:ins w:id="287" w:author="PR Preview" w:date="2026-01-01T00:00:00Z">
+      <w:ins w:id="199" w:author="PR Preview" w:date="2026-01-01T00:00:00Z">
         <w:r>
           <w:t xml:space="preserve"> </w:t>
         </w:r>
       </w:ins>
-      <w:ins w:id="288" w:author="PR Preview" w:date="2026-01-01T00:00:00Z">
+      <w:ins w:id="200" w:author="PR Preview" w:date="2026-01-01T00:00:00Z">
         <w:r>
           <w:t xml:space="preserve">of</w:t>
         </w:r>
       </w:ins>
-      <w:ins w:id="289" w:author="PR Preview" w:date="2026-01-01T00:00:00Z">
+      <w:ins w:id="201" w:author="PR Preview" w:date="2026-01-01T00:00:00Z">
         <w:r>
           <w:t xml:space="preserve"> </w:t>
         </w:r>
       </w:ins>
       <w:hyperlink w:anchor="exm-orthonormal-independent">
-        <w:ins w:id="290" w:author="PR Preview" w:date="2026-01-01T00:00:00Z">
+        <w:ins w:id="202" w:author="PR Preview" w:date="2026-01-01T00:00:00Z">
           <w:r>
             <w:rPr>
               <w:rStyle w:val="Hyperlink"/>
             </w:rPr>
-            <w:t xml:space="preserve">Example 18</w:t>
+            <w:t xml:space="preserve">Example 17</w:t>
           </w:r>
         </w:ins>
       </w:hyperlink>
-      <w:ins w:id="291" w:author="PR Preview" w:date="2026-01-01T00:00:00Z">
+      <w:ins w:id="203" w:author="PR Preview" w:date="2026-01-01T00:00:00Z">
         <w:r>
           <w:t xml:space="preserve"> </w:t>
         </w:r>
       </w:ins>
-      <w:ins w:id="292" w:author="PR Preview" w:date="2026-01-01T00:00:00Z">
+      <w:ins w:id="204" w:author="PR Preview" w:date="2026-01-01T00:00:00Z">
         <w:r>
           <w:t xml:space="preserve">are orthonormal and linearly independent,</w:t>
         </w:r>
       </w:ins>
-      <w:ins w:id="293" w:author="PR Preview" w:date="2026-01-01T00:00:00Z">
+      <w:ins w:id="205" w:author="PR Preview" w:date="2026-01-01T00:00:00Z">
         <w:r>
           <w:t xml:space="preserve"> </w:t>
         </w:r>
       </w:ins>
-      <w:ins w:id="294" w:author="PR Preview" w:date="2026-01-01T00:00:00Z">
+      <w:ins w:id="206" w:author="PR Preview" w:date="2026-01-01T00:00:00Z">
         <w:r>
           <w:t xml:space="preserve">so they are a basis of their span (</w:t>
         </w:r>
       </w:ins>
-      <w:hyperlink r:id="rId70">
-        <w:ins w:id="295" w:author="PR Preview" w:date="2026-01-01T00:00:00Z">
+      <w:hyperlink r:id="rId72">
+        <w:ins w:id="207" w:author="PR Preview" w:date="2026-01-01T00:00:00Z">
           <w:r>
             <w:rPr>
               <w:rStyle w:val="Hyperlink"/>
@@ -46217,22 +45496,22 @@
           </w:r>
         </w:ins>
       </w:hyperlink>
-      <w:ins w:id="296" w:author="PR Preview" w:date="2026-01-01T00:00:00Z">
+      <w:ins w:id="208" w:author="PR Preview" w:date="2026-01-01T00:00:00Z">
         <w:r>
           <w:t xml:space="preserve">),</w:t>
         </w:r>
       </w:ins>
-      <w:ins w:id="297" w:author="PR Preview" w:date="2026-01-01T00:00:00Z">
+      <w:ins w:id="209" w:author="PR Preview" w:date="2026-01-01T00:00:00Z">
         <w:r>
           <w:t xml:space="preserve"> </w:t>
         </w:r>
       </w:ins>
-      <w:ins w:id="298" w:author="PR Preview" w:date="2026-01-01T00:00:00Z">
+      <w:ins w:id="210" w:author="PR Preview" w:date="2026-01-01T00:00:00Z">
         <w:r>
           <w:t xml:space="preserve">which therefore has dimension</w:t>
         </w:r>
       </w:ins>
-      <w:ins w:id="299" w:author="PR Preview" w:date="2026-01-01T00:00:00Z">
+      <w:ins w:id="211" w:author="PR Preview" w:date="2026-01-01T00:00:00Z">
         <w:r>
           <w:t xml:space="preserve"> </w:t>
         </w:r>
@@ -46242,18 +45521,18 @@
           <m:t>3</m:t>
         </m:r>
       </m:oMath>
-      <w:ins w:id="300" w:author="PR Preview" w:date="2026-01-01T00:00:00Z">
+      <w:ins w:id="212" w:author="PR Preview" w:date="2026-01-01T00:00:00Z">
         <w:r>
           <w:t xml:space="preserve"> </w:t>
         </w:r>
       </w:ins>
-      <w:ins w:id="301" w:author="PR Preview" w:date="2026-01-01T00:00:00Z">
+      <w:ins w:id="213" w:author="PR Preview" w:date="2026-01-01T00:00:00Z">
         <w:r>
           <w:t xml:space="preserve">(</w:t>
         </w:r>
       </w:ins>
-      <w:hyperlink r:id="rId73">
-        <w:ins w:id="302" w:author="PR Preview" w:date="2026-01-01T00:00:00Z">
+      <w:hyperlink r:id="rId75">
+        <w:ins w:id="214" w:author="PR Preview" w:date="2026-01-01T00:00:00Z">
           <w:r>
             <w:rPr>
               <w:rStyle w:val="Hyperlink"/>
@@ -46262,22 +45541,22 @@
           </w:r>
         </w:ins>
       </w:hyperlink>
-      <w:ins w:id="303" w:author="PR Preview" w:date="2026-01-01T00:00:00Z">
+      <w:ins w:id="215" w:author="PR Preview" w:date="2026-01-01T00:00:00Z">
         <w:r>
           <w:t xml:space="preserve">)</w:t>
         </w:r>
       </w:ins>
-      <w:ins w:id="304" w:author="PR Preview" w:date="2026-01-01T00:00:00Z">
+      <w:ins w:id="216" w:author="PR Preview" w:date="2026-01-01T00:00:00Z">
         <w:r>
           <w:t xml:space="preserve"> </w:t>
         </w:r>
       </w:ins>
-      <w:ins w:id="305" w:author="PR Preview" w:date="2026-01-01T00:00:00Z">
+      <w:ins w:id="217" w:author="PR Preview" w:date="2026-01-01T00:00:00Z">
         <w:r>
           <w:t xml:space="preserve">and is all of</w:t>
         </w:r>
       </w:ins>
-      <w:ins w:id="306" w:author="PR Preview" w:date="2026-01-01T00:00:00Z">
+      <w:ins w:id="218" w:author="PR Preview" w:date="2026-01-01T00:00:00Z">
         <w:r>
           <w:t xml:space="preserve"> </w:t>
         </w:r>
@@ -46300,18 +45579,18 @@
           </m:sup>
         </m:sSup>
       </m:oMath>
-      <w:ins w:id="307" w:author="PR Preview" w:date="2026-01-01T00:00:00Z">
+      <w:ins w:id="219" w:author="PR Preview" w:date="2026-01-01T00:00:00Z">
         <w:r>
           <w:t xml:space="preserve"> </w:t>
         </w:r>
       </w:ins>
-      <w:ins w:id="308" w:author="PR Preview" w:date="2026-01-01T00:00:00Z">
+      <w:ins w:id="220" w:author="PR Preview" w:date="2026-01-01T00:00:00Z">
         <w:r>
           <w:t xml:space="preserve">(</w:t>
         </w:r>
       </w:ins>
-      <w:hyperlink r:id="rId74">
-        <w:ins w:id="309" w:author="PR Preview" w:date="2026-01-01T00:00:00Z">
+      <w:hyperlink r:id="rId76">
+        <w:ins w:id="221" w:author="PR Preview" w:date="2026-01-01T00:00:00Z">
           <w:r>
             <w:rPr>
               <w:rStyle w:val="Hyperlink"/>
@@ -46320,18 +45599,18 @@
           </w:r>
         </w:ins>
       </w:hyperlink>
-      <w:ins w:id="310" w:author="PR Preview" w:date="2026-01-01T00:00:00Z">
+      <w:ins w:id="222" w:author="PR Preview" w:date="2026-01-01T00:00:00Z">
         <w:r>
           <w:t xml:space="preserve">,</w:t>
         </w:r>
       </w:ins>
-      <w:ins w:id="311" w:author="PR Preview" w:date="2026-01-01T00:00:00Z">
+      <w:ins w:id="223" w:author="PR Preview" w:date="2026-01-01T00:00:00Z">
         <w:r>
           <w:t xml:space="preserve"> </w:t>
         </w:r>
       </w:ins>
-      <w:hyperlink r:id="rId72">
-        <w:ins w:id="312" w:author="PR Preview" w:date="2026-01-01T00:00:00Z">
+      <w:hyperlink r:id="rId74">
+        <w:ins w:id="224" w:author="PR Preview" w:date="2026-01-01T00:00:00Z">
           <w:r>
             <w:rPr>
               <w:rStyle w:val="Hyperlink"/>
@@ -46340,22 +45619,22 @@
           </w:r>
         </w:ins>
       </w:hyperlink>
-      <w:ins w:id="313" w:author="PR Preview" w:date="2026-01-01T00:00:00Z">
+      <w:ins w:id="225" w:author="PR Preview" w:date="2026-01-01T00:00:00Z">
         <w:r>
           <w:t xml:space="preserve">).</w:t>
         </w:r>
       </w:ins>
-      <w:ins w:id="314" w:author="PR Preview" w:date="2026-01-01T00:00:00Z">
+      <w:ins w:id="226" w:author="PR Preview" w:date="2026-01-01T00:00:00Z">
         <w:r>
           <w:t xml:space="preserve"> </w:t>
         </w:r>
       </w:ins>
-      <w:ins w:id="315" w:author="PR Preview" w:date="2026-01-01T00:00:00Z">
+      <w:ins w:id="227" w:author="PR Preview" w:date="2026-01-01T00:00:00Z">
         <w:r>
           <w:t xml:space="preserve">So they are an orthonormal basis of</w:t>
         </w:r>
       </w:ins>
-      <w:ins w:id="316" w:author="PR Preview" w:date="2026-01-01T00:00:00Z">
+      <w:ins w:id="228" w:author="PR Preview" w:date="2026-01-01T00:00:00Z">
         <w:r>
           <w:t xml:space="preserve"> </w:t>
         </w:r>
@@ -46378,19 +45657,19 @@
           </m:sup>
         </m:sSup>
       </m:oMath>
-      <w:ins w:id="317" w:author="PR Preview" w:date="2026-01-01T00:00:00Z">
+      <w:ins w:id="229" w:author="PR Preview" w:date="2026-01-01T00:00:00Z">
         <w:r>
           <w:t xml:space="preserve"> </w:t>
         </w:r>
       </w:ins>
-      <w:ins w:id="318" w:author="PR Preview" w:date="2026-01-01T00:00:00Z">
+      <w:ins w:id="230" w:author="PR Preview" w:date="2026-01-01T00:00:00Z">
         <w:r>
           <w:t xml:space="preserve">too.</w:t>
         </w:r>
       </w:ins>
     </w:p>
-    <w:bookmarkEnd w:id="75"/>
-    <w:bookmarkStart w:id="78" w:name="exm-not-orthonormal-basis"/>
+    <w:bookmarkEnd w:id="77"/>
+    <w:bookmarkStart w:id="80" w:name="exm-not-orthonormal-basis"/>
     <w:p>
       <w:pPr>
         <w:pStyle w:val="FirstParagraph"/>
@@ -46400,7 +45679,7 @@
           <w:b/>
           <w:bCs/>
         </w:rPr>
-        <w:t xml:space="preserve">Example 20 (Bases that are not orthonormal, and orthonormal lists that are not bases)</w:t>
+        <w:t xml:space="preserve">Example 19 (Bases that are not orthonormal, and orthonormal lists that are not bases)</w:t>
       </w:r>
       <w:r>
         <w:t xml:space="preserve"> </w:t>
@@ -46414,7 +45693,7 @@
         <w:pStyle w:val="Compact"/>
         <w:numPr>
           <w:ilvl w:val="0"/>
-          <w:numId w:val="1020"/>
+          <w:numId w:val="1019"/>
         </w:numPr>
       </w:pPr>
       <m:oMath>
@@ -46506,7 +45785,7 @@
       <w:r>
         <w:t xml:space="preserve">(</w:t>
       </w:r>
-      <w:hyperlink r:id="rId76">
+      <w:hyperlink r:id="rId78">
         <w:r>
           <w:rPr>
             <w:rStyle w:val="Hyperlink"/>
@@ -46600,7 +45879,7 @@
         <w:pStyle w:val="Compact"/>
         <w:numPr>
           <w:ilvl w:val="0"/>
-          <w:numId w:val="1020"/>
+          <w:numId w:val="1019"/>
         </w:numPr>
       </w:pPr>
       <m:oMath>
@@ -46736,7 +46015,7 @@
       <w:r>
         <w:t xml:space="preserve">(</w:t>
       </w:r>
-      <w:hyperlink r:id="rId77">
+      <w:hyperlink r:id="rId79">
         <w:r>
           <w:rPr>
             <w:rStyle w:val="Hyperlink"/>
@@ -46795,8 +46074,8 @@
         <w:t xml:space="preserve">.</w:t>
       </w:r>
     </w:p>
-    <w:bookmarkEnd w:id="78"/>
-    <w:bookmarkStart w:id="79" w:name="thm-orthonormal-expansion"/>
+    <w:bookmarkEnd w:id="80"/>
+    <w:bookmarkStart w:id="81" w:name="thm-orthonormal-expansion"/>
     <w:p>
       <w:pPr>
         <w:pStyle w:val="FirstParagraph"/>
@@ -46904,7 +46183,7 @@
           <w:rPr>
             <w:rStyle w:val="Hyperlink"/>
           </w:rPr>
-          <w:t xml:space="preserve">Definition 11</w:t>
+          <w:t xml:space="preserve">Definition 10</w:t>
         </w:r>
       </w:hyperlink>
       <w:r>
@@ -47077,7 +46356,7 @@
         </m:oMath>
       </m:oMathPara>
     </w:p>
-    <w:bookmarkEnd w:id="79"/>
+    <w:bookmarkEnd w:id="81"/>
     <w:p>
       <w:pPr>
         <w:pStyle w:val="FirstParagraph"/>
@@ -47683,7 +46962,7 @@
         <w:t xml:space="preserve">.</w:t>
       </w:r>
     </w:p>
-    <w:bookmarkStart w:id="80" w:name="exm-orthonormal-expansion"/>
+    <w:bookmarkStart w:id="82" w:name="exm-orthonormal-expansion"/>
     <w:p>
       <w:pPr>
         <w:pStyle w:val="BodyText"/>
@@ -47693,7 +46972,7 @@
           <w:b/>
           <w:bCs/>
         </w:rPr>
-        <w:t xml:space="preserve">Example 21 (Expanding a vector in an orthonormal basis)</w:t>
+        <w:t xml:space="preserve">Example 20 (Expanding a vector in an orthonormal basis)</w:t>
       </w:r>
       <w:r>
         <w:t xml:space="preserve"> </w:t>
@@ -47816,7 +47095,7 @@
           <w:rPr>
             <w:rStyle w:val="Hyperlink"/>
           </w:rPr>
-          <w:t xml:space="preserve">Example 19</w:t>
+          <w:t xml:space="preserve">Example 18</w:t>
         </w:r>
       </w:hyperlink>
       <w:r>
@@ -48923,8 +48202,8 @@
         <w:t xml:space="preserve">says.</w:t>
       </w:r>
     </w:p>
-    <w:bookmarkEnd w:id="80"/>
-    <w:bookmarkStart w:id="81" w:name="def-gram-schmidt"/>
+    <w:bookmarkEnd w:id="82"/>
+    <w:bookmarkStart w:id="83" w:name="def-gram-schmidt"/>
     <w:p>
       <w:pPr>
         <w:pStyle w:val="BodyText"/>
@@ -48934,7 +48213,7 @@
           <w:b/>
           <w:bCs/>
         </w:rPr>
-        <w:t xml:space="preserve">Definition 12 (Gram-Schmidt process)</w:t>
+        <w:t xml:space="preserve">Definition 11 (Gram-Schmidt process)</w:t>
       </w:r>
       <w:r>
         <w:t xml:space="preserve"> </w:t>
@@ -49106,7 +48385,7 @@
         <w:pStyle w:val="Compact"/>
         <w:numPr>
           <w:ilvl w:val="0"/>
-          <w:numId w:val="1021"/>
+          <w:numId w:val="1020"/>
         </w:numPr>
       </w:pPr>
       <w:r>
@@ -49401,7 +48680,7 @@
         <w:pStyle w:val="Compact"/>
         <w:numPr>
           <w:ilvl w:val="0"/>
-          <w:numId w:val="1021"/>
+          <w:numId w:val="1020"/>
         </w:numPr>
       </w:pPr>
       <w:r>
@@ -49473,7 +48752,7 @@
         <w:pStyle w:val="Compact"/>
         <w:numPr>
           <w:ilvl w:val="0"/>
-          <w:numId w:val="1021"/>
+          <w:numId w:val="1020"/>
         </w:numPr>
       </w:pPr>
       <w:r>
@@ -49699,8 +48978,8 @@
         <w:t xml:space="preserve">of them if it never stops.</w:t>
       </w:r>
     </w:p>
-    <w:bookmarkEnd w:id="81"/>
-    <w:bookmarkStart w:id="82" w:name="exm-gram-schmidt"/>
+    <w:bookmarkEnd w:id="83"/>
+    <w:bookmarkStart w:id="84" w:name="exm-gram-schmidt"/>
     <w:p>
       <w:pPr>
         <w:pStyle w:val="BodyText"/>
@@ -49710,7 +48989,7 @@
           <w:b/>
           <w:bCs/>
         </w:rPr>
-        <w:t xml:space="preserve">Example 22 (Two steps of Gram-Schmidt in</w:t>
+        <w:t xml:space="preserve">Example 21 (Two steps of Gram-Schmidt in</w:t>
       </w:r>
       <w:r>
         <w:rPr>
@@ -49890,7 +49169,7 @@
       <w:pPr>
         <w:numPr>
           <w:ilvl w:val="0"/>
-          <w:numId w:val="1022"/>
+          <w:numId w:val="1021"/>
         </w:numPr>
       </w:pPr>
       <w:r>
@@ -50095,7 +49374,7 @@
       <w:pPr>
         <w:numPr>
           <w:ilvl w:val="0"/>
-          <w:numId w:val="1022"/>
+          <w:numId w:val="1021"/>
         </w:numPr>
       </w:pPr>
       <w:r>
@@ -51179,8 +50458,8 @@
         </m:oMath>
       </m:oMathPara>
     </w:p>
-    <w:bookmarkEnd w:id="82"/>
-    <w:bookmarkStart w:id="83" w:name="exm-gram-schmidt-stops"/>
+    <w:bookmarkEnd w:id="84"/>
+    <w:bookmarkStart w:id="85" w:name="exm-gram-schmidt-stops"/>
     <w:p>
       <w:pPr>
         <w:pStyle w:val="FirstParagraph"/>
@@ -51190,7 +50469,7 @@
           <w:b/>
           <w:bCs/>
         </w:rPr>
-        <w:t xml:space="preserve">Example 23 (Gram-Schmidt stops on dependent vectors)</w:t>
+        <w:t xml:space="preserve">Example 22 (Gram-Schmidt stops on dependent vectors)</w:t>
       </w:r>
       <w:r>
         <w:t xml:space="preserve"> </w:t>
@@ -51901,8 +51180,8 @@
         <w:t xml:space="preserve">.</w:t>
       </w:r>
     </w:p>
-    <w:bookmarkEnd w:id="83"/>
-    <w:bookmarkStart w:id="84" w:name="thm-gram-schmidt"/>
+    <w:bookmarkEnd w:id="85"/>
+    <w:bookmarkStart w:id="86" w:name="thm-gram-schmidt"/>
     <w:p>
       <w:pPr>
         <w:pStyle w:val="BodyText"/>
@@ -51925,7 +51204,7 @@
           <w:rPr>
             <w:rStyle w:val="Hyperlink"/>
           </w:rPr>
-          <w:t xml:space="preserve">Definition 12</w:t>
+          <w:t xml:space="preserve">Definition 11</w:t>
         </w:r>
       </w:hyperlink>
       <w:r>
@@ -52023,7 +51302,7 @@
         <w:pStyle w:val="Compact"/>
         <w:numPr>
           <w:ilvl w:val="0"/>
-          <w:numId w:val="1023"/>
+          <w:numId w:val="1022"/>
         </w:numPr>
       </w:pPr>
       <w:r>
@@ -52351,7 +51630,7 @@
         <w:pStyle w:val="Compact"/>
         <w:numPr>
           <w:ilvl w:val="0"/>
-          <w:numId w:val="1023"/>
+          <w:numId w:val="1022"/>
         </w:numPr>
       </w:pPr>
       <w:r>
@@ -52550,7 +51829,7 @@
         <w:pStyle w:val="Compact"/>
         <w:numPr>
           <w:ilvl w:val="0"/>
-          <w:numId w:val="1023"/>
+          <w:numId w:val="1022"/>
         </w:numPr>
       </w:pPr>
       <w:r>
@@ -52816,14 +52095,14 @@
           <w:rPr>
             <w:rStyle w:val="Hyperlink"/>
           </w:rPr>
-          <w:t xml:space="preserve">Definition 11</w:t>
+          <w:t xml:space="preserve">Definition 10</w:t>
         </w:r>
       </w:hyperlink>
       <w:r>
         <w:t xml:space="preserve">).</w:t>
       </w:r>
     </w:p>
-    <w:bookmarkEnd w:id="84"/>
+    <w:bookmarkEnd w:id="86"/>
     <w:p>
       <w:pPr>
         <w:pStyle w:val="FirstParagraph"/>
@@ -52852,7 +52131,7 @@
         </w:rPr>
         <w:t xml:space="preserve"> </w:t>
       </w:r>
-      <w:hyperlink r:id="rId85">
+      <w:hyperlink r:id="rId87">
         <w:r>
           <w:rPr>
             <w:rStyle w:val="Hyperlink"/>
@@ -52973,7 +52252,7 @@
       <w:r>
         <w:t xml:space="preserve">(</w:t>
       </w:r>
-      <w:hyperlink r:id="rId86">
+      <w:hyperlink r:id="rId88">
         <w:r>
           <w:rPr>
             <w:rStyle w:val="Hyperlink"/>
@@ -53784,7 +53063,7 @@
                   <m:nor/>
                   <m:sty m:val="p"/>
                 </m:rPr>
-                <m:t>Definition 12</m:t>
+                <m:t>Definition 11</m:t>
               </m:r>
               <m:r>
                 <m:rPr>
@@ -55935,7 +55214,7 @@
         <w:pStyle w:val="Compact"/>
         <w:numPr>
           <w:ilvl w:val="0"/>
-          <w:numId w:val="1024"/>
+          <w:numId w:val="1023"/>
         </w:numPr>
       </w:pPr>
       <m:oMath>
@@ -56529,7 +55808,7 @@
         <w:pStyle w:val="Compact"/>
         <w:numPr>
           <w:ilvl w:val="0"/>
-          <w:numId w:val="1024"/>
+          <w:numId w:val="1023"/>
         </w:numPr>
       </w:pPr>
       <m:oMath>
@@ -57026,7 +56305,7 @@
       <w:r>
         <w:t xml:space="preserve">A span is a subspace (</w:t>
       </w:r>
-      <w:hyperlink r:id="rId87">
+      <w:hyperlink r:id="rId89">
         <w:r>
           <w:rPr>
             <w:rStyle w:val="Hyperlink"/>
@@ -57267,7 +56546,7 @@
       <w:r>
         <w:t xml:space="preserve"> </w:t>
       </w:r>
-      <w:hyperlink r:id="rId88">
+      <w:hyperlink r:id="rId90">
         <w:r>
           <w:rPr>
             <w:rStyle w:val="Hyperlink"/>
@@ -57791,7 +57070,7 @@
         <w:t xml:space="preserve">so they are an orthonormal basis of it.</w:t>
       </w:r>
     </w:p>
-    <w:bookmarkStart w:id="89" w:name="exm-thm-gram-schmidt"/>
+    <w:bookmarkStart w:id="91" w:name="exm-thm-gram-schmidt"/>
     <w:p>
       <w:pPr>
         <w:pStyle w:val="BodyText"/>
@@ -57801,7 +57080,7 @@
           <w:b/>
           <w:bCs/>
         </w:rPr>
-        <w:t xml:space="preserve">Example 24 (Finishing an orthonormal basis of</w:t>
+        <w:t xml:space="preserve">Example 23 (Finishing an orthonormal basis of</w:t>
       </w:r>
       <w:r>
         <w:rPr>
@@ -57849,7 +57128,7 @@
           <w:rPr>
             <w:rStyle w:val="Hyperlink"/>
           </w:rPr>
-          <w:t xml:space="preserve">Example 22</w:t>
+          <w:t xml:space="preserve">Example 21</w:t>
         </w:r>
       </w:hyperlink>
       <w:r>
@@ -58947,12 +58226,12 @@
       <w:pPr>
         <w:pStyle w:val="FirstParagraph"/>
       </w:pPr>
-      <w:del w:id="319" w:author="PR Preview" w:date="2026-01-01T00:00:00Z">
+      <w:del w:id="231" w:author="PR Preview" w:date="2026-01-01T00:00:00Z">
         <w:r>
           <w:delText xml:space="preserve">with norm</w:delText>
         </w:r>
       </w:del>
-      <w:del w:id="320" w:author="PR Preview" w:date="2026-01-01T00:00:00Z">
+      <w:del w:id="232" w:author="PR Preview" w:date="2026-01-01T00:00:00Z">
         <w:r>
           <w:delText xml:space="preserve"> </w:delText>
         </w:r>
@@ -59020,22 +58299,22 @@
           </m:den>
         </m:f>
       </m:oMath>
-      <w:del w:id="321" w:author="PR Preview" w:date="2026-01-01T00:00:00Z">
+      <w:del w:id="233" w:author="PR Preview" w:date="2026-01-01T00:00:00Z">
         <w:r>
           <w:delText xml:space="preserve">,</w:delText>
         </w:r>
       </w:del>
-      <w:del w:id="322" w:author="PR Preview" w:date="2026-01-01T00:00:00Z">
+      <w:del w:id="234" w:author="PR Preview" w:date="2026-01-01T00:00:00Z">
         <w:r>
           <w:delText xml:space="preserve"> </w:delText>
         </w:r>
       </w:del>
-      <w:del w:id="323" w:author="PR Preview" w:date="2026-01-01T00:00:00Z">
+      <w:del w:id="235" w:author="PR Preview" w:date="2026-01-01T00:00:00Z">
         <w:r>
           <w:delText xml:space="preserve">so</w:delText>
         </w:r>
       </w:del>
-      <w:del w:id="324" w:author="PR Preview" w:date="2026-01-01T00:00:00Z">
+      <w:del w:id="236" w:author="PR Preview" w:date="2026-01-01T00:00:00Z">
         <w:r>
           <w:delText xml:space="preserve"> </w:delText>
         </w:r>
@@ -59132,38 +58411,38 @@
           <m:t>)</m:t>
         </m:r>
       </m:oMath>
-      <w:del w:id="325" w:author="PR Preview" w:date="2026-01-01T00:00:00Z">
+      <w:del w:id="237" w:author="PR Preview" w:date="2026-01-01T00:00:00Z">
         <w:r>
           <w:delText xml:space="preserve">.</w:delText>
         </w:r>
       </w:del>
-      <w:del w:id="326" w:author="PR Preview" w:date="2026-01-01T00:00:00Z">
+      <w:del w:id="238" w:author="PR Preview" w:date="2026-01-01T00:00:00Z">
         <w:r>
           <w:delText xml:space="preserve"> </w:delText>
         </w:r>
       </w:del>
-      <w:del w:id="327" w:author="PR Preview" w:date="2026-01-01T00:00:00Z">
+      <w:del w:id="239" w:author="PR Preview" w:date="2026-01-01T00:00:00Z">
         <w:r>
           <w:delText xml:space="preserve">The process did not stop,</w:delText>
         </w:r>
       </w:del>
-      <w:del w:id="328" w:author="PR Preview" w:date="2026-01-01T00:00:00Z">
+      <w:del w:id="240" w:author="PR Preview" w:date="2026-01-01T00:00:00Z">
         <w:r>
           <w:delText xml:space="preserve"> </w:delText>
         </w:r>
       </w:del>
-      <w:del w:id="329" w:author="PR Preview" w:date="2026-01-01T00:00:00Z">
+      <w:del w:id="241" w:author="PR Preview" w:date="2026-01-01T00:00:00Z">
         <w:r>
           <w:delText xml:space="preserve">so by</w:delText>
         </w:r>
       </w:del>
-      <w:del w:id="330" w:author="PR Preview" w:date="2026-01-01T00:00:00Z">
+      <w:del w:id="242" w:author="PR Preview" w:date="2026-01-01T00:00:00Z">
         <w:r>
           <w:delText xml:space="preserve"> </w:delText>
         </w:r>
       </w:del>
       <w:hyperlink w:anchor="thm-gram-schmidt">
-        <w:del w:id="331" w:author="PR Preview" w:date="2026-01-01T00:00:00Z">
+        <w:del w:id="243" w:author="PR Preview" w:date="2026-01-01T00:00:00Z">
           <w:r>
             <w:rPr>
               <w:rStyle w:val="Hyperlink"/>
@@ -59172,7 +58451,7 @@
           </w:r>
         </w:del>
       </w:hyperlink>
-      <w:del w:id="332" w:author="PR Preview" w:date="2026-01-01T00:00:00Z">
+      <w:del w:id="244" w:author="PR Preview" w:date="2026-01-01T00:00:00Z">
         <w:r>
           <w:delText xml:space="preserve"> </w:delText>
         </w:r>
@@ -59248,27 +58527,27 @@
           </m:sub>
         </m:sSub>
       </m:oMath>
-      <w:del w:id="333" w:author="PR Preview" w:date="2026-01-01T00:00:00Z">
+      <w:del w:id="245" w:author="PR Preview" w:date="2026-01-01T00:00:00Z">
         <w:r>
           <w:delText xml:space="preserve"> </w:delText>
         </w:r>
       </w:del>
-      <w:del w:id="334" w:author="PR Preview" w:date="2026-01-01T00:00:00Z">
+      <w:del w:id="246" w:author="PR Preview" w:date="2026-01-01T00:00:00Z">
         <w:r>
           <w:delText xml:space="preserve">are linearly independent</w:delText>
         </w:r>
       </w:del>
-      <w:del w:id="335" w:author="PR Preview" w:date="2026-01-01T00:00:00Z">
+      <w:del w:id="247" w:author="PR Preview" w:date="2026-01-01T00:00:00Z">
         <w:r>
           <w:delText xml:space="preserve"> </w:delText>
         </w:r>
       </w:del>
-      <w:del w:id="336" w:author="PR Preview" w:date="2026-01-01T00:00:00Z">
+      <w:del w:id="248" w:author="PR Preview" w:date="2026-01-01T00:00:00Z">
         <w:r>
           <w:delText xml:space="preserve">and</w:delText>
         </w:r>
       </w:del>
-      <w:del w:id="337" w:author="PR Preview" w:date="2026-01-01T00:00:00Z">
+      <w:del w:id="249" w:author="PR Preview" w:date="2026-01-01T00:00:00Z">
         <w:r>
           <w:delText xml:space="preserve"> </w:delText>
         </w:r>
@@ -59344,27 +58623,27 @@
           </m:sub>
         </m:sSub>
       </m:oMath>
-      <w:del w:id="338" w:author="PR Preview" w:date="2026-01-01T00:00:00Z">
+      <w:del w:id="250" w:author="PR Preview" w:date="2026-01-01T00:00:00Z">
         <w:r>
           <w:delText xml:space="preserve"> </w:delText>
         </w:r>
       </w:del>
-      <w:del w:id="339" w:author="PR Preview" w:date="2026-01-01T00:00:00Z">
+      <w:del w:id="251" w:author="PR Preview" w:date="2026-01-01T00:00:00Z">
         <w:r>
           <w:delText xml:space="preserve">is an orthonormal basis of their span.</w:delText>
         </w:r>
       </w:del>
-      <w:del w:id="340" w:author="PR Preview" w:date="2026-01-01T00:00:00Z">
+      <w:del w:id="252" w:author="PR Preview" w:date="2026-01-01T00:00:00Z">
         <w:r>
           <w:delText xml:space="preserve"> </w:delText>
         </w:r>
       </w:del>
-      <w:del w:id="341" w:author="PR Preview" w:date="2026-01-01T00:00:00Z">
+      <w:del w:id="253" w:author="PR Preview" w:date="2026-01-01T00:00:00Z">
         <w:r>
           <w:delText xml:space="preserve">That span therefore has dimension</w:delText>
         </w:r>
       </w:del>
-      <w:del w:id="342" w:author="PR Preview" w:date="2026-01-01T00:00:00Z">
+      <w:del w:id="254" w:author="PR Preview" w:date="2026-01-01T00:00:00Z">
         <w:r>
           <w:delText xml:space="preserve"> </w:delText>
         </w:r>
@@ -59374,18 +58653,18 @@
           <m:t>3</m:t>
         </m:r>
       </m:oMath>
-      <w:del w:id="343" w:author="PR Preview" w:date="2026-01-01T00:00:00Z">
+      <w:del w:id="255" w:author="PR Preview" w:date="2026-01-01T00:00:00Z">
         <w:r>
           <w:delText xml:space="preserve"> </w:delText>
         </w:r>
       </w:del>
-      <w:del w:id="344" w:author="PR Preview" w:date="2026-01-01T00:00:00Z">
+      <w:del w:id="256" w:author="PR Preview" w:date="2026-01-01T00:00:00Z">
         <w:r>
           <w:delText xml:space="preserve">(</w:delText>
         </w:r>
       </w:del>
-      <w:hyperlink r:id="rId73">
-        <w:del w:id="345" w:author="PR Preview" w:date="2026-01-01T00:00:00Z">
+      <w:hyperlink r:id="rId75">
+        <w:del w:id="257" w:author="PR Preview" w:date="2026-01-01T00:00:00Z">
           <w:r>
             <w:rPr>
               <w:rStyle w:val="Hyperlink"/>
@@ -59394,22 +58673,22 @@
           </w:r>
         </w:del>
       </w:hyperlink>
-      <w:del w:id="346" w:author="PR Preview" w:date="2026-01-01T00:00:00Z">
+      <w:del w:id="258" w:author="PR Preview" w:date="2026-01-01T00:00:00Z">
         <w:r>
           <w:delText xml:space="preserve">),</w:delText>
         </w:r>
       </w:del>
-      <w:del w:id="347" w:author="PR Preview" w:date="2026-01-01T00:00:00Z">
+      <w:del w:id="259" w:author="PR Preview" w:date="2026-01-01T00:00:00Z">
         <w:r>
           <w:delText xml:space="preserve"> </w:delText>
         </w:r>
       </w:del>
-      <w:del w:id="348" w:author="PR Preview" w:date="2026-01-01T00:00:00Z">
+      <w:del w:id="260" w:author="PR Preview" w:date="2026-01-01T00:00:00Z">
         <w:r>
           <w:delText xml:space="preserve">so it is</w:delText>
         </w:r>
       </w:del>
-      <w:del w:id="349" w:author="PR Preview" w:date="2026-01-01T00:00:00Z">
+      <w:del w:id="261" w:author="PR Preview" w:date="2026-01-01T00:00:00Z">
         <w:r>
           <w:delText xml:space="preserve"> </w:delText>
         </w:r>
@@ -59432,18 +58711,18 @@
           </m:sup>
         </m:sSup>
       </m:oMath>
-      <w:del w:id="350" w:author="PR Preview" w:date="2026-01-01T00:00:00Z">
+      <w:del w:id="262" w:author="PR Preview" w:date="2026-01-01T00:00:00Z">
         <w:r>
           <w:delText xml:space="preserve"> </w:delText>
         </w:r>
       </w:del>
-      <w:del w:id="351" w:author="PR Preview" w:date="2026-01-01T00:00:00Z">
+      <w:del w:id="263" w:author="PR Preview" w:date="2026-01-01T00:00:00Z">
         <w:r>
           <w:delText xml:space="preserve">(</w:delText>
         </w:r>
       </w:del>
-      <w:hyperlink r:id="rId74">
-        <w:del w:id="352" w:author="PR Preview" w:date="2026-01-01T00:00:00Z">
+      <w:hyperlink r:id="rId76">
+        <w:del w:id="264" w:author="PR Preview" w:date="2026-01-01T00:00:00Z">
           <w:r>
             <w:rPr>
               <w:rStyle w:val="Hyperlink"/>
@@ -59452,18 +58731,18 @@
           </w:r>
         </w:del>
       </w:hyperlink>
-      <w:del w:id="353" w:author="PR Preview" w:date="2026-01-01T00:00:00Z">
+      <w:del w:id="265" w:author="PR Preview" w:date="2026-01-01T00:00:00Z">
         <w:r>
           <w:delText xml:space="preserve">,</w:delText>
         </w:r>
       </w:del>
-      <w:del w:id="354" w:author="PR Preview" w:date="2026-01-01T00:00:00Z">
+      <w:del w:id="266" w:author="PR Preview" w:date="2026-01-01T00:00:00Z">
         <w:r>
           <w:delText xml:space="preserve"> </w:delText>
         </w:r>
       </w:del>
-      <w:hyperlink r:id="rId72">
-        <w:del w:id="355" w:author="PR Preview" w:date="2026-01-01T00:00:00Z">
+      <w:hyperlink r:id="rId74">
+        <w:del w:id="267" w:author="PR Preview" w:date="2026-01-01T00:00:00Z">
           <w:r>
             <w:rPr>
               <w:rStyle w:val="Hyperlink"/>
@@ -59472,17 +58751,17 @@
           </w:r>
         </w:del>
       </w:hyperlink>
-      <w:del w:id="356" w:author="PR Preview" w:date="2026-01-01T00:00:00Z">
+      <w:del w:id="268" w:author="PR Preview" w:date="2026-01-01T00:00:00Z">
         <w:r>
           <w:delText xml:space="preserve">).</w:delText>
         </w:r>
       </w:del>
-      <w:del w:id="357" w:author="PR Preview" w:date="2026-01-01T00:00:00Z">
+      <w:del w:id="269" w:author="PR Preview" w:date="2026-01-01T00:00:00Z">
         <w:r>
           <w:delText xml:space="preserve"> </w:delText>
         </w:r>
       </w:del>
-      <w:del w:id="358" w:author="PR Preview" w:date="2026-01-01T00:00:00Z">
+      <w:del w:id="270" w:author="PR Preview" w:date="2026-01-01T00:00:00Z">
         <w:r>
           <w:delText xml:space="preserve">As a check,</w:delText>
         </w:r>
@@ -59492,12 +58771,12 @@
       <w:pPr>
         <w:pStyle w:val="FirstParagraph"/>
       </w:pPr>
-      <w:ins w:id="359" w:author="PR Preview" w:date="2026-01-01T00:00:00Z">
+      <w:ins w:id="271" w:author="PR Preview" w:date="2026-01-01T00:00:00Z">
         <w:r>
           <w:t xml:space="preserve">with norm</w:t>
         </w:r>
       </w:ins>
-      <w:ins w:id="360" w:author="PR Preview" w:date="2026-01-01T00:00:00Z">
+      <w:ins w:id="272" w:author="PR Preview" w:date="2026-01-01T00:00:00Z">
         <w:r>
           <w:t xml:space="preserve"> </w:t>
         </w:r>
@@ -59565,22 +58844,22 @@
           </m:den>
         </m:f>
       </m:oMath>
-      <w:ins w:id="361" w:author="PR Preview" w:date="2026-01-01T00:00:00Z">
+      <w:ins w:id="273" w:author="PR Preview" w:date="2026-01-01T00:00:00Z">
         <w:r>
           <w:t xml:space="preserve">,</w:t>
         </w:r>
       </w:ins>
-      <w:ins w:id="362" w:author="PR Preview" w:date="2026-01-01T00:00:00Z">
+      <w:ins w:id="274" w:author="PR Preview" w:date="2026-01-01T00:00:00Z">
         <w:r>
           <w:t xml:space="preserve"> </w:t>
         </w:r>
       </w:ins>
-      <w:ins w:id="363" w:author="PR Preview" w:date="2026-01-01T00:00:00Z">
+      <w:ins w:id="275" w:author="PR Preview" w:date="2026-01-01T00:00:00Z">
         <w:r>
           <w:t xml:space="preserve">so</w:t>
         </w:r>
       </w:ins>
-      <w:ins w:id="364" w:author="PR Preview" w:date="2026-01-01T00:00:00Z">
+      <w:ins w:id="276" w:author="PR Preview" w:date="2026-01-01T00:00:00Z">
         <w:r>
           <w:t xml:space="preserve"> </w:t>
         </w:r>
@@ -59677,38 +58956,38 @@
           <m:t>)</m:t>
         </m:r>
       </m:oMath>
-      <w:ins w:id="365" w:author="PR Preview" w:date="2026-01-01T00:00:00Z">
+      <w:ins w:id="277" w:author="PR Preview" w:date="2026-01-01T00:00:00Z">
         <w:r>
           <w:t xml:space="preserve">.</w:t>
         </w:r>
       </w:ins>
-      <w:ins w:id="366" w:author="PR Preview" w:date="2026-01-01T00:00:00Z">
+      <w:ins w:id="278" w:author="PR Preview" w:date="2026-01-01T00:00:00Z">
         <w:r>
           <w:t xml:space="preserve"> </w:t>
         </w:r>
       </w:ins>
-      <w:ins w:id="367" w:author="PR Preview" w:date="2026-01-01T00:00:00Z">
+      <w:ins w:id="279" w:author="PR Preview" w:date="2026-01-01T00:00:00Z">
         <w:r>
           <w:t xml:space="preserve">The process did not stop,</w:t>
         </w:r>
       </w:ins>
-      <w:ins w:id="368" w:author="PR Preview" w:date="2026-01-01T00:00:00Z">
+      <w:ins w:id="280" w:author="PR Preview" w:date="2026-01-01T00:00:00Z">
         <w:r>
           <w:t xml:space="preserve"> </w:t>
         </w:r>
       </w:ins>
-      <w:ins w:id="369" w:author="PR Preview" w:date="2026-01-01T00:00:00Z">
+      <w:ins w:id="281" w:author="PR Preview" w:date="2026-01-01T00:00:00Z">
         <w:r>
           <w:t xml:space="preserve">so by</w:t>
         </w:r>
       </w:ins>
-      <w:ins w:id="370" w:author="PR Preview" w:date="2026-01-01T00:00:00Z">
+      <w:ins w:id="282" w:author="PR Preview" w:date="2026-01-01T00:00:00Z">
         <w:r>
           <w:t xml:space="preserve"> </w:t>
         </w:r>
       </w:ins>
       <w:hyperlink w:anchor="thm-gram-schmidt">
-        <w:ins w:id="371" w:author="PR Preview" w:date="2026-01-01T00:00:00Z">
+        <w:ins w:id="283" w:author="PR Preview" w:date="2026-01-01T00:00:00Z">
           <w:r>
             <w:rPr>
               <w:rStyle w:val="Hyperlink"/>
@@ -59717,7 +58996,7 @@
           </w:r>
         </w:ins>
       </w:hyperlink>
-      <w:ins w:id="372" w:author="PR Preview" w:date="2026-01-01T00:00:00Z">
+      <w:ins w:id="284" w:author="PR Preview" w:date="2026-01-01T00:00:00Z">
         <w:r>
           <w:t xml:space="preserve"> </w:t>
         </w:r>
@@ -59793,27 +59072,27 @@
           </m:sub>
         </m:sSub>
       </m:oMath>
-      <w:ins w:id="373" w:author="PR Preview" w:date="2026-01-01T00:00:00Z">
+      <w:ins w:id="285" w:author="PR Preview" w:date="2026-01-01T00:00:00Z">
         <w:r>
           <w:t xml:space="preserve"> </w:t>
         </w:r>
       </w:ins>
-      <w:ins w:id="374" w:author="PR Preview" w:date="2026-01-01T00:00:00Z">
+      <w:ins w:id="286" w:author="PR Preview" w:date="2026-01-01T00:00:00Z">
         <w:r>
           <w:t xml:space="preserve">are linearly independent</w:t>
         </w:r>
       </w:ins>
-      <w:ins w:id="375" w:author="PR Preview" w:date="2026-01-01T00:00:00Z">
+      <w:ins w:id="287" w:author="PR Preview" w:date="2026-01-01T00:00:00Z">
         <w:r>
           <w:t xml:space="preserve"> </w:t>
         </w:r>
       </w:ins>
-      <w:ins w:id="376" w:author="PR Preview" w:date="2026-01-01T00:00:00Z">
+      <w:ins w:id="288" w:author="PR Preview" w:date="2026-01-01T00:00:00Z">
         <w:r>
           <w:t xml:space="preserve">and</w:t>
         </w:r>
       </w:ins>
-      <w:ins w:id="377" w:author="PR Preview" w:date="2026-01-01T00:00:00Z">
+      <w:ins w:id="289" w:author="PR Preview" w:date="2026-01-01T00:00:00Z">
         <w:r>
           <w:t xml:space="preserve"> </w:t>
         </w:r>
@@ -59889,27 +59168,27 @@
           </m:sub>
         </m:sSub>
       </m:oMath>
-      <w:ins w:id="378" w:author="PR Preview" w:date="2026-01-01T00:00:00Z">
+      <w:ins w:id="290" w:author="PR Preview" w:date="2026-01-01T00:00:00Z">
         <w:r>
           <w:t xml:space="preserve"> </w:t>
         </w:r>
       </w:ins>
-      <w:ins w:id="379" w:author="PR Preview" w:date="2026-01-01T00:00:00Z">
+      <w:ins w:id="291" w:author="PR Preview" w:date="2026-01-01T00:00:00Z">
         <w:r>
           <w:t xml:space="preserve">is an orthonormal basis of their span.</w:t>
         </w:r>
       </w:ins>
-      <w:ins w:id="380" w:author="PR Preview" w:date="2026-01-01T00:00:00Z">
+      <w:ins w:id="292" w:author="PR Preview" w:date="2026-01-01T00:00:00Z">
         <w:r>
           <w:t xml:space="preserve"> </w:t>
         </w:r>
       </w:ins>
-      <w:ins w:id="381" w:author="PR Preview" w:date="2026-01-01T00:00:00Z">
+      <w:ins w:id="293" w:author="PR Preview" w:date="2026-01-01T00:00:00Z">
         <w:r>
           <w:t xml:space="preserve">That span therefore has dimension</w:t>
         </w:r>
       </w:ins>
-      <w:ins w:id="382" w:author="PR Preview" w:date="2026-01-01T00:00:00Z">
+      <w:ins w:id="294" w:author="PR Preview" w:date="2026-01-01T00:00:00Z">
         <w:r>
           <w:t xml:space="preserve"> </w:t>
         </w:r>
@@ -59919,18 +59198,18 @@
           <m:t>3</m:t>
         </m:r>
       </m:oMath>
-      <w:ins w:id="383" w:author="PR Preview" w:date="2026-01-01T00:00:00Z">
+      <w:ins w:id="295" w:author="PR Preview" w:date="2026-01-01T00:00:00Z">
         <w:r>
           <w:t xml:space="preserve"> </w:t>
         </w:r>
       </w:ins>
-      <w:ins w:id="384" w:author="PR Preview" w:date="2026-01-01T00:00:00Z">
+      <w:ins w:id="296" w:author="PR Preview" w:date="2026-01-01T00:00:00Z">
         <w:r>
           <w:t xml:space="preserve">(</w:t>
         </w:r>
       </w:ins>
-      <w:hyperlink r:id="rId73">
-        <w:ins w:id="385" w:author="PR Preview" w:date="2026-01-01T00:00:00Z">
+      <w:hyperlink r:id="rId75">
+        <w:ins w:id="297" w:author="PR Preview" w:date="2026-01-01T00:00:00Z">
           <w:r>
             <w:rPr>
               <w:rStyle w:val="Hyperlink"/>
@@ -59939,22 +59218,22 @@
           </w:r>
         </w:ins>
       </w:hyperlink>
-      <w:ins w:id="386" w:author="PR Preview" w:date="2026-01-01T00:00:00Z">
+      <w:ins w:id="298" w:author="PR Preview" w:date="2026-01-01T00:00:00Z">
         <w:r>
           <w:t xml:space="preserve">),</w:t>
         </w:r>
       </w:ins>
-      <w:ins w:id="387" w:author="PR Preview" w:date="2026-01-01T00:00:00Z">
+      <w:ins w:id="299" w:author="PR Preview" w:date="2026-01-01T00:00:00Z">
         <w:r>
           <w:t xml:space="preserve"> </w:t>
         </w:r>
       </w:ins>
-      <w:ins w:id="388" w:author="PR Preview" w:date="2026-01-01T00:00:00Z">
+      <w:ins w:id="300" w:author="PR Preview" w:date="2026-01-01T00:00:00Z">
         <w:r>
           <w:t xml:space="preserve">so it is</w:t>
         </w:r>
       </w:ins>
-      <w:ins w:id="389" w:author="PR Preview" w:date="2026-01-01T00:00:00Z">
+      <w:ins w:id="301" w:author="PR Preview" w:date="2026-01-01T00:00:00Z">
         <w:r>
           <w:t xml:space="preserve"> </w:t>
         </w:r>
@@ -59977,18 +59256,18 @@
           </m:sup>
         </m:sSup>
       </m:oMath>
-      <w:ins w:id="390" w:author="PR Preview" w:date="2026-01-01T00:00:00Z">
+      <w:ins w:id="302" w:author="PR Preview" w:date="2026-01-01T00:00:00Z">
         <w:r>
           <w:t xml:space="preserve"> </w:t>
         </w:r>
       </w:ins>
-      <w:ins w:id="391" w:author="PR Preview" w:date="2026-01-01T00:00:00Z">
+      <w:ins w:id="303" w:author="PR Preview" w:date="2026-01-01T00:00:00Z">
         <w:r>
           <w:t xml:space="preserve">(</w:t>
         </w:r>
       </w:ins>
-      <w:hyperlink r:id="rId74">
-        <w:ins w:id="392" w:author="PR Preview" w:date="2026-01-01T00:00:00Z">
+      <w:hyperlink r:id="rId76">
+        <w:ins w:id="304" w:author="PR Preview" w:date="2026-01-01T00:00:00Z">
           <w:r>
             <w:rPr>
               <w:rStyle w:val="Hyperlink"/>
@@ -59997,18 +59276,18 @@
           </w:r>
         </w:ins>
       </w:hyperlink>
-      <w:ins w:id="393" w:author="PR Preview" w:date="2026-01-01T00:00:00Z">
+      <w:ins w:id="305" w:author="PR Preview" w:date="2026-01-01T00:00:00Z">
         <w:r>
           <w:t xml:space="preserve">,</w:t>
         </w:r>
       </w:ins>
-      <w:ins w:id="394" w:author="PR Preview" w:date="2026-01-01T00:00:00Z">
+      <w:ins w:id="306" w:author="PR Preview" w:date="2026-01-01T00:00:00Z">
         <w:r>
           <w:t xml:space="preserve"> </w:t>
         </w:r>
       </w:ins>
-      <w:hyperlink r:id="rId72">
-        <w:ins w:id="395" w:author="PR Preview" w:date="2026-01-01T00:00:00Z">
+      <w:hyperlink r:id="rId74">
+        <w:ins w:id="307" w:author="PR Preview" w:date="2026-01-01T00:00:00Z">
           <w:r>
             <w:rPr>
               <w:rStyle w:val="Hyperlink"/>
@@ -60017,17 +59296,17 @@
           </w:r>
         </w:ins>
       </w:hyperlink>
-      <w:ins w:id="396" w:author="PR Preview" w:date="2026-01-01T00:00:00Z">
+      <w:ins w:id="308" w:author="PR Preview" w:date="2026-01-01T00:00:00Z">
         <w:r>
           <w:t xml:space="preserve">).</w:t>
         </w:r>
       </w:ins>
-      <w:ins w:id="397" w:author="PR Preview" w:date="2026-01-01T00:00:00Z">
+      <w:ins w:id="309" w:author="PR Preview" w:date="2026-01-01T00:00:00Z">
         <w:r>
           <w:t xml:space="preserve"> </w:t>
         </w:r>
       </w:ins>
-      <w:ins w:id="398" w:author="PR Preview" w:date="2026-01-01T00:00:00Z">
+      <w:ins w:id="310" w:author="PR Preview" w:date="2026-01-01T00:00:00Z">
         <w:r>
           <w:t xml:space="preserve">As a check,</w:t>
         </w:r>
@@ -60343,8 +59622,8 @@
         </m:oMath>
       </m:oMathPara>
     </w:p>
-    <w:bookmarkEnd w:id="89"/>
-    <w:bookmarkStart w:id="90" w:name="cor-orthonormal-basis-exists"/>
+    <w:bookmarkEnd w:id="91"/>
+    <w:bookmarkStart w:id="92" w:name="cor-orthonormal-basis-exists"/>
     <w:p>
       <w:pPr>
         <w:pStyle w:val="FirstParagraph"/>
@@ -60354,7 +59633,7 @@
           <w:b/>
           <w:bCs/>
         </w:rPr>
-        <w:t xml:space="preserve">Corollary 2 (Every subspace has an orthonormal basis)</w:t>
+        <w:t xml:space="preserve">Corollary 4 (Every subspace has an orthonormal basis)</w:t>
       </w:r>
       <w:r>
         <w:t xml:space="preserve"> </w:t>
@@ -60451,7 +59730,7 @@
           <w:rPr>
             <w:rStyle w:val="Hyperlink"/>
           </w:rPr>
-          <w:t xml:space="preserve">Definition 11</w:t>
+          <w:t xml:space="preserve">Definition 10</w:t>
         </w:r>
       </w:hyperlink>
       <w:r>
@@ -60482,7 +59761,7 @@
         <w:t xml:space="preserve">has an orthonormal basis.</w:t>
       </w:r>
     </w:p>
-    <w:bookmarkEnd w:id="90"/>
+    <w:bookmarkEnd w:id="92"/>
     <w:p>
       <w:pPr>
         <w:pStyle w:val="BodyText"/>
@@ -60759,7 +60038,7 @@
       <w:r>
         <w:t xml:space="preserve">(</w:t>
       </w:r>
-      <w:hyperlink r:id="rId91">
+      <w:hyperlink r:id="rId93">
         <w:r>
           <w:rPr>
             <w:rStyle w:val="Hyperlink"/>
@@ -60915,7 +60194,7 @@
       <w:r>
         <w:t xml:space="preserve"> </w:t>
       </w:r>
-      <w:hyperlink r:id="rId85">
+      <w:hyperlink r:id="rId87">
         <w:r>
           <w:rPr>
             <w:rStyle w:val="Hyperlink"/>
@@ -61644,21 +60923,21 @@
         <w:t xml:space="preserve">So the orthonormal basis contains the starting list.</w:t>
       </w:r>
     </w:p>
-    <w:bookmarkStart w:id="93" w:name="exm-orthonormal-basis-exists"/>
+    <w:bookmarkStart w:id="95" w:name="exm-orthonormal-basis-exists"/>
     <w:p>
       <w:pPr>
         <w:pStyle w:val="BodyText"/>
       </w:pPr>
-      <w:del w:id="399" w:author="PR Preview" w:date="2026-01-01T00:00:00Z">
+      <w:del w:id="311" w:author="PR Preview" w:date="2026-01-01T00:00:00Z">
         <w:r>
           <w:rPr>
             <w:b/>
             <w:bCs/>
           </w:rPr>
-          <w:delText xml:space="preserve">Example 25 (Extending one unit vector to an orthonormal basis of</w:delText>
+          <w:delText xml:space="preserve">Example 24 (Extending one unit vector to an orthonormal basis of</w:delText>
         </w:r>
       </w:del>
-      <w:del w:id="400" w:author="PR Preview" w:date="2026-01-01T00:00:00Z">
+      <w:del w:id="312" w:author="PR Preview" w:date="2026-01-01T00:00:00Z">
         <w:r>
           <w:rPr>
             <w:b/>
@@ -61685,7 +60964,7 @@
           </m:sup>
         </m:sSup>
       </m:oMath>
-      <w:del w:id="401" w:author="PR Preview" w:date="2026-01-01T00:00:00Z">
+      <w:del w:id="313" w:author="PR Preview" w:date="2026-01-01T00:00:00Z">
         <w:r>
           <w:rPr>
             <w:b/>
@@ -61694,17 +60973,17 @@
           <w:delText xml:space="preserve">)</w:delText>
         </w:r>
       </w:del>
-      <w:del w:id="402" w:author="PR Preview" w:date="2026-01-01T00:00:00Z">
+      <w:del w:id="314" w:author="PR Preview" w:date="2026-01-01T00:00:00Z">
         <w:r>
           <w:delText xml:space="preserve"> </w:delText>
         </w:r>
       </w:del>
-      <w:del w:id="403" w:author="PR Preview" w:date="2026-01-01T00:00:00Z">
+      <w:del w:id="315" w:author="PR Preview" w:date="2026-01-01T00:00:00Z">
         <w:r>
           <w:delText xml:space="preserve">Start from the unit vector</w:delText>
         </w:r>
       </w:del>
-      <w:del w:id="404" w:author="PR Preview" w:date="2026-01-01T00:00:00Z">
+      <w:del w:id="316" w:author="PR Preview" w:date="2026-01-01T00:00:00Z">
         <w:r>
           <w:delText xml:space="preserve"> </w:delText>
         </w:r>
@@ -61795,22 +61074,22 @@
           <m:t>)</m:t>
         </m:r>
       </m:oMath>
-      <w:del w:id="405" w:author="PR Preview" w:date="2026-01-01T00:00:00Z">
+      <w:del w:id="317" w:author="PR Preview" w:date="2026-01-01T00:00:00Z">
         <w:r>
           <w:delText xml:space="preserve">.</w:delText>
         </w:r>
       </w:del>
-      <w:del w:id="406" w:author="PR Preview" w:date="2026-01-01T00:00:00Z">
+      <w:del w:id="318" w:author="PR Preview" w:date="2026-01-01T00:00:00Z">
         <w:r>
           <w:delText xml:space="preserve"> </w:delText>
         </w:r>
       </w:del>
-      <w:del w:id="407" w:author="PR Preview" w:date="2026-01-01T00:00:00Z">
+      <w:del w:id="319" w:author="PR Preview" w:date="2026-01-01T00:00:00Z">
         <w:r>
           <w:delText xml:space="preserve">Extend it to a basis of</w:delText>
         </w:r>
       </w:del>
-      <w:del w:id="408" w:author="PR Preview" w:date="2026-01-01T00:00:00Z">
+      <w:del w:id="320" w:author="PR Preview" w:date="2026-01-01T00:00:00Z">
         <w:r>
           <w:delText xml:space="preserve"> </w:delText>
         </w:r>
@@ -61833,23 +61112,23 @@
           </m:sup>
         </m:sSup>
       </m:oMath>
-      <w:del w:id="409" w:author="PR Preview" w:date="2026-01-01T00:00:00Z">
+      <w:del w:id="321" w:author="PR Preview" w:date="2026-01-01T00:00:00Z">
         <w:r>
           <w:delText xml:space="preserve"> </w:delText>
         </w:r>
       </w:del>
-      <w:del w:id="410" w:author="PR Preview" w:date="2026-01-01T00:00:00Z">
+      <w:del w:id="322" w:author="PR Preview" w:date="2026-01-01T00:00:00Z">
         <w:r>
           <w:delText xml:space="preserve">as in</w:delText>
         </w:r>
       </w:del>
-      <w:del w:id="411" w:author="PR Preview" w:date="2026-01-01T00:00:00Z">
+      <w:del w:id="323" w:author="PR Preview" w:date="2026-01-01T00:00:00Z">
         <w:r>
           <w:delText xml:space="preserve"> </w:delText>
         </w:r>
       </w:del>
-      <w:hyperlink r:id="rId92">
-        <w:del w:id="412" w:author="PR Preview" w:date="2026-01-01T00:00:00Z">
+      <w:hyperlink r:id="rId94">
+        <w:del w:id="324" w:author="PR Preview" w:date="2026-01-01T00:00:00Z">
           <w:r>
             <w:rPr>
               <w:rStyle w:val="Hyperlink"/>
@@ -61858,22 +61137,22 @@
           </w:r>
         </w:del>
       </w:hyperlink>
-      <w:del w:id="413" w:author="PR Preview" w:date="2026-01-01T00:00:00Z">
+      <w:del w:id="325" w:author="PR Preview" w:date="2026-01-01T00:00:00Z">
         <w:r>
           <w:delText xml:space="preserve">,</w:delText>
         </w:r>
       </w:del>
-      <w:del w:id="414" w:author="PR Preview" w:date="2026-01-01T00:00:00Z">
+      <w:del w:id="326" w:author="PR Preview" w:date="2026-01-01T00:00:00Z">
         <w:r>
           <w:delText xml:space="preserve"> </w:delText>
         </w:r>
       </w:del>
-      <w:del w:id="415" w:author="PR Preview" w:date="2026-01-01T00:00:00Z">
+      <w:del w:id="327" w:author="PR Preview" w:date="2026-01-01T00:00:00Z">
         <w:r>
           <w:delText xml:space="preserve">starting from the empty list:</w:delText>
         </w:r>
       </w:del>
-      <w:del w:id="416" w:author="PR Preview" w:date="2026-01-01T00:00:00Z">
+      <w:del w:id="328" w:author="PR Preview" w:date="2026-01-01T00:00:00Z">
         <w:r>
           <w:delText xml:space="preserve"> </w:delText>
         </w:r>
@@ -61899,17 +61178,17 @@
           </m:sub>
         </m:sSub>
       </m:oMath>
-      <w:del w:id="417" w:author="PR Preview" w:date="2026-01-01T00:00:00Z">
+      <w:del w:id="329" w:author="PR Preview" w:date="2026-01-01T00:00:00Z">
         <w:r>
           <w:delText xml:space="preserve"> </w:delText>
         </w:r>
       </w:del>
-      <w:del w:id="418" w:author="PR Preview" w:date="2026-01-01T00:00:00Z">
+      <w:del w:id="330" w:author="PR Preview" w:date="2026-01-01T00:00:00Z">
         <w:r>
           <w:delText xml:space="preserve">is not in the span of the empty list,</w:delText>
         </w:r>
       </w:del>
-      <w:del w:id="419" w:author="PR Preview" w:date="2026-01-01T00:00:00Z">
+      <w:del w:id="331" w:author="PR Preview" w:date="2026-01-01T00:00:00Z">
         <w:r>
           <w:delText xml:space="preserve"> </w:delText>
         </w:r>
@@ -61942,12 +61221,12 @@
           <m:t>​</m:t>
         </m:r>
       </m:oMath>
-      <w:del w:id="420" w:author="PR Preview" w:date="2026-01-01T00:00:00Z">
+      <w:del w:id="332" w:author="PR Preview" w:date="2026-01-01T00:00:00Z">
         <w:r>
           <w:delText xml:space="preserve">, because</w:delText>
         </w:r>
       </w:del>
-      <w:del w:id="421" w:author="PR Preview" w:date="2026-01-01T00:00:00Z">
+      <w:del w:id="333" w:author="PR Preview" w:date="2026-01-01T00:00:00Z">
         <w:r>
           <w:delText xml:space="preserve"> </w:delText>
         </w:r>
@@ -61998,12 +61277,12 @@
           <m:t>1</m:t>
         </m:r>
       </m:oMath>
-      <w:del w:id="422" w:author="PR Preview" w:date="2026-01-01T00:00:00Z">
+      <w:del w:id="334" w:author="PR Preview" w:date="2026-01-01T00:00:00Z">
         <w:r>
           <w:delText xml:space="preserve">;</w:delText>
         </w:r>
       </w:del>
-      <w:del w:id="423" w:author="PR Preview" w:date="2026-01-01T00:00:00Z">
+      <w:del w:id="335" w:author="PR Preview" w:date="2026-01-01T00:00:00Z">
         <w:r>
           <w:delText xml:space="preserve"> </w:delText>
         </w:r>
@@ -62043,17 +61322,17 @@
           <m:t>)</m:t>
         </m:r>
       </m:oMath>
-      <w:del w:id="424" w:author="PR Preview" w:date="2026-01-01T00:00:00Z">
+      <w:del w:id="336" w:author="PR Preview" w:date="2026-01-01T00:00:00Z">
         <w:r>
           <w:delText xml:space="preserve"> </w:delText>
         </w:r>
       </w:del>
-      <w:del w:id="425" w:author="PR Preview" w:date="2026-01-01T00:00:00Z">
+      <w:del w:id="337" w:author="PR Preview" w:date="2026-01-01T00:00:00Z">
         <w:r>
           <w:delText xml:space="preserve">is not in</w:delText>
         </w:r>
       </w:del>
-      <w:del w:id="426" w:author="PR Preview" w:date="2026-01-01T00:00:00Z">
+      <w:del w:id="338" w:author="PR Preview" w:date="2026-01-01T00:00:00Z">
         <w:r>
           <w:delText xml:space="preserve"> </w:delText>
         </w:r>
@@ -62101,22 +61380,22 @@
           <m:t>​</m:t>
         </m:r>
       </m:oMath>
-      <w:del w:id="427" w:author="PR Preview" w:date="2026-01-01T00:00:00Z">
+      <w:del w:id="339" w:author="PR Preview" w:date="2026-01-01T00:00:00Z">
         <w:r>
           <w:delText xml:space="preserve">,</w:delText>
         </w:r>
       </w:del>
-      <w:del w:id="428" w:author="PR Preview" w:date="2026-01-01T00:00:00Z">
+      <w:del w:id="340" w:author="PR Preview" w:date="2026-01-01T00:00:00Z">
         <w:r>
           <w:delText xml:space="preserve"> </w:delText>
         </w:r>
       </w:del>
-      <w:del w:id="429" w:author="PR Preview" w:date="2026-01-01T00:00:00Z">
+      <w:del w:id="341" w:author="PR Preview" w:date="2026-01-01T00:00:00Z">
         <w:r>
           <w:delText xml:space="preserve">because every multiple of</w:delText>
         </w:r>
       </w:del>
-      <w:del w:id="430" w:author="PR Preview" w:date="2026-01-01T00:00:00Z">
+      <w:del w:id="342" w:author="PR Preview" w:date="2026-01-01T00:00:00Z">
         <w:r>
           <w:delText xml:space="preserve"> </w:delText>
         </w:r>
@@ -62142,27 +61421,27 @@
           </m:sub>
         </m:sSub>
       </m:oMath>
-      <w:del w:id="431" w:author="PR Preview" w:date="2026-01-01T00:00:00Z">
+      <w:del w:id="343" w:author="PR Preview" w:date="2026-01-01T00:00:00Z">
         <w:r>
           <w:delText xml:space="preserve"> </w:delText>
         </w:r>
       </w:del>
-      <w:del w:id="432" w:author="PR Preview" w:date="2026-01-01T00:00:00Z">
+      <w:del w:id="344" w:author="PR Preview" w:date="2026-01-01T00:00:00Z">
         <w:r>
           <w:delText xml:space="preserve">has equal first and second entries,</w:delText>
         </w:r>
       </w:del>
-      <w:del w:id="433" w:author="PR Preview" w:date="2026-01-01T00:00:00Z">
+      <w:del w:id="345" w:author="PR Preview" w:date="2026-01-01T00:00:00Z">
         <w:r>
           <w:delText xml:space="preserve"> </w:delText>
         </w:r>
       </w:del>
-      <w:del w:id="434" w:author="PR Preview" w:date="2026-01-01T00:00:00Z">
+      <w:del w:id="346" w:author="PR Preview" w:date="2026-01-01T00:00:00Z">
         <w:r>
           <w:delText xml:space="preserve">and</w:delText>
         </w:r>
       </w:del>
-      <w:del w:id="435" w:author="PR Preview" w:date="2026-01-01T00:00:00Z">
+      <w:del w:id="347" w:author="PR Preview" w:date="2026-01-01T00:00:00Z">
         <w:r>
           <w:delText xml:space="preserve"> </w:delText>
         </w:r>
@@ -62202,17 +61481,17 @@
           <m:t>)</m:t>
         </m:r>
       </m:oMath>
-      <w:del w:id="436" w:author="PR Preview" w:date="2026-01-01T00:00:00Z">
+      <w:del w:id="348" w:author="PR Preview" w:date="2026-01-01T00:00:00Z">
         <w:r>
           <w:delText xml:space="preserve"> </w:delText>
         </w:r>
       </w:del>
-      <w:del w:id="437" w:author="PR Preview" w:date="2026-01-01T00:00:00Z">
+      <w:del w:id="349" w:author="PR Preview" w:date="2026-01-01T00:00:00Z">
         <w:r>
           <w:delText xml:space="preserve">is not in</w:delText>
         </w:r>
       </w:del>
-      <w:del w:id="438" w:author="PR Preview" w:date="2026-01-01T00:00:00Z">
+      <w:del w:id="350" w:author="PR Preview" w:date="2026-01-01T00:00:00Z">
         <w:r>
           <w:delText xml:space="preserve"> </w:delText>
         </w:r>
@@ -62299,22 +61578,22 @@
           <m:t>​</m:t>
         </m:r>
       </m:oMath>
-      <w:del w:id="439" w:author="PR Preview" w:date="2026-01-01T00:00:00Z">
+      <w:del w:id="351" w:author="PR Preview" w:date="2026-01-01T00:00:00Z">
         <w:r>
           <w:delText xml:space="preserve">,</w:delText>
         </w:r>
       </w:del>
-      <w:del w:id="440" w:author="PR Preview" w:date="2026-01-01T00:00:00Z">
+      <w:del w:id="352" w:author="PR Preview" w:date="2026-01-01T00:00:00Z">
         <w:r>
           <w:delText xml:space="preserve"> </w:delText>
         </w:r>
       </w:del>
-      <w:del w:id="441" w:author="PR Preview" w:date="2026-01-01T00:00:00Z">
+      <w:del w:id="353" w:author="PR Preview" w:date="2026-01-01T00:00:00Z">
         <w:r>
           <w:delText xml:space="preserve">because every combination of those two vectors has third entry</w:delText>
         </w:r>
       </w:del>
-      <w:del w:id="442" w:author="PR Preview" w:date="2026-01-01T00:00:00Z">
+      <w:del w:id="354" w:author="PR Preview" w:date="2026-01-01T00:00:00Z">
         <w:r>
           <w:delText xml:space="preserve"> </w:delText>
         </w:r>
@@ -62324,22 +61603,22 @@
           <m:t>0</m:t>
         </m:r>
       </m:oMath>
-      <w:del w:id="443" w:author="PR Preview" w:date="2026-01-01T00:00:00Z">
+      <w:del w:id="355" w:author="PR Preview" w:date="2026-01-01T00:00:00Z">
         <w:r>
           <w:delText xml:space="preserve">.</w:delText>
         </w:r>
       </w:del>
-      <w:del w:id="444" w:author="PR Preview" w:date="2026-01-01T00:00:00Z">
+      <w:del w:id="356" w:author="PR Preview" w:date="2026-01-01T00:00:00Z">
         <w:r>
           <w:delText xml:space="preserve"> </w:delText>
         </w:r>
       </w:del>
-      <w:del w:id="445" w:author="PR Preview" w:date="2026-01-01T00:00:00Z">
+      <w:del w:id="357" w:author="PR Preview" w:date="2026-01-01T00:00:00Z">
         <w:r>
           <w:delText xml:space="preserve">So</w:delText>
         </w:r>
       </w:del>
-      <w:del w:id="446" w:author="PR Preview" w:date="2026-01-01T00:00:00Z">
+      <w:del w:id="358" w:author="PR Preview" w:date="2026-01-01T00:00:00Z">
         <w:r>
           <w:delText xml:space="preserve"> </w:delText>
         </w:r>
@@ -62443,18 +61722,18 @@
           <m:t>)</m:t>
         </m:r>
       </m:oMath>
-      <w:del w:id="447" w:author="PR Preview" w:date="2026-01-01T00:00:00Z">
+      <w:del w:id="359" w:author="PR Preview" w:date="2026-01-01T00:00:00Z">
         <w:r>
           <w:delText xml:space="preserve"> </w:delText>
         </w:r>
       </w:del>
-      <w:del w:id="448" w:author="PR Preview" w:date="2026-01-01T00:00:00Z">
+      <w:del w:id="360" w:author="PR Preview" w:date="2026-01-01T00:00:00Z">
         <w:r>
           <w:delText xml:space="preserve">are linearly independent (</w:delText>
         </w:r>
       </w:del>
-      <w:hyperlink r:id="rId88">
-        <w:del w:id="449" w:author="PR Preview" w:date="2026-01-01T00:00:00Z">
+      <w:hyperlink r:id="rId90">
+        <w:del w:id="361" w:author="PR Preview" w:date="2026-01-01T00:00:00Z">
           <w:r>
             <w:rPr>
               <w:rStyle w:val="Hyperlink"/>
@@ -62463,22 +61742,22 @@
           </w:r>
         </w:del>
       </w:hyperlink>
-      <w:del w:id="450" w:author="PR Preview" w:date="2026-01-01T00:00:00Z">
+      <w:del w:id="362" w:author="PR Preview" w:date="2026-01-01T00:00:00Z">
         <w:r>
           <w:delText xml:space="preserve">),</w:delText>
         </w:r>
       </w:del>
-      <w:del w:id="451" w:author="PR Preview" w:date="2026-01-01T00:00:00Z">
+      <w:del w:id="363" w:author="PR Preview" w:date="2026-01-01T00:00:00Z">
         <w:r>
           <w:delText xml:space="preserve"> </w:delText>
         </w:r>
       </w:del>
-      <w:del w:id="452" w:author="PR Preview" w:date="2026-01-01T00:00:00Z">
+      <w:del w:id="364" w:author="PR Preview" w:date="2026-01-01T00:00:00Z">
         <w:r>
           <w:delText xml:space="preserve">and three linearly independent vectors in</w:delText>
         </w:r>
       </w:del>
-      <w:del w:id="453" w:author="PR Preview" w:date="2026-01-01T00:00:00Z">
+      <w:del w:id="365" w:author="PR Preview" w:date="2026-01-01T00:00:00Z">
         <w:r>
           <w:delText xml:space="preserve"> </w:delText>
         </w:r>
@@ -62501,27 +61780,27 @@
           </m:sup>
         </m:sSup>
       </m:oMath>
-      <w:del w:id="454" w:author="PR Preview" w:date="2026-01-01T00:00:00Z">
+      <w:del w:id="366" w:author="PR Preview" w:date="2026-01-01T00:00:00Z">
         <w:r>
           <w:delText xml:space="preserve"> </w:delText>
         </w:r>
       </w:del>
-      <w:del w:id="455" w:author="PR Preview" w:date="2026-01-01T00:00:00Z">
+      <w:del w:id="367" w:author="PR Preview" w:date="2026-01-01T00:00:00Z">
         <w:r>
           <w:delText xml:space="preserve">are a basis of it</w:delText>
         </w:r>
       </w:del>
-      <w:del w:id="456" w:author="PR Preview" w:date="2026-01-01T00:00:00Z">
+      <w:del w:id="368" w:author="PR Preview" w:date="2026-01-01T00:00:00Z">
         <w:r>
           <w:delText xml:space="preserve"> </w:delText>
         </w:r>
       </w:del>
-      <w:del w:id="457" w:author="PR Preview" w:date="2026-01-01T00:00:00Z">
+      <w:del w:id="369" w:author="PR Preview" w:date="2026-01-01T00:00:00Z">
         <w:r>
           <w:delText xml:space="preserve">(they are a basis of their span, which has dimension</w:delText>
         </w:r>
       </w:del>
-      <w:del w:id="458" w:author="PR Preview" w:date="2026-01-01T00:00:00Z">
+      <w:del w:id="370" w:author="PR Preview" w:date="2026-01-01T00:00:00Z">
         <w:r>
           <w:delText xml:space="preserve"> </w:delText>
         </w:r>
@@ -62531,18 +61810,18 @@
           <m:t>3</m:t>
         </m:r>
       </m:oMath>
-      <w:del w:id="459" w:author="PR Preview" w:date="2026-01-01T00:00:00Z">
+      <w:del w:id="371" w:author="PR Preview" w:date="2026-01-01T00:00:00Z">
         <w:r>
           <w:delText xml:space="preserve"> </w:delText>
         </w:r>
       </w:del>
-      <w:del w:id="460" w:author="PR Preview" w:date="2026-01-01T00:00:00Z">
+      <w:del w:id="372" w:author="PR Preview" w:date="2026-01-01T00:00:00Z">
         <w:r>
           <w:delText xml:space="preserve">(</w:delText>
         </w:r>
       </w:del>
-      <w:hyperlink r:id="rId73">
-        <w:del w:id="461" w:author="PR Preview" w:date="2026-01-01T00:00:00Z">
+      <w:hyperlink r:id="rId75">
+        <w:del w:id="373" w:author="PR Preview" w:date="2026-01-01T00:00:00Z">
           <w:r>
             <w:rPr>
               <w:rStyle w:val="Hyperlink"/>
@@ -62551,22 +61830,22 @@
           </w:r>
         </w:del>
       </w:hyperlink>
-      <w:del w:id="462" w:author="PR Preview" w:date="2026-01-01T00:00:00Z">
+      <w:del w:id="374" w:author="PR Preview" w:date="2026-01-01T00:00:00Z">
         <w:r>
           <w:delText xml:space="preserve">)</w:delText>
         </w:r>
       </w:del>
-      <w:del w:id="463" w:author="PR Preview" w:date="2026-01-01T00:00:00Z">
+      <w:del w:id="375" w:author="PR Preview" w:date="2026-01-01T00:00:00Z">
         <w:r>
           <w:delText xml:space="preserve"> </w:delText>
         </w:r>
       </w:del>
-      <w:del w:id="464" w:author="PR Preview" w:date="2026-01-01T00:00:00Z">
+      <w:del w:id="376" w:author="PR Preview" w:date="2026-01-01T00:00:00Z">
         <w:r>
           <w:delText xml:space="preserve">and so is</w:delText>
         </w:r>
       </w:del>
-      <w:del w:id="465" w:author="PR Preview" w:date="2026-01-01T00:00:00Z">
+      <w:del w:id="377" w:author="PR Preview" w:date="2026-01-01T00:00:00Z">
         <w:r>
           <w:delText xml:space="preserve"> </w:delText>
         </w:r>
@@ -62589,18 +61868,18 @@
           </m:sup>
         </m:sSup>
       </m:oMath>
-      <w:del w:id="466" w:author="PR Preview" w:date="2026-01-01T00:00:00Z">
+      <w:del w:id="378" w:author="PR Preview" w:date="2026-01-01T00:00:00Z">
         <w:r>
           <w:delText xml:space="preserve"> </w:delText>
         </w:r>
       </w:del>
-      <w:del w:id="467" w:author="PR Preview" w:date="2026-01-01T00:00:00Z">
+      <w:del w:id="379" w:author="PR Preview" w:date="2026-01-01T00:00:00Z">
         <w:r>
           <w:delText xml:space="preserve">(</w:delText>
         </w:r>
       </w:del>
-      <w:hyperlink r:id="rId74">
-        <w:del w:id="468" w:author="PR Preview" w:date="2026-01-01T00:00:00Z">
+      <w:hyperlink r:id="rId76">
+        <w:del w:id="380" w:author="PR Preview" w:date="2026-01-01T00:00:00Z">
           <w:r>
             <w:rPr>
               <w:rStyle w:val="Hyperlink"/>
@@ -62609,18 +61888,18 @@
           </w:r>
         </w:del>
       </w:hyperlink>
-      <w:del w:id="469" w:author="PR Preview" w:date="2026-01-01T00:00:00Z">
+      <w:del w:id="381" w:author="PR Preview" w:date="2026-01-01T00:00:00Z">
         <w:r>
           <w:delText xml:space="preserve">,</w:delText>
         </w:r>
       </w:del>
-      <w:del w:id="470" w:author="PR Preview" w:date="2026-01-01T00:00:00Z">
+      <w:del w:id="382" w:author="PR Preview" w:date="2026-01-01T00:00:00Z">
         <w:r>
           <w:delText xml:space="preserve"> </w:delText>
         </w:r>
       </w:del>
-      <w:hyperlink r:id="rId72">
-        <w:del w:id="471" w:author="PR Preview" w:date="2026-01-01T00:00:00Z">
+      <w:hyperlink r:id="rId74">
+        <w:del w:id="383" w:author="PR Preview" w:date="2026-01-01T00:00:00Z">
           <w:r>
             <w:rPr>
               <w:rStyle w:val="Hyperlink"/>
@@ -62629,22 +61908,22 @@
           </w:r>
         </w:del>
       </w:hyperlink>
-      <w:del w:id="472" w:author="PR Preview" w:date="2026-01-01T00:00:00Z">
+      <w:del w:id="384" w:author="PR Preview" w:date="2026-01-01T00:00:00Z">
         <w:r>
           <w:delText xml:space="preserve">)).</w:delText>
         </w:r>
       </w:del>
-      <w:del w:id="473" w:author="PR Preview" w:date="2026-01-01T00:00:00Z">
+      <w:del w:id="385" w:author="PR Preview" w:date="2026-01-01T00:00:00Z">
         <w:r>
           <w:delText xml:space="preserve"> </w:delText>
         </w:r>
       </w:del>
-      <w:del w:id="474" w:author="PR Preview" w:date="2026-01-01T00:00:00Z">
+      <w:del w:id="386" w:author="PR Preview" w:date="2026-01-01T00:00:00Z">
         <w:r>
           <w:delText xml:space="preserve">Gram-Schmidt on</w:delText>
         </w:r>
       </w:del>
-      <w:del w:id="475" w:author="PR Preview" w:date="2026-01-01T00:00:00Z">
+      <w:del w:id="387" w:author="PR Preview" w:date="2026-01-01T00:00:00Z">
         <w:r>
           <w:delText xml:space="preserve"> </w:delText>
         </w:r>
@@ -62748,7 +62027,7 @@
           <m:t>)</m:t>
         </m:r>
       </m:oMath>
-      <w:del w:id="476" w:author="PR Preview" w:date="2026-01-01T00:00:00Z">
+      <w:del w:id="388" w:author="PR Preview" w:date="2026-01-01T00:00:00Z">
         <w:r>
           <w:delText xml:space="preserve">:</w:delText>
         </w:r>
@@ -62758,16 +62037,16 @@
       <w:pPr>
         <w:pStyle w:val="BodyText"/>
       </w:pPr>
-      <w:ins w:id="477" w:author="PR Preview" w:date="2026-01-01T00:00:00Z">
+      <w:ins w:id="389" w:author="PR Preview" w:date="2026-01-01T00:00:00Z">
         <w:r>
           <w:rPr>
             <w:b/>
             <w:bCs/>
           </w:rPr>
-          <w:t xml:space="preserve">Example 25 (Extending one unit vector to an orthonormal basis of</w:t>
+          <w:t xml:space="preserve">Example 24 (Extending one unit vector to an orthonormal basis of</w:t>
         </w:r>
       </w:ins>
-      <w:ins w:id="478" w:author="PR Preview" w:date="2026-01-01T00:00:00Z">
+      <w:ins w:id="390" w:author="PR Preview" w:date="2026-01-01T00:00:00Z">
         <w:r>
           <w:rPr>
             <w:b/>
@@ -62794,7 +62073,7 @@
           </m:sup>
         </m:sSup>
       </m:oMath>
-      <w:ins w:id="479" w:author="PR Preview" w:date="2026-01-01T00:00:00Z">
+      <w:ins w:id="391" w:author="PR Preview" w:date="2026-01-01T00:00:00Z">
         <w:r>
           <w:rPr>
             <w:b/>
@@ -62803,17 +62082,17 @@
           <w:t xml:space="preserve">)</w:t>
         </w:r>
       </w:ins>
-      <w:ins w:id="480" w:author="PR Preview" w:date="2026-01-01T00:00:00Z">
+      <w:ins w:id="392" w:author="PR Preview" w:date="2026-01-01T00:00:00Z">
         <w:r>
           <w:t xml:space="preserve"> </w:t>
         </w:r>
       </w:ins>
-      <w:ins w:id="481" w:author="PR Preview" w:date="2026-01-01T00:00:00Z">
+      <w:ins w:id="393" w:author="PR Preview" w:date="2026-01-01T00:00:00Z">
         <w:r>
           <w:t xml:space="preserve">Start from the unit vector</w:t>
         </w:r>
       </w:ins>
-      <w:ins w:id="482" w:author="PR Preview" w:date="2026-01-01T00:00:00Z">
+      <w:ins w:id="394" w:author="PR Preview" w:date="2026-01-01T00:00:00Z">
         <w:r>
           <w:t xml:space="preserve"> </w:t>
         </w:r>
@@ -62904,22 +62183,22 @@
           <m:t>)</m:t>
         </m:r>
       </m:oMath>
-      <w:ins w:id="483" w:author="PR Preview" w:date="2026-01-01T00:00:00Z">
+      <w:ins w:id="395" w:author="PR Preview" w:date="2026-01-01T00:00:00Z">
         <w:r>
           <w:t xml:space="preserve">.</w:t>
         </w:r>
       </w:ins>
-      <w:ins w:id="484" w:author="PR Preview" w:date="2026-01-01T00:00:00Z">
+      <w:ins w:id="396" w:author="PR Preview" w:date="2026-01-01T00:00:00Z">
         <w:r>
           <w:t xml:space="preserve"> </w:t>
         </w:r>
       </w:ins>
-      <w:ins w:id="485" w:author="PR Preview" w:date="2026-01-01T00:00:00Z">
+      <w:ins w:id="397" w:author="PR Preview" w:date="2026-01-01T00:00:00Z">
         <w:r>
           <w:t xml:space="preserve">Extend it to a basis of</w:t>
         </w:r>
       </w:ins>
-      <w:ins w:id="486" w:author="PR Preview" w:date="2026-01-01T00:00:00Z">
+      <w:ins w:id="398" w:author="PR Preview" w:date="2026-01-01T00:00:00Z">
         <w:r>
           <w:t xml:space="preserve"> </w:t>
         </w:r>
@@ -62942,23 +62221,23 @@
           </m:sup>
         </m:sSup>
       </m:oMath>
-      <w:ins w:id="487" w:author="PR Preview" w:date="2026-01-01T00:00:00Z">
+      <w:ins w:id="399" w:author="PR Preview" w:date="2026-01-01T00:00:00Z">
         <w:r>
           <w:t xml:space="preserve"> </w:t>
         </w:r>
       </w:ins>
-      <w:ins w:id="488" w:author="PR Preview" w:date="2026-01-01T00:00:00Z">
+      <w:ins w:id="400" w:author="PR Preview" w:date="2026-01-01T00:00:00Z">
         <w:r>
           <w:t xml:space="preserve">as in</w:t>
         </w:r>
       </w:ins>
-      <w:ins w:id="489" w:author="PR Preview" w:date="2026-01-01T00:00:00Z">
+      <w:ins w:id="401" w:author="PR Preview" w:date="2026-01-01T00:00:00Z">
         <w:r>
           <w:t xml:space="preserve"> </w:t>
         </w:r>
       </w:ins>
-      <w:hyperlink r:id="rId92">
-        <w:ins w:id="490" w:author="PR Preview" w:date="2026-01-01T00:00:00Z">
+      <w:hyperlink r:id="rId94">
+        <w:ins w:id="402" w:author="PR Preview" w:date="2026-01-01T00:00:00Z">
           <w:r>
             <w:rPr>
               <w:rStyle w:val="Hyperlink"/>
@@ -62967,22 +62246,22 @@
           </w:r>
         </w:ins>
       </w:hyperlink>
-      <w:ins w:id="491" w:author="PR Preview" w:date="2026-01-01T00:00:00Z">
+      <w:ins w:id="403" w:author="PR Preview" w:date="2026-01-01T00:00:00Z">
         <w:r>
           <w:t xml:space="preserve">,</w:t>
         </w:r>
       </w:ins>
-      <w:ins w:id="492" w:author="PR Preview" w:date="2026-01-01T00:00:00Z">
+      <w:ins w:id="404" w:author="PR Preview" w:date="2026-01-01T00:00:00Z">
         <w:r>
           <w:t xml:space="preserve"> </w:t>
         </w:r>
       </w:ins>
-      <w:ins w:id="493" w:author="PR Preview" w:date="2026-01-01T00:00:00Z">
+      <w:ins w:id="405" w:author="PR Preview" w:date="2026-01-01T00:00:00Z">
         <w:r>
           <w:t xml:space="preserve">starting from the empty list:</w:t>
         </w:r>
       </w:ins>
-      <w:ins w:id="494" w:author="PR Preview" w:date="2026-01-01T00:00:00Z">
+      <w:ins w:id="406" w:author="PR Preview" w:date="2026-01-01T00:00:00Z">
         <w:r>
           <w:t xml:space="preserve"> </w:t>
         </w:r>
@@ -63008,17 +62287,17 @@
           </m:sub>
         </m:sSub>
       </m:oMath>
-      <w:ins w:id="495" w:author="PR Preview" w:date="2026-01-01T00:00:00Z">
+      <w:ins w:id="407" w:author="PR Preview" w:date="2026-01-01T00:00:00Z">
         <w:r>
           <w:t xml:space="preserve"> </w:t>
         </w:r>
       </w:ins>
-      <w:ins w:id="496" w:author="PR Preview" w:date="2026-01-01T00:00:00Z">
+      <w:ins w:id="408" w:author="PR Preview" w:date="2026-01-01T00:00:00Z">
         <w:r>
           <w:t xml:space="preserve">is not in the span of the empty list,</w:t>
         </w:r>
       </w:ins>
-      <w:ins w:id="497" w:author="PR Preview" w:date="2026-01-01T00:00:00Z">
+      <w:ins w:id="409" w:author="PR Preview" w:date="2026-01-01T00:00:00Z">
         <w:r>
           <w:t xml:space="preserve"> </w:t>
         </w:r>
@@ -63051,12 +62330,12 @@
           <m:t>​</m:t>
         </m:r>
       </m:oMath>
-      <w:ins w:id="498" w:author="PR Preview" w:date="2026-01-01T00:00:00Z">
+      <w:ins w:id="410" w:author="PR Preview" w:date="2026-01-01T00:00:00Z">
         <w:r>
           <w:t xml:space="preserve">, because</w:t>
         </w:r>
       </w:ins>
-      <w:ins w:id="499" w:author="PR Preview" w:date="2026-01-01T00:00:00Z">
+      <w:ins w:id="411" w:author="PR Preview" w:date="2026-01-01T00:00:00Z">
         <w:r>
           <w:t xml:space="preserve"> </w:t>
         </w:r>
@@ -63107,12 +62386,12 @@
           <m:t>1</m:t>
         </m:r>
       </m:oMath>
-      <w:ins w:id="500" w:author="PR Preview" w:date="2026-01-01T00:00:00Z">
+      <w:ins w:id="412" w:author="PR Preview" w:date="2026-01-01T00:00:00Z">
         <w:r>
           <w:t xml:space="preserve">;</w:t>
         </w:r>
       </w:ins>
-      <w:ins w:id="501" w:author="PR Preview" w:date="2026-01-01T00:00:00Z">
+      <w:ins w:id="413" w:author="PR Preview" w:date="2026-01-01T00:00:00Z">
         <w:r>
           <w:t xml:space="preserve"> </w:t>
         </w:r>
@@ -63152,17 +62431,17 @@
           <m:t>)</m:t>
         </m:r>
       </m:oMath>
-      <w:ins w:id="502" w:author="PR Preview" w:date="2026-01-01T00:00:00Z">
+      <w:ins w:id="414" w:author="PR Preview" w:date="2026-01-01T00:00:00Z">
         <w:r>
           <w:t xml:space="preserve"> </w:t>
         </w:r>
       </w:ins>
-      <w:ins w:id="503" w:author="PR Preview" w:date="2026-01-01T00:00:00Z">
+      <w:ins w:id="415" w:author="PR Preview" w:date="2026-01-01T00:00:00Z">
         <w:r>
           <w:t xml:space="preserve">is not in</w:t>
         </w:r>
       </w:ins>
-      <w:ins w:id="504" w:author="PR Preview" w:date="2026-01-01T00:00:00Z">
+      <w:ins w:id="416" w:author="PR Preview" w:date="2026-01-01T00:00:00Z">
         <w:r>
           <w:t xml:space="preserve"> </w:t>
         </w:r>
@@ -63210,22 +62489,22 @@
           <m:t>​</m:t>
         </m:r>
       </m:oMath>
-      <w:ins w:id="505" w:author="PR Preview" w:date="2026-01-01T00:00:00Z">
+      <w:ins w:id="417" w:author="PR Preview" w:date="2026-01-01T00:00:00Z">
         <w:r>
           <w:t xml:space="preserve">,</w:t>
         </w:r>
       </w:ins>
-      <w:ins w:id="506" w:author="PR Preview" w:date="2026-01-01T00:00:00Z">
+      <w:ins w:id="418" w:author="PR Preview" w:date="2026-01-01T00:00:00Z">
         <w:r>
           <w:t xml:space="preserve"> </w:t>
         </w:r>
       </w:ins>
-      <w:ins w:id="507" w:author="PR Preview" w:date="2026-01-01T00:00:00Z">
+      <w:ins w:id="419" w:author="PR Preview" w:date="2026-01-01T00:00:00Z">
         <w:r>
           <w:t xml:space="preserve">because every multiple of</w:t>
         </w:r>
       </w:ins>
-      <w:ins w:id="508" w:author="PR Preview" w:date="2026-01-01T00:00:00Z">
+      <w:ins w:id="420" w:author="PR Preview" w:date="2026-01-01T00:00:00Z">
         <w:r>
           <w:t xml:space="preserve"> </w:t>
         </w:r>
@@ -63251,27 +62530,27 @@
           </m:sub>
         </m:sSub>
       </m:oMath>
-      <w:ins w:id="509" w:author="PR Preview" w:date="2026-01-01T00:00:00Z">
+      <w:ins w:id="421" w:author="PR Preview" w:date="2026-01-01T00:00:00Z">
         <w:r>
           <w:t xml:space="preserve"> </w:t>
         </w:r>
       </w:ins>
-      <w:ins w:id="510" w:author="PR Preview" w:date="2026-01-01T00:00:00Z">
+      <w:ins w:id="422" w:author="PR Preview" w:date="2026-01-01T00:00:00Z">
         <w:r>
           <w:t xml:space="preserve">has equal first and second entries,</w:t>
         </w:r>
       </w:ins>
-      <w:ins w:id="511" w:author="PR Preview" w:date="2026-01-01T00:00:00Z">
+      <w:ins w:id="423" w:author="PR Preview" w:date="2026-01-01T00:00:00Z">
         <w:r>
           <w:t xml:space="preserve"> </w:t>
         </w:r>
       </w:ins>
-      <w:ins w:id="512" w:author="PR Preview" w:date="2026-01-01T00:00:00Z">
+      <w:ins w:id="424" w:author="PR Preview" w:date="2026-01-01T00:00:00Z">
         <w:r>
           <w:t xml:space="preserve">and</w:t>
         </w:r>
       </w:ins>
-      <w:ins w:id="513" w:author="PR Preview" w:date="2026-01-01T00:00:00Z">
+      <w:ins w:id="425" w:author="PR Preview" w:date="2026-01-01T00:00:00Z">
         <w:r>
           <w:t xml:space="preserve"> </w:t>
         </w:r>
@@ -63311,17 +62590,17 @@
           <m:t>)</m:t>
         </m:r>
       </m:oMath>
-      <w:ins w:id="514" w:author="PR Preview" w:date="2026-01-01T00:00:00Z">
+      <w:ins w:id="426" w:author="PR Preview" w:date="2026-01-01T00:00:00Z">
         <w:r>
           <w:t xml:space="preserve"> </w:t>
         </w:r>
       </w:ins>
-      <w:ins w:id="515" w:author="PR Preview" w:date="2026-01-01T00:00:00Z">
+      <w:ins w:id="427" w:author="PR Preview" w:date="2026-01-01T00:00:00Z">
         <w:r>
           <w:t xml:space="preserve">is not in</w:t>
         </w:r>
       </w:ins>
-      <w:ins w:id="516" w:author="PR Preview" w:date="2026-01-01T00:00:00Z">
+      <w:ins w:id="428" w:author="PR Preview" w:date="2026-01-01T00:00:00Z">
         <w:r>
           <w:t xml:space="preserve"> </w:t>
         </w:r>
@@ -63408,22 +62687,22 @@
           <m:t>​</m:t>
         </m:r>
       </m:oMath>
-      <w:ins w:id="517" w:author="PR Preview" w:date="2026-01-01T00:00:00Z">
+      <w:ins w:id="429" w:author="PR Preview" w:date="2026-01-01T00:00:00Z">
         <w:r>
           <w:t xml:space="preserve">,</w:t>
         </w:r>
       </w:ins>
-      <w:ins w:id="518" w:author="PR Preview" w:date="2026-01-01T00:00:00Z">
+      <w:ins w:id="430" w:author="PR Preview" w:date="2026-01-01T00:00:00Z">
         <w:r>
           <w:t xml:space="preserve"> </w:t>
         </w:r>
       </w:ins>
-      <w:ins w:id="519" w:author="PR Preview" w:date="2026-01-01T00:00:00Z">
+      <w:ins w:id="431" w:author="PR Preview" w:date="2026-01-01T00:00:00Z">
         <w:r>
           <w:t xml:space="preserve">because every combination of those two vectors has third entry</w:t>
         </w:r>
       </w:ins>
-      <w:ins w:id="520" w:author="PR Preview" w:date="2026-01-01T00:00:00Z">
+      <w:ins w:id="432" w:author="PR Preview" w:date="2026-01-01T00:00:00Z">
         <w:r>
           <w:t xml:space="preserve"> </w:t>
         </w:r>
@@ -63433,22 +62712,22 @@
           <m:t>0</m:t>
         </m:r>
       </m:oMath>
-      <w:ins w:id="521" w:author="PR Preview" w:date="2026-01-01T00:00:00Z">
+      <w:ins w:id="433" w:author="PR Preview" w:date="2026-01-01T00:00:00Z">
         <w:r>
           <w:t xml:space="preserve">.</w:t>
         </w:r>
       </w:ins>
-      <w:ins w:id="522" w:author="PR Preview" w:date="2026-01-01T00:00:00Z">
+      <w:ins w:id="434" w:author="PR Preview" w:date="2026-01-01T00:00:00Z">
         <w:r>
           <w:t xml:space="preserve"> </w:t>
         </w:r>
       </w:ins>
-      <w:ins w:id="523" w:author="PR Preview" w:date="2026-01-01T00:00:00Z">
+      <w:ins w:id="435" w:author="PR Preview" w:date="2026-01-01T00:00:00Z">
         <w:r>
           <w:t xml:space="preserve">So</w:t>
         </w:r>
       </w:ins>
-      <w:ins w:id="524" w:author="PR Preview" w:date="2026-01-01T00:00:00Z">
+      <w:ins w:id="436" w:author="PR Preview" w:date="2026-01-01T00:00:00Z">
         <w:r>
           <w:t xml:space="preserve"> </w:t>
         </w:r>
@@ -63552,18 +62831,18 @@
           <m:t>)</m:t>
         </m:r>
       </m:oMath>
-      <w:ins w:id="525" w:author="PR Preview" w:date="2026-01-01T00:00:00Z">
+      <w:ins w:id="437" w:author="PR Preview" w:date="2026-01-01T00:00:00Z">
         <w:r>
           <w:t xml:space="preserve"> </w:t>
         </w:r>
       </w:ins>
-      <w:ins w:id="526" w:author="PR Preview" w:date="2026-01-01T00:00:00Z">
+      <w:ins w:id="438" w:author="PR Preview" w:date="2026-01-01T00:00:00Z">
         <w:r>
           <w:t xml:space="preserve">are linearly independent (</w:t>
         </w:r>
       </w:ins>
-      <w:hyperlink r:id="rId88">
-        <w:ins w:id="527" w:author="PR Preview" w:date="2026-01-01T00:00:00Z">
+      <w:hyperlink r:id="rId90">
+        <w:ins w:id="439" w:author="PR Preview" w:date="2026-01-01T00:00:00Z">
           <w:r>
             <w:rPr>
               <w:rStyle w:val="Hyperlink"/>
@@ -63572,22 +62851,22 @@
           </w:r>
         </w:ins>
       </w:hyperlink>
-      <w:ins w:id="528" w:author="PR Preview" w:date="2026-01-01T00:00:00Z">
+      <w:ins w:id="440" w:author="PR Preview" w:date="2026-01-01T00:00:00Z">
         <w:r>
           <w:t xml:space="preserve">),</w:t>
         </w:r>
       </w:ins>
-      <w:ins w:id="529" w:author="PR Preview" w:date="2026-01-01T00:00:00Z">
+      <w:ins w:id="441" w:author="PR Preview" w:date="2026-01-01T00:00:00Z">
         <w:r>
           <w:t xml:space="preserve"> </w:t>
         </w:r>
       </w:ins>
-      <w:ins w:id="530" w:author="PR Preview" w:date="2026-01-01T00:00:00Z">
+      <w:ins w:id="442" w:author="PR Preview" w:date="2026-01-01T00:00:00Z">
         <w:r>
           <w:t xml:space="preserve">and three linearly independent vectors in</w:t>
         </w:r>
       </w:ins>
-      <w:ins w:id="531" w:author="PR Preview" w:date="2026-01-01T00:00:00Z">
+      <w:ins w:id="443" w:author="PR Preview" w:date="2026-01-01T00:00:00Z">
         <w:r>
           <w:t xml:space="preserve"> </w:t>
         </w:r>
@@ -63610,27 +62889,27 @@
           </m:sup>
         </m:sSup>
       </m:oMath>
-      <w:ins w:id="532" w:author="PR Preview" w:date="2026-01-01T00:00:00Z">
+      <w:ins w:id="444" w:author="PR Preview" w:date="2026-01-01T00:00:00Z">
         <w:r>
           <w:t xml:space="preserve"> </w:t>
         </w:r>
       </w:ins>
-      <w:ins w:id="533" w:author="PR Preview" w:date="2026-01-01T00:00:00Z">
+      <w:ins w:id="445" w:author="PR Preview" w:date="2026-01-01T00:00:00Z">
         <w:r>
           <w:t xml:space="preserve">are a basis of it</w:t>
         </w:r>
       </w:ins>
-      <w:ins w:id="534" w:author="PR Preview" w:date="2026-01-01T00:00:00Z">
+      <w:ins w:id="446" w:author="PR Preview" w:date="2026-01-01T00:00:00Z">
         <w:r>
           <w:t xml:space="preserve"> </w:t>
         </w:r>
       </w:ins>
-      <w:ins w:id="535" w:author="PR Preview" w:date="2026-01-01T00:00:00Z">
+      <w:ins w:id="447" w:author="PR Preview" w:date="2026-01-01T00:00:00Z">
         <w:r>
           <w:t xml:space="preserve">(they are a basis of their span, which has dimension</w:t>
         </w:r>
       </w:ins>
-      <w:ins w:id="536" w:author="PR Preview" w:date="2026-01-01T00:00:00Z">
+      <w:ins w:id="448" w:author="PR Preview" w:date="2026-01-01T00:00:00Z">
         <w:r>
           <w:t xml:space="preserve"> </w:t>
         </w:r>
@@ -63640,18 +62919,18 @@
           <m:t>3</m:t>
         </m:r>
       </m:oMath>
-      <w:ins w:id="537" w:author="PR Preview" w:date="2026-01-01T00:00:00Z">
+      <w:ins w:id="449" w:author="PR Preview" w:date="2026-01-01T00:00:00Z">
         <w:r>
           <w:t xml:space="preserve"> </w:t>
         </w:r>
       </w:ins>
-      <w:ins w:id="538" w:author="PR Preview" w:date="2026-01-01T00:00:00Z">
+      <w:ins w:id="450" w:author="PR Preview" w:date="2026-01-01T00:00:00Z">
         <w:r>
           <w:t xml:space="preserve">(</w:t>
         </w:r>
       </w:ins>
-      <w:hyperlink r:id="rId73">
-        <w:ins w:id="539" w:author="PR Preview" w:date="2026-01-01T00:00:00Z">
+      <w:hyperlink r:id="rId75">
+        <w:ins w:id="451" w:author="PR Preview" w:date="2026-01-01T00:00:00Z">
           <w:r>
             <w:rPr>
               <w:rStyle w:val="Hyperlink"/>
@@ -63660,22 +62939,22 @@
           </w:r>
         </w:ins>
       </w:hyperlink>
-      <w:ins w:id="540" w:author="PR Preview" w:date="2026-01-01T00:00:00Z">
+      <w:ins w:id="452" w:author="PR Preview" w:date="2026-01-01T00:00:00Z">
         <w:r>
           <w:t xml:space="preserve">)</w:t>
         </w:r>
       </w:ins>
-      <w:ins w:id="541" w:author="PR Preview" w:date="2026-01-01T00:00:00Z">
+      <w:ins w:id="453" w:author="PR Preview" w:date="2026-01-01T00:00:00Z">
         <w:r>
           <w:t xml:space="preserve"> </w:t>
         </w:r>
       </w:ins>
-      <w:ins w:id="542" w:author="PR Preview" w:date="2026-01-01T00:00:00Z">
+      <w:ins w:id="454" w:author="PR Preview" w:date="2026-01-01T00:00:00Z">
         <w:r>
           <w:t xml:space="preserve">and so is</w:t>
         </w:r>
       </w:ins>
-      <w:ins w:id="543" w:author="PR Preview" w:date="2026-01-01T00:00:00Z">
+      <w:ins w:id="455" w:author="PR Preview" w:date="2026-01-01T00:00:00Z">
         <w:r>
           <w:t xml:space="preserve"> </w:t>
         </w:r>
@@ -63698,18 +62977,18 @@
           </m:sup>
         </m:sSup>
       </m:oMath>
-      <w:ins w:id="544" w:author="PR Preview" w:date="2026-01-01T00:00:00Z">
+      <w:ins w:id="456" w:author="PR Preview" w:date="2026-01-01T00:00:00Z">
         <w:r>
           <w:t xml:space="preserve"> </w:t>
         </w:r>
       </w:ins>
-      <w:ins w:id="545" w:author="PR Preview" w:date="2026-01-01T00:00:00Z">
+      <w:ins w:id="457" w:author="PR Preview" w:date="2026-01-01T00:00:00Z">
         <w:r>
           <w:t xml:space="preserve">(</w:t>
         </w:r>
       </w:ins>
-      <w:hyperlink r:id="rId74">
-        <w:ins w:id="546" w:author="PR Preview" w:date="2026-01-01T00:00:00Z">
+      <w:hyperlink r:id="rId76">
+        <w:ins w:id="458" w:author="PR Preview" w:date="2026-01-01T00:00:00Z">
           <w:r>
             <w:rPr>
               <w:rStyle w:val="Hyperlink"/>
@@ -63718,18 +62997,18 @@
           </w:r>
         </w:ins>
       </w:hyperlink>
-      <w:ins w:id="547" w:author="PR Preview" w:date="2026-01-01T00:00:00Z">
+      <w:ins w:id="459" w:author="PR Preview" w:date="2026-01-01T00:00:00Z">
         <w:r>
           <w:t xml:space="preserve">,</w:t>
         </w:r>
       </w:ins>
-      <w:ins w:id="548" w:author="PR Preview" w:date="2026-01-01T00:00:00Z">
+      <w:ins w:id="460" w:author="PR Preview" w:date="2026-01-01T00:00:00Z">
         <w:r>
           <w:t xml:space="preserve"> </w:t>
         </w:r>
       </w:ins>
-      <w:hyperlink r:id="rId72">
-        <w:ins w:id="549" w:author="PR Preview" w:date="2026-01-01T00:00:00Z">
+      <w:hyperlink r:id="rId74">
+        <w:ins w:id="461" w:author="PR Preview" w:date="2026-01-01T00:00:00Z">
           <w:r>
             <w:rPr>
               <w:rStyle w:val="Hyperlink"/>
@@ -63738,22 +63017,22 @@
           </w:r>
         </w:ins>
       </w:hyperlink>
-      <w:ins w:id="550" w:author="PR Preview" w:date="2026-01-01T00:00:00Z">
+      <w:ins w:id="462" w:author="PR Preview" w:date="2026-01-01T00:00:00Z">
         <w:r>
           <w:t xml:space="preserve">)).</w:t>
         </w:r>
       </w:ins>
-      <w:ins w:id="551" w:author="PR Preview" w:date="2026-01-01T00:00:00Z">
+      <w:ins w:id="463" w:author="PR Preview" w:date="2026-01-01T00:00:00Z">
         <w:r>
           <w:t xml:space="preserve"> </w:t>
         </w:r>
       </w:ins>
-      <w:ins w:id="552" w:author="PR Preview" w:date="2026-01-01T00:00:00Z">
+      <w:ins w:id="464" w:author="PR Preview" w:date="2026-01-01T00:00:00Z">
         <w:r>
           <w:t xml:space="preserve">Gram-Schmidt on</w:t>
         </w:r>
       </w:ins>
-      <w:ins w:id="553" w:author="PR Preview" w:date="2026-01-01T00:00:00Z">
+      <w:ins w:id="465" w:author="PR Preview" w:date="2026-01-01T00:00:00Z">
         <w:r>
           <w:t xml:space="preserve"> </w:t>
         </w:r>
@@ -63857,7 +63136,7 @@
           <m:t>)</m:t>
         </m:r>
       </m:oMath>
-      <w:ins w:id="554" w:author="PR Preview" w:date="2026-01-01T00:00:00Z">
+      <w:ins w:id="466" w:author="PR Preview" w:date="2026-01-01T00:00:00Z">
         <w:r>
           <w:t xml:space="preserve">:</w:t>
         </w:r>
@@ -63867,7 +63146,7 @@
       <w:pPr>
         <w:numPr>
           <w:ilvl w:val="0"/>
-          <w:numId w:val="1025"/>
+          <w:numId w:val="1024"/>
         </w:numPr>
       </w:pPr>
       <m:oMath>
@@ -63924,7 +63203,7 @@
       <w:pPr>
         <w:numPr>
           <w:ilvl w:val="0"/>
-          <w:numId w:val="1025"/>
+          <w:numId w:val="1024"/>
         </w:numPr>
       </w:pPr>
       <m:oMath>
@@ -64389,7 +63668,7 @@
       <w:pPr>
         <w:numPr>
           <w:ilvl w:val="0"/>
-          <w:numId w:val="1025"/>
+          <w:numId w:val="1024"/>
         </w:numPr>
       </w:pPr>
       <m:oMath>
@@ -64656,16 +63935,16 @@
           <w:rPr>
             <w:rStyle w:val="Hyperlink"/>
           </w:rPr>
-          <w:t xml:space="preserve">Example 19</w:t>
+          <w:t xml:space="preserve">Example 18</w:t>
         </w:r>
       </w:hyperlink>
       <w:r>
         <w:t xml:space="preserve">, in a different order.</w:t>
       </w:r>
     </w:p>
-    <w:bookmarkEnd w:id="93"/>
-    <w:bookmarkEnd w:id="94"/>
-    <w:bookmarkStart w:id="110" w:name="outer-product"/>
+    <w:bookmarkEnd w:id="95"/>
+    <w:bookmarkEnd w:id="96"/>
+    <w:bookmarkStart w:id="112" w:name="outer-product"/>
     <w:p>
       <w:pPr>
         <w:pStyle w:val="Heading2"/>
@@ -64674,7 +63953,7 @@
         <w:t xml:space="preserve">4 Outer product</w:t>
       </w:r>
     </w:p>
-    <w:bookmarkStart w:id="96" w:name="def-outer-product"/>
+    <w:bookmarkStart w:id="98" w:name="def-outer-product"/>
     <w:p>
       <w:pPr>
         <w:pStyle w:val="FirstParagraph"/>
@@ -64684,7 +63963,7 @@
           <w:b/>
           <w:bCs/>
         </w:rPr>
-        <w:t xml:space="preserve">Definition 13 (Outer product)</w:t>
+        <w:t xml:space="preserve">Definition 12 (Outer product)</w:t>
       </w:r>
       <w:r>
         <w:t xml:space="preserve"> </w:t>
@@ -64801,7 +64080,7 @@
       <w:r>
         <w:t xml:space="preserve">matrix product (</w:t>
       </w:r>
-      <w:hyperlink r:id="rId95">
+      <w:hyperlink r:id="rId97">
         <w:r>
           <w:rPr>
             <w:rStyle w:val="Hyperlink"/>
@@ -65091,8 +64370,8 @@
         </m:oMath>
       </m:oMathPara>
     </w:p>
-    <w:bookmarkEnd w:id="96"/>
-    <w:bookmarkStart w:id="97" w:name="exm-outer-product"/>
+    <w:bookmarkEnd w:id="98"/>
+    <w:bookmarkStart w:id="99" w:name="exm-outer-product"/>
     <w:p>
       <w:pPr>
         <w:pStyle w:val="FirstParagraph"/>
@@ -65102,7 +64381,7 @@
           <w:b/>
           <w:bCs/>
         </w:rPr>
-        <w:t xml:space="preserve">Example 26 (An outer product)</w:t>
+        <w:t xml:space="preserve">Example 25 (An outer product)</w:t>
       </w:r>
       <w:r>
         <w:t xml:space="preserve"> </w:t>
@@ -65675,8 +64954,8 @@
         </m:oMath>
       </m:oMathPara>
     </w:p>
-    <w:bookmarkEnd w:id="97"/>
-    <w:bookmarkStart w:id="99" w:name="rem-outer-vs-dot-product"/>
+    <w:bookmarkEnd w:id="99"/>
+    <w:bookmarkStart w:id="101" w:name="rem-outer-vs-dot-product"/>
     <w:p>
       <w:pPr>
         <w:pStyle w:val="FirstParagraph"/>
@@ -65737,7 +65016,7 @@
       <w:r>
         <w:t xml:space="preserve">(</w:t>
       </w:r>
-      <w:hyperlink r:id="rId98">
+      <w:hyperlink r:id="rId100">
         <w:r>
           <w:rPr>
             <w:rStyle w:val="Hyperlink"/>
@@ -65942,7 +65221,7 @@
           <w:rPr>
             <w:rStyle w:val="Hyperlink"/>
           </w:rPr>
-          <w:t xml:space="preserve">Example 26</w:t>
+          <w:t xml:space="preserve">Example 25</w:t>
         </w:r>
       </w:hyperlink>
       <w:r>
@@ -66400,8 +65679,8 @@
         </m:oMath>
       </m:oMathPara>
     </w:p>
-    <w:bookmarkEnd w:id="99"/>
-    <w:bookmarkStart w:id="101" w:name="thm-outer-product-rank"/>
+    <w:bookmarkEnd w:id="101"/>
+    <w:bookmarkStart w:id="103" w:name="thm-outer-product-rank"/>
     <w:p>
       <w:pPr>
         <w:pStyle w:val="FirstParagraph"/>
@@ -66565,7 +65844,7 @@
       <w:r>
         <w:t xml:space="preserve">(</w:t>
       </w:r>
-      <w:hyperlink r:id="rId100">
+      <w:hyperlink r:id="rId102">
         <w:r>
           <w:rPr>
             <w:rStyle w:val="Hyperlink"/>
@@ -66577,7 +65856,7 @@
         <w:t xml:space="preserve">).</w:t>
       </w:r>
     </w:p>
-    <w:bookmarkEnd w:id="101"/>
+    <w:bookmarkEnd w:id="103"/>
     <w:p>
       <w:pPr>
         <w:pStyle w:val="BodyText"/>
@@ -67850,7 +67129,7 @@
         <w:t xml:space="preserve">The largest linearly independent set of columns therefore has one column.</w:t>
       </w:r>
     </w:p>
-    <w:bookmarkStart w:id="102" w:name="exm-outer-product-rank"/>
+    <w:bookmarkStart w:id="104" w:name="exm-outer-product-rank"/>
     <w:p>
       <w:pPr>
         <w:pStyle w:val="BodyText"/>
@@ -67860,7 +67139,7 @@
           <w:b/>
           <w:bCs/>
         </w:rPr>
-        <w:t xml:space="preserve">Example 27 (The rank of an outer product)</w:t>
+        <w:t xml:space="preserve">Example 26 (The rank of an outer product)</w:t>
       </w:r>
       <w:r>
         <w:t xml:space="preserve"> </w:t>
@@ -67876,7 +67155,7 @@
           <w:rPr>
             <w:rStyle w:val="Hyperlink"/>
           </w:rPr>
-          <w:t xml:space="preserve">Example 26</w:t>
+          <w:t xml:space="preserve">Example 25</w:t>
         </w:r>
       </w:hyperlink>
       <w:r>
@@ -68199,9 +67478,9 @@
         <w:t xml:space="preserve">.</w:t>
       </w:r>
     </w:p>
-    <w:bookmarkEnd w:id="102"/>
-    <w:bookmarkStart w:id="109" w:name="refs"/>
-    <w:bookmarkStart w:id="104" w:name="ref-axler2024linear"/>
+    <w:bookmarkEnd w:id="104"/>
+    <w:bookmarkStart w:id="111" w:name="refs"/>
+    <w:bookmarkStart w:id="106" w:name="ref-axler2024linear"/>
     <w:p>
       <w:pPr>
         <w:pStyle w:val="Bibliography"/>
@@ -68225,7 +67504,7 @@
       <w:r>
         <w:t xml:space="preserve"> </w:t>
       </w:r>
-      <w:hyperlink r:id="rId103">
+      <w:hyperlink r:id="rId105">
         <w:r>
           <w:rPr>
             <w:rStyle w:val="Hyperlink"/>
@@ -68237,8 +67516,8 @@
         <w:t xml:space="preserve">.</w:t>
       </w:r>
     </w:p>
-    <w:bookmarkEnd w:id="104"/>
-    <w:bookmarkStart w:id="106" w:name="ref-banerjee2014linear"/>
+    <w:bookmarkEnd w:id="106"/>
+    <w:bookmarkStart w:id="108" w:name="ref-banerjee2014linear"/>
     <w:p>
       <w:pPr>
         <w:pStyle w:val="Bibliography"/>
@@ -68262,7 +67541,7 @@
       <w:r>
         <w:t xml:space="preserve"> </w:t>
       </w:r>
-      <w:hyperlink r:id="rId105">
+      <w:hyperlink r:id="rId107">
         <w:r>
           <w:rPr>
             <w:rStyle w:val="Hyperlink"/>
@@ -68274,8 +67553,8 @@
         <w:t xml:space="preserve">.</w:t>
       </w:r>
     </w:p>
-    <w:bookmarkEnd w:id="106"/>
-    <w:bookmarkStart w:id="108" w:name="ref-zhou2024vector"/>
+    <w:bookmarkEnd w:id="108"/>
+    <w:bookmarkStart w:id="110" w:name="ref-zhou2024vector"/>
     <w:p>
       <w:pPr>
         <w:pStyle w:val="Bibliography"/>
@@ -68299,7 +67578,7 @@
       <w:r>
         <w:t xml:space="preserve"> </w:t>
       </w:r>
-      <w:hyperlink r:id="rId107">
+      <w:hyperlink r:id="rId109">
         <w:r>
           <w:rPr>
             <w:rStyle w:val="Hyperlink"/>
@@ -68311,9 +67590,9 @@
         <w:t xml:space="preserve">.</w:t>
       </w:r>
     </w:p>
-    <w:bookmarkEnd w:id="108"/>
-    <w:bookmarkEnd w:id="109"/>
     <w:bookmarkEnd w:id="110"/>
+    <w:bookmarkEnd w:id="111"/>
+    <w:bookmarkEnd w:id="112"/>
     <w:sectPr>
       <w:footnotePr>
         <w:numRestart w:val="eachSect"/>
@@ -68866,9 +68145,6 @@
     <w:abstractNumId w:val="991"/>
   </w:num>
   <w:num w:numId="1020">
-    <w:abstractNumId w:val="991"/>
-  </w:num>
-  <w:num w:numId="1021">
     <w:abstractNumId w:val="99411"/>
     <w:lvlOverride w:ilvl="0">
       <w:startOverride w:val="1"/>
@@ -68898,10 +68174,10 @@
       <w:startOverride w:val="1"/>
     </w:lvlOverride>
   </w:num>
-  <w:num w:numId="1022">
+  <w:num w:numId="1021">
     <w:abstractNumId w:val="991"/>
   </w:num>
-  <w:num w:numId="1023">
+  <w:num w:numId="1022">
     <w:abstractNumId w:val="99411"/>
     <w:lvlOverride w:ilvl="0">
       <w:startOverride w:val="1"/>
@@ -68931,10 +68207,10 @@
       <w:startOverride w:val="1"/>
     </w:lvlOverride>
   </w:num>
-  <w:num w:numId="1024">
+  <w:num w:numId="1023">
     <w:abstractNumId w:val="991"/>
   </w:num>
-  <w:num w:numId="1025">
+  <w:num w:numId="1024">
     <w:abstractNumId w:val="99411"/>
     <w:lvlOverride w:ilvl="0">
       <w:startOverride w:val="1"/>
